--- a/eng/docx/16.content.docx
+++ b/eng/docx/16.content.docx
@@ -7,6 +7,15 @@
       <w:r/>
     </w:p>
     <w:p>
+      <w:pPr>
+        <w:pStyle w:val="Heading2"/>
+      </w:pPr>
+      <w:r>
+        <w:t>Resource: Study Notes (Tyndale)</w:t>
+      </w:r>
+      <w:r/>
+    </w:p>
+    <w:p>
       <w:r/>
       <w:r>
         <w:rPr>
@@ -46,7 +55,7 @@
         <w:pStyle w:val="Heading1"/>
       </w:pPr>
       <w:r>
-        <w:t>Aquifer Open Study Notes</w:t>
+        <w:t>Study Notes (Tyndale)</w:t>
       </w:r>
     </w:p>
     <w:p>
@@ -55,6 +64,51 @@
           <w:headerReference w:type="even" r:id="rId8"/>
           <w:headerReference w:type="default" r:id="rId9"/>
           <w:footerReference w:type="default" r:id="rId10"/>
+          <w:footnotePr>
+            <w:numRestart w:val="eachSect"/>
+          </w:footnotePr>
+          <w:type w:val="continuous"/>
+          <w:pgSz w:w="12240" w:h="15840" w:code="1"/>
+          <w:pgMar w:top="1440" w:right="1440" w:bottom="1440" w:left="1440" w:header="504" w:footer="504" w:gutter="0"/>
+          <w:cols w:space="708"/>
+          <w:titlePg/>
+          <w:docGrid w:linePitch="360"/>
+        </w:sectPr>
+      </w:pPr>
+    </w:p>
+    <w:p>
+      <w:r/>
+    </w:p>
+    <w:p>
+      <w:pPr>
+        <w:pStyle w:val="Heading2"/>
+      </w:pPr>
+      <w:r>
+        <w:t>NEH</w:t>
+      </w:r>
+      <w:r/>
+    </w:p>
+    <w:p>
+      <w:r/>
+      <w:r>
+        <w:rPr>
+          <w:i/>
+        </w:rPr>
+        <w:t>Nehemiah 1:1, Nehemiah 1:1–2.20, Nehemiah 1:2, Nehemiah 1:3, Nehemiah 1:4, Nehemiah 1:5–11, Nehemiah 1:6, Nehemiah 1:8–9, Nehemiah 1:10, Nehemiah 1:11, Nehemiah 2:1, Nehemiah 2:2, Nehemiah 2:3, Nehemiah 2:4, Nehemiah 2:5, Nehemiah 2:6, Nehemiah 2:8, Nehemiah 2:9, Nehemiah 2:10, Nehemiah 2:12–15, Nehemiah 2:13, Nehemiah 2:14, Nehemiah 2:16–17, Nehemiah 2:18, Nehemiah 2:19, Nehemiah 2:20, Nehemiah 3:1, Nehemiah 3:1–5, Nehemiah 3:1–32, Nehemiah 3:3, Nehemiah 3:4, Nehemiah 3:5, Nehemiah 3:6, Nehemiah 3:6–8, Nehemiah 3:7, Nehemiah 3:8, Nehemiah 3:9–13, Nehemiah 3:11, Nehemiah 3:13, Nehemiah 3:14, Nehemiah 3:14–15, Nehemiah 3:15, Nehemiah 3:16, Nehemiah 3:16–32, Nehemiah 3:24, Nehemiah 3:25–26, Nehemiah 3:28–32, Nehemiah 4:2, Nehemiah 4:4, Nehemiah 4:5, Nehemiah 4:6, Nehemiah 4:7, Nehemiah 4:9, Nehemiah 4:11, Nehemiah 4:12, Nehemiah 4:13, Nehemiah 4:14, Nehemiah 4:15, Nehemiah 4:18–19, Nehemiah 4:20, Nehemiah 4:23, Nehemiah 5:1–13, Nehemiah 5:2, Nehemiah 5:3, Nehemiah 5:4, Nehemiah 5:5, Nehemiah 5:6–7, Nehemiah 5:9, Nehemiah 5:10, Nehemiah 5:11, Nehemiah 5:12, Nehemiah 5:14, Nehemiah 5:14–19, Nehemiah 5:15, Nehemiah 5:19, Nehemiah 6:1–19, Nehemiah 6:2, Nehemiah 6:6–7, Nehemiah 6:11, Nehemiah 6:15–16, Nehemiah 7:1, Nehemiah 7:2, Nehemiah 7:3, Nehemiah 7:4–5, Nehemiah 7:6, Nehemiah 7:7, Nehemiah 7:8–38, Nehemiah 7:39–60, Nehemiah 7:60, Nehemiah 7:61–62, Nehemiah 7:65, Nehemiah 7:66, Nehemiah 7:70–72, Nehemiah 7:73, Nehemiah 7:73–10.39, Nehemiah 8:1, Nehemiah 8:2, Nehemiah 8:3, Nehemiah 8:4, Nehemiah 8:5, Nehemiah 8:6, Nehemiah 8:7–9, Nehemiah 8:9–10, Nehemiah 8:10, Nehemiah 8:15, Nehemiah 8:16, Nehemiah 8:17, Nehemiah 8:18, Nehemiah 9:2, Nehemiah 9:3, Nehemiah 9:5–6, Nehemiah 9:5–37, Nehemiah 9:7–8, Nehemiah 9:9, Nehemiah 9:10–11, Nehemiah 9:12–21, Nehemiah 9:24, Nehemiah 9:25, Nehemiah 9:26–27, Nehemiah 9:28–31, Nehemiah 9:32–37, Nehemiah 9:38, Nehemiah 9:38–10.39, Nehemiah 10:1–27, Nehemiah 10:28, Nehemiah 10:29, Nehemiah 10:30, Nehemiah 10:30–39, Nehemiah 10:31, Nehemiah 10:33, Nehemiah 10:34, Nehemiah 10:35–37, Nehemiah 10:37–39, Nehemiah 11:1–2, Nehemiah 11:1–36, Nehemiah 11:4, Nehemiah 11:16, Nehemiah 11:17, Nehemiah 11:21, Nehemiah 11:24, Nehemiah 11:30, Nehemiah 12:1–9, Nehemiah 12:1–26, Nehemiah 12:7, Nehemiah 12:8–9, Nehemiah 12:10–11, Nehemiah 12:12–21, Nehemiah 12:27–29, Nehemiah 12:27–43, Nehemiah 12:30, Nehemiah 12:31–37, Nehemiah 12:35, Nehemiah 12:38–39, Nehemiah 12:43, Nehemiah 12:44–47, Nehemiah 12:46, Nehemiah 12:47, Nehemiah 13:1–3, Nehemiah 13:4–5, Nehemiah 13:4–14, Nehemiah 13:6, Nehemiah 13:8–9, Nehemiah 13:10–12, Nehemiah 13:13, Nehemiah 13:14, Nehemiah 13:15–16, Nehemiah 13:15–31, Nehemiah 13:19, Nehemiah 13:22, Nehemiah 13:23–24, Nehemiah 13:25, Nehemiah 13:26–27, Nehemiah 13:28, Nehemiah 13:29, Nehemiah 13:30–31</w:t>
+      </w:r>
+      <w:r/>
+    </w:p>
+    <w:p>
+      <w:r/>
+      <w:r>
+        <w:t xml:space="preserve"> </w:t>
+      </w:r>
+      <w:r/>
+      <w:r/>
+    </w:p>
+    <w:p>
+      <w:pPr>
+        <w:sectPr>
           <w:footnotePr>
             <w:numRestart w:val="eachSect"/>
           </w:footnotePr>

--- a/eng/docx/16.content.docx
+++ b/eng/docx/16.content.docx
@@ -163,13 +163,6 @@
         <w:rPr>
           <w:lang w:val="en_US" w:bidi="en_US"/>
         </w:rPr>
-      </w:r>
-      <w:r>
-        <w:rPr>
-          <w:i/>
-          <w:lang w:val="en_US" w:bidi="en_US"/>
-        </w:rPr>
-        <w:t>Nehemiah 1:1, Nehemiah 1:1–2.20, Nehemiah 1:2, Nehemiah 1:3, Nehemiah 1:4, Nehemiah 1:5–11, Nehemiah 1:6, Nehemiah 1:8–9, Nehemiah 1:10, Nehemiah 1:11, Nehemiah 2:1, Nehemiah 2:2, Nehemiah 2:3, Nehemiah 2:4, Nehemiah 2:5, Nehemiah 2:6, Nehemiah 2:8, Nehemiah 2:9, Nehemiah 2:10, Nehemiah 2:12–15, Nehemiah 2:13, Nehemiah 2:14, Nehemiah 2:16–17, Nehemiah 2:18, Nehemiah 2:19, Nehemiah 2:20, Nehemiah 3:1, Nehemiah 3:1–5, Nehemiah 3:1–32, Nehemiah 3:3, Nehemiah 3:4, Nehemiah 3:5, Nehemiah 3:6, Nehemiah 3:6–8, Nehemiah 3:7, Nehemiah 3:8, Nehemiah 3:9–13, Nehemiah 3:11, Nehemiah 3:13, Nehemiah 3:14, Nehemiah 3:14–15, Nehemiah 3:15, Nehemiah 3:16, Nehemiah 3:16–32, Nehemiah 3:24, Nehemiah 3:25–26, Nehemiah 3:28–32, Nehemiah 4:2, Nehemiah 4:4, Nehemiah 4:5, Nehemiah 4:6, Nehemiah 4:7, Nehemiah 4:9, Nehemiah 4:11, Nehemiah 4:12, Nehemiah 4:13, Nehemiah 4:14, Nehemiah 4:15, Nehemiah 4:18–19, Nehemiah 4:20, Nehemiah 4:23, Nehemiah 5:1–13, Nehemiah 5:2, Nehemiah 5:3, Nehemiah 5:4, Nehemiah 5:5, Nehemiah 5:6–7, Nehemiah 5:9, Nehemiah 5:10, Nehemiah 5:11, Nehemiah 5:12, Nehemiah 5:14, Nehemiah 5:14–19, Nehemiah 5:15, Nehemiah 5:19, Nehemiah 6:1–19, Nehemiah 6:2, Nehemiah 6:6–7, Nehemiah 6:11, Nehemiah 6:15–16, Nehemiah 7:1, Nehemiah 7:2, Nehemiah 7:3, Nehemiah 7:4–5, Nehemiah 7:6, Nehemiah 7:7, Nehemiah 7:8–38, Nehemiah 7:39–60, Nehemiah 7:60, Nehemiah 7:61–62, Nehemiah 7:65, Nehemiah 7:66, Nehemiah 7:70–72, Nehemiah 7:73, Nehemiah 7:73–10.39, Nehemiah 8:1, Nehemiah 8:2, Nehemiah 8:3, Nehemiah 8:4, Nehemiah 8:5, Nehemiah 8:6, Nehemiah 8:7–9, Nehemiah 8:9–10, Nehemiah 8:10, Nehemiah 8:15, Nehemiah 8:16, Nehemiah 8:17, Nehemiah 8:18, Nehemiah 9:2, Nehemiah 9:3, Nehemiah 9:5–6, Nehemiah 9:5–37, Nehemiah 9:7–8, Nehemiah 9:9, Nehemiah 9:10–11, Nehemiah 9:12–21, Nehemiah 9:24, Nehemiah 9:25, Nehemiah 9:26–27, Nehemiah 9:28–31, Nehemiah 9:32–37, Nehemiah 9:38, Nehemiah 9:38–10.39, Nehemiah 10:1–27, Nehemiah 10:28, Nehemiah 10:29, Nehemiah 10:30, Nehemiah 10:30–39, Nehemiah 10:31, Nehemiah 10:33, Nehemiah 10:34, Nehemiah 10:35–37, Nehemiah 10:37–39, Nehemiah 11:1–2, Nehemiah 11:1–36, Nehemiah 11:4, Nehemiah 11:16, Nehemiah 11:17, Nehemiah 11:21, Nehemiah 11:24, Nehemiah 11:30, Nehemiah 12:1–9, Nehemiah 12:1–26, Nehemiah 12:7, Nehemiah 12:8–9, Nehemiah 12:10–11, Nehemiah 12:12–21, Nehemiah 12:27–29, Nehemiah 12:27–43, Nehemiah 12:30, Nehemiah 12:31–37, Nehemiah 12:35, Nehemiah 12:38–39, Nehemiah 12:43, Nehemiah 12:44–47, Nehemiah 12:46, Nehemiah 12:47, Nehemiah 13:1–3, Nehemiah 13:4–5, Nehemiah 13:4–14, Nehemiah 13:6, Nehemiah 13:8–9, Nehemiah 13:10–12, Nehemiah 13:13, Nehemiah 13:14, Nehemiah 13:15–16, Nehemiah 13:15–31, Nehemiah 13:19, Nehemiah 13:22, Nehemiah 13:23–24, Nehemiah 13:25, Nehemiah 13:26–27, Nehemiah 13:28, Nehemiah 13:29, Nehemiah 13:30–31</w:t>
       </w:r>
       <w:r>
         <w:rPr>

--- a/eng/docx/16.content.docx
+++ b/eng/docx/16.content.docx
@@ -150,19 +150,6 @@
           <w:lang w:val="en_US" w:bidi="en_US"/>
         </w:rPr>
         <w:t>NEH</w:t>
-      </w:r>
-      <w:r>
-        <w:rPr>
-          <w:lang w:val="en_US" w:bidi="en_US"/>
-        </w:rPr>
-      </w:r>
-    </w:p>
-    <w:p>
-      <w:pPr/>
-      <w:r>
-        <w:rPr>
-          <w:lang w:val="en_US" w:bidi="en_US"/>
-        </w:rPr>
       </w:r>
       <w:r>
         <w:rPr>

--- a/eng/docx/16.content.docx
+++ b/eng/docx/16.content.docx
@@ -19,7 +19,7 @@
         <w:rPr>
           <w:lang w:val="en_US" w:bidi="en_US"/>
         </w:rPr>
-        <w:t>Resource: Study Notes (Tyndale)</w:t>
+        <w:t>Resource: Tyndale Open Study Notes</w:t>
       </w:r>
       <w:r>
         <w:rPr>
@@ -112,7 +112,7 @@
         <w:rPr>
           <w:lang w:val="en_US" w:bidi="en_US"/>
         </w:rPr>
-        <w:t>Study Notes (Tyndale)</w:t>
+        <w:t>Tyndale Open Study Notes</w:t>
       </w:r>
     </w:p>
     <w:p>

--- a/eng/docx/16.content.docx
+++ b/eng/docx/16.content.docx
@@ -19,7 +19,7 @@
         <w:rPr>
           <w:lang w:val="en_US" w:bidi="en_US"/>
         </w:rPr>
-        <w:t>Resource: Tyndale Open Study Notes</w:t>
+        <w:t>Resource: Aquifer Open Study Notes</w:t>
       </w:r>
       <w:r>
         <w:rPr>
@@ -112,7 +112,7 @@
         <w:rPr>
           <w:lang w:val="en_US" w:bidi="en_US"/>
         </w:rPr>
-        <w:t>Tyndale Open Study Notes</w:t>
+        <w:t>Aquifer Open Study Notes</w:t>
       </w:r>
     </w:p>
     <w:p>

--- a/eng/docx/16.content.docx
+++ b/eng/docx/16.content.docx
@@ -303,54 +303,36 @@
         </w:rPr>
         <w:t>When Nehemiah heard about Jerusalem's ruins, he prayed for God's help (</w:t>
       </w:r>
-      <w:hyperlink r:id="rId13">
-        <w:r>
-          <w:rPr>
-            <w:lang w:val="en_US" w:bidi="en_US"/>
-          </w:rPr>
-          <w:rPr>
-            <w:color w:val="0000EE"/>
-            <w:u w:val="single"/>
-          </w:rPr>
-          <w:t>Nehemiah 1:1–11</w:t>
-        </w:r>
-      </w:hyperlink>
+      <w:r>
+        <w:rPr>
+          <w:lang w:val="en_US" w:bidi="en_US"/>
+        </w:rPr>
+        <w:t>Nehemiah 1:1–11</w:t>
+      </w:r>
       <w:r>
         <w:rPr>
           <w:lang w:val="en_US" w:bidi="en_US"/>
         </w:rPr>
         <w:t>) and asked the king to send him to Jerusalem (</w:t>
       </w:r>
-      <w:hyperlink r:id="rId14">
-        <w:r>
-          <w:rPr>
-            <w:lang w:val="en_US" w:bidi="en_US"/>
-          </w:rPr>
-          <w:rPr>
-            <w:color w:val="0000EE"/>
-            <w:u w:val="single"/>
-          </w:rPr>
-          <w:t>2:1–8</w:t>
-        </w:r>
-      </w:hyperlink>
+      <w:r>
+        <w:rPr>
+          <w:lang w:val="en_US" w:bidi="en_US"/>
+        </w:rPr>
+        <w:t>2:1–8</w:t>
+      </w:r>
       <w:r>
         <w:rPr>
           <w:lang w:val="en_US" w:bidi="en_US"/>
         </w:rPr>
         <w:t>). Upon arrival, he urged the people to rebuild the city's wall (</w:t>
       </w:r>
-      <w:hyperlink r:id="rId15">
-        <w:r>
-          <w:rPr>
-            <w:lang w:val="en_US" w:bidi="en_US"/>
-          </w:rPr>
-          <w:rPr>
-            <w:color w:val="0000EE"/>
-            <w:u w:val="single"/>
-          </w:rPr>
-          <w:t>Nehemiah 2:11–20</w:t>
-        </w:r>
-      </w:hyperlink>
+      <w:r>
+        <w:rPr>
+          <w:lang w:val="en_US" w:bidi="en_US"/>
+        </w:rPr>
+        <w:t>Nehemiah 2:11–20</w:t>
+      </w:r>
       <w:r>
         <w:rPr>
           <w:lang w:val="en_US" w:bidi="en_US"/>
@@ -409,18 +391,12 @@
         </w:rPr>
         <w:t xml:space="preserve">Hanani might have been one of Nehemiah’s actual brothers. In Hebrew, this word can also mean a fellow countryman (for example, </w:t>
       </w:r>
-      <w:hyperlink r:id="rId16">
-        <w:r>
-          <w:rPr>
-            <w:lang w:val="en_US" w:bidi="en_US"/>
-          </w:rPr>
-          <w:rPr>
-            <w:color w:val="0000EE"/>
-            <w:u w:val="single"/>
-          </w:rPr>
-          <w:t>Deuteronomy 1:16</w:t>
-        </w:r>
-      </w:hyperlink>
+      <w:r>
+        <w:rPr>
+          <w:lang w:val="en_US" w:bidi="en_US"/>
+        </w:rPr>
+        <w:t>Deuteronomy 1:16</w:t>
+      </w:r>
       <w:r>
         <w:rPr>
           <w:lang w:val="en_US" w:bidi="en_US"/>
@@ -452,36 +428,24 @@
         </w:rPr>
         <w:t xml:space="preserve">: See </w:t>
       </w:r>
-      <w:hyperlink r:id="rId17">
-        <w:r>
-          <w:rPr>
-            <w:lang w:val="en_US" w:bidi="en_US"/>
-          </w:rPr>
-          <w:rPr>
-            <w:color w:val="0000EE"/>
-            <w:u w:val="single"/>
-          </w:rPr>
-          <w:t>Ezra 2:64–65</w:t>
-        </w:r>
-      </w:hyperlink>
+      <w:r>
+        <w:rPr>
+          <w:lang w:val="en_US" w:bidi="en_US"/>
+        </w:rPr>
+        <w:t>Ezra 2:64–65</w:t>
+      </w:r>
       <w:r>
         <w:rPr>
           <w:lang w:val="en_US" w:bidi="en_US"/>
         </w:rPr>
         <w:t xml:space="preserve">; </w:t>
       </w:r>
-      <w:hyperlink r:id="rId18">
-        <w:r>
-          <w:rPr>
-            <w:lang w:val="en_US" w:bidi="en_US"/>
-          </w:rPr>
-          <w:rPr>
-            <w:color w:val="0000EE"/>
-            <w:u w:val="single"/>
-          </w:rPr>
-          <w:t>8:1–14</w:t>
-        </w:r>
-      </w:hyperlink>
+      <w:r>
+        <w:rPr>
+          <w:lang w:val="en_US" w:bidi="en_US"/>
+        </w:rPr>
+        <w:t>8:1–14</w:t>
+      </w:r>
       <w:r>
         <w:rPr>
           <w:lang w:val="en_US" w:bidi="en_US"/>
@@ -553,18 +517,12 @@
         </w:rPr>
         <w:t xml:space="preserve"> This likely refers to a recent event in Jerusalem (see </w:t>
       </w:r>
-      <w:hyperlink r:id="rId19">
-        <w:r>
-          <w:rPr>
-            <w:lang w:val="en_US" w:bidi="en_US"/>
-          </w:rPr>
-          <w:rPr>
-            <w:color w:val="0000EE"/>
-            <w:u w:val="single"/>
-          </w:rPr>
-          <w:t>Ezra 4:6–23</w:t>
-        </w:r>
-      </w:hyperlink>
+      <w:r>
+        <w:rPr>
+          <w:lang w:val="en_US" w:bidi="en_US"/>
+        </w:rPr>
+        <w:t>Ezra 4:6–23</w:t>
+      </w:r>
       <w:r>
         <w:rPr>
           <w:lang w:val="en_US" w:bidi="en_US"/>
@@ -589,36 +547,24 @@
         </w:rPr>
         <w:t xml:space="preserve">disgrace: Foreigners could mock the destroyed city, claiming it showed that Israel’s God was too weak to protect it (compare </w:t>
       </w:r>
-      <w:hyperlink r:id="rId20">
-        <w:r>
-          <w:rPr>
-            <w:lang w:val="en_US" w:bidi="en_US"/>
-          </w:rPr>
-          <w:rPr>
-            <w:color w:val="0000EE"/>
-            <w:u w:val="single"/>
-          </w:rPr>
-          <w:t>Joel 2:17</w:t>
-        </w:r>
-      </w:hyperlink>
+      <w:r>
+        <w:rPr>
+          <w:lang w:val="en_US" w:bidi="en_US"/>
+        </w:rPr>
+        <w:t>Joel 2:17</w:t>
+      </w:r>
       <w:r>
         <w:rPr>
           <w:lang w:val="en_US" w:bidi="en_US"/>
         </w:rPr>
         <w:t xml:space="preserve">; </w:t>
       </w:r>
-      <w:hyperlink r:id="rId21">
-        <w:r>
-          <w:rPr>
-            <w:lang w:val="en_US" w:bidi="en_US"/>
-          </w:rPr>
-          <w:rPr>
-            <w:color w:val="0000EE"/>
-            <w:u w:val="single"/>
-          </w:rPr>
-          <w:t>Micah 7:8–10</w:t>
-        </w:r>
-      </w:hyperlink>
+      <w:r>
+        <w:rPr>
+          <w:lang w:val="en_US" w:bidi="en_US"/>
+        </w:rPr>
+        <w:t>Micah 7:8–10</w:t>
+      </w:r>
       <w:r>
         <w:rPr>
           <w:lang w:val="en_US" w:bidi="en_US"/>
@@ -673,36 +619,24 @@
         </w:rPr>
         <w:t xml:space="preserve">Nehemiah mourned, fasted, and prayed for about four months (compare </w:t>
       </w:r>
-      <w:hyperlink r:id="rId22">
-        <w:r>
-          <w:rPr>
-            <w:lang w:val="en_US" w:bidi="en_US"/>
-          </w:rPr>
-          <w:rPr>
-            <w:color w:val="0000EE"/>
-            <w:u w:val="single"/>
-          </w:rPr>
-          <w:t>Nehemiah 1:1</w:t>
-        </w:r>
-      </w:hyperlink>
+      <w:r>
+        <w:rPr>
+          <w:lang w:val="en_US" w:bidi="en_US"/>
+        </w:rPr>
+        <w:t>Nehemiah 1:1</w:t>
+      </w:r>
       <w:r>
         <w:rPr>
           <w:lang w:val="en_US" w:bidi="en_US"/>
         </w:rPr>
         <w:t xml:space="preserve">; </w:t>
       </w:r>
-      <w:hyperlink r:id="rId23">
-        <w:r>
-          <w:rPr>
-            <w:lang w:val="en_US" w:bidi="en_US"/>
-          </w:rPr>
-          <w:rPr>
-            <w:color w:val="0000EE"/>
-            <w:u w:val="single"/>
-          </w:rPr>
-          <w:t>2:1</w:t>
-        </w:r>
-      </w:hyperlink>
+      <w:r>
+        <w:rPr>
+          <w:lang w:val="en_US" w:bidi="en_US"/>
+        </w:rPr>
+        <w:t>2:1</w:t>
+      </w:r>
       <w:r>
         <w:rPr>
           <w:lang w:val="en_US" w:bidi="en_US"/>
@@ -775,18 +709,12 @@
         </w:rPr>
         <w:t>Praise (</w:t>
       </w:r>
-      <w:hyperlink r:id="rId24">
-        <w:r>
-          <w:rPr>
-            <w:lang w:val="en_US" w:bidi="en_US"/>
-          </w:rPr>
-          <w:rPr>
-            <w:color w:val="0000EE"/>
-            <w:u w:val="single"/>
-          </w:rPr>
-          <w:t>Nehemiah 1:5</w:t>
-        </w:r>
-      </w:hyperlink>
+      <w:r>
+        <w:rPr>
+          <w:lang w:val="en_US" w:bidi="en_US"/>
+        </w:rPr>
+        <w:t>Nehemiah 1:5</w:t>
+      </w:r>
       <w:r>
         <w:rPr>
           <w:lang w:val="en_US" w:bidi="en_US"/>
@@ -811,18 +739,12 @@
         </w:rPr>
         <w:t>Confession (</w:t>
       </w:r>
-      <w:hyperlink r:id="rId25">
-        <w:r>
-          <w:rPr>
-            <w:lang w:val="en_US" w:bidi="en_US"/>
-          </w:rPr>
-          <w:rPr>
-            <w:color w:val="0000EE"/>
-            <w:u w:val="single"/>
-          </w:rPr>
-          <w:t>Nehemiah 1:6–7</w:t>
-        </w:r>
-      </w:hyperlink>
+      <w:r>
+        <w:rPr>
+          <w:lang w:val="en_US" w:bidi="en_US"/>
+        </w:rPr>
+        <w:t>Nehemiah 1:6–7</w:t>
+      </w:r>
       <w:r>
         <w:rPr>
           <w:lang w:val="en_US" w:bidi="en_US"/>
@@ -847,18 +769,12 @@
         </w:rPr>
         <w:t>Remembering God’s promises (</w:t>
       </w:r>
-      <w:hyperlink r:id="rId26">
-        <w:r>
-          <w:rPr>
-            <w:lang w:val="en_US" w:bidi="en_US"/>
-          </w:rPr>
-          <w:rPr>
-            <w:color w:val="0000EE"/>
-            <w:u w:val="single"/>
-          </w:rPr>
-          <w:t>Nehemiah 1:8–9</w:t>
-        </w:r>
-      </w:hyperlink>
+      <w:r>
+        <w:rPr>
+          <w:lang w:val="en_US" w:bidi="en_US"/>
+        </w:rPr>
+        <w:t>Nehemiah 1:8–9</w:t>
+      </w:r>
       <w:r>
         <w:rPr>
           <w:lang w:val="en_US" w:bidi="en_US"/>
@@ -883,18 +799,12 @@
         </w:rPr>
         <w:t>A request (</w:t>
       </w:r>
-      <w:hyperlink r:id="rId27">
-        <w:r>
-          <w:rPr>
-            <w:lang w:val="en_US" w:bidi="en_US"/>
-          </w:rPr>
-          <w:rPr>
-            <w:color w:val="0000EE"/>
-            <w:u w:val="single"/>
-          </w:rPr>
-          <w:t>Nehemiah 1:10–11</w:t>
-        </w:r>
-      </w:hyperlink>
+      <w:r>
+        <w:rPr>
+          <w:lang w:val="en_US" w:bidi="en_US"/>
+        </w:rPr>
+        <w:t>Nehemiah 1:10–11</w:t>
+      </w:r>
       <w:r>
         <w:rPr>
           <w:lang w:val="en_US" w:bidi="en_US"/>
@@ -976,36 +886,24 @@
         </w:rPr>
         <w:t xml:space="preserve"> Like Ezra (</w:t>
       </w:r>
-      <w:hyperlink r:id="rId28">
-        <w:r>
-          <w:rPr>
-            <w:lang w:val="en_US" w:bidi="en_US"/>
-          </w:rPr>
-          <w:rPr>
-            <w:color w:val="0000EE"/>
-            <w:u w:val="single"/>
-          </w:rPr>
-          <w:t>Ezra 9:5–15</w:t>
-        </w:r>
-      </w:hyperlink>
+      <w:r>
+        <w:rPr>
+          <w:lang w:val="en_US" w:bidi="en_US"/>
+        </w:rPr>
+        <w:t>Ezra 9:5–15</w:t>
+      </w:r>
       <w:r>
         <w:rPr>
           <w:lang w:val="en_US" w:bidi="en_US"/>
         </w:rPr>
         <w:t>) and Daniel (</w:t>
       </w:r>
-      <w:hyperlink r:id="rId29">
-        <w:r>
-          <w:rPr>
-            <w:lang w:val="en_US" w:bidi="en_US"/>
-          </w:rPr>
-          <w:rPr>
-            <w:color w:val="0000EE"/>
-            <w:u w:val="single"/>
-          </w:rPr>
-          <w:t>Daniel 9:4–19</w:t>
-        </w:r>
-      </w:hyperlink>
+      <w:r>
+        <w:rPr>
+          <w:lang w:val="en_US" w:bidi="en_US"/>
+        </w:rPr>
+        <w:t>Daniel 9:4–19</w:t>
+      </w:r>
       <w:r>
         <w:rPr>
           <w:lang w:val="en_US" w:bidi="en_US"/>
@@ -1064,36 +962,24 @@
         </w:rPr>
         <w:t>Nehemiah remembers God's curse on sin and his promise to restore (</w:t>
       </w:r>
-      <w:hyperlink r:id="rId30">
-        <w:r>
-          <w:rPr>
-            <w:lang w:val="en_US" w:bidi="en_US"/>
-          </w:rPr>
-          <w:rPr>
-            <w:color w:val="0000EE"/>
-            <w:u w:val="single"/>
-          </w:rPr>
-          <w:t>Deuteronomy 4:25–31</w:t>
-        </w:r>
-      </w:hyperlink>
+      <w:r>
+        <w:rPr>
+          <w:lang w:val="en_US" w:bidi="en_US"/>
+        </w:rPr>
+        <w:t>Deuteronomy 4:25–31</w:t>
+      </w:r>
       <w:r>
         <w:rPr>
           <w:lang w:val="en_US" w:bidi="en_US"/>
         </w:rPr>
         <w:t xml:space="preserve">; </w:t>
       </w:r>
-      <w:hyperlink r:id="rId31">
-        <w:r>
-          <w:rPr>
-            <w:lang w:val="en_US" w:bidi="en_US"/>
-          </w:rPr>
-          <w:rPr>
-            <w:color w:val="0000EE"/>
-            <w:u w:val="single"/>
-          </w:rPr>
-          <w:t>30:1–5</w:t>
-        </w:r>
-      </w:hyperlink>
+      <w:r>
+        <w:rPr>
+          <w:lang w:val="en_US" w:bidi="en_US"/>
+        </w:rPr>
+        <w:t>30:1–5</w:t>
+      </w:r>
       <w:r>
         <w:rPr>
           <w:lang w:val="en_US" w:bidi="en_US"/>
@@ -1180,18 +1066,12 @@
         </w:rPr>
         <w:t>Nehemiah refers to God's long-standing covenant with the Israelites. God rescued them during the exodus (</w:t>
       </w:r>
-      <w:hyperlink r:id="rId32">
-        <w:r>
-          <w:rPr>
-            <w:lang w:val="en_US" w:bidi="en_US"/>
-          </w:rPr>
-          <w:rPr>
-            <w:color w:val="0000EE"/>
-            <w:u w:val="single"/>
-          </w:rPr>
-          <w:t>Deuteronomy 9:29</w:t>
-        </w:r>
-      </w:hyperlink>
+      <w:r>
+        <w:rPr>
+          <w:lang w:val="en_US" w:bidi="en_US"/>
+        </w:rPr>
+        <w:t>Deuteronomy 9:29</w:t>
+      </w:r>
       <w:r>
         <w:rPr>
           <w:lang w:val="en_US" w:bidi="en_US"/>
@@ -1378,18 +1258,12 @@
         </w:rPr>
         <w:t>Nehemiah felt scared because he showed his sadness and did not know how the king would react if he explained why he was upset. King Artaxerxes had earlier ordered that Jerusalem should not be rebuilt (</w:t>
       </w:r>
-      <w:hyperlink r:id="rId33">
-        <w:r>
-          <w:rPr>
-            <w:lang w:val="en_US" w:bidi="en_US"/>
-          </w:rPr>
-          <w:rPr>
-            <w:color w:val="0000EE"/>
-            <w:u w:val="single"/>
-          </w:rPr>
-          <w:t>Ezra 4:21–22</w:t>
-        </w:r>
-      </w:hyperlink>
+      <w:r>
+        <w:rPr>
+          <w:lang w:val="en_US" w:bidi="en_US"/>
+        </w:rPr>
+        <w:t>Ezra 4:21–22</w:t>
+      </w:r>
       <w:r>
         <w:rPr>
           <w:lang w:val="en_US" w:bidi="en_US"/>
@@ -1457,18 +1331,12 @@
         </w:rPr>
         <w:t xml:space="preserve"> (compare </w:t>
       </w:r>
-      <w:hyperlink r:id="rId34">
-        <w:r>
-          <w:rPr>
-            <w:lang w:val="en_US" w:bidi="en_US"/>
-          </w:rPr>
-          <w:rPr>
-            <w:color w:val="0000EE"/>
-            <w:u w:val="single"/>
-          </w:rPr>
-          <w:t>Daniel 2:4</w:t>
-        </w:r>
-      </w:hyperlink>
+      <w:r>
+        <w:rPr>
+          <w:lang w:val="en_US" w:bidi="en_US"/>
+        </w:rPr>
+        <w:t>Daniel 2:4</w:t>
+      </w:r>
       <w:r>
         <w:rPr>
           <w:lang w:val="en_US" w:bidi="en_US"/>
@@ -1598,18 +1466,12 @@
         </w:rPr>
         <w:t>: Artaxerxes’ willingness to consider this proposal is surprising given Jerusalem’s history of rebellions against Persia (</w:t>
       </w:r>
-      <w:hyperlink r:id="rId35">
-        <w:r>
-          <w:rPr>
-            <w:lang w:val="en_US" w:bidi="en_US"/>
-          </w:rPr>
-          <w:rPr>
-            <w:color w:val="0000EE"/>
-            <w:u w:val="single"/>
-          </w:rPr>
-          <w:t>Ezra 4:17–23</w:t>
-        </w:r>
-      </w:hyperlink>
+      <w:r>
+        <w:rPr>
+          <w:lang w:val="en_US" w:bidi="en_US"/>
+        </w:rPr>
+        <w:t>Ezra 4:17–23</w:t>
+      </w:r>
       <w:r>
         <w:rPr>
           <w:lang w:val="en_US" w:bidi="en_US"/>
@@ -1671,18 +1533,12 @@
         </w:rPr>
         <w:t xml:space="preserve"> (see </w:t>
       </w:r>
-      <w:hyperlink r:id="rId36">
-        <w:r>
-          <w:rPr>
-            <w:lang w:val="en_US" w:bidi="en_US"/>
-          </w:rPr>
-          <w:rPr>
-            <w:color w:val="0000EE"/>
-            <w:u w:val="single"/>
-          </w:rPr>
-          <w:t>Ezra 5:14</w:t>
-        </w:r>
-      </w:hyperlink>
+      <w:r>
+        <w:rPr>
+          <w:lang w:val="en_US" w:bidi="en_US"/>
+        </w:rPr>
+        <w:t>Ezra 5:14</w:t>
+      </w:r>
       <w:r>
         <w:rPr>
           <w:lang w:val="en_US" w:bidi="en_US"/>
@@ -1814,18 +1670,12 @@
         </w:rPr>
         <w:t xml:space="preserve">Nehemiah was a government official, so officers and horsemen escorted him to Jerusalem (compare </w:t>
       </w:r>
-      <w:hyperlink r:id="rId37">
-        <w:r>
-          <w:rPr>
-            <w:lang w:val="en_US" w:bidi="en_US"/>
-          </w:rPr>
-          <w:rPr>
-            <w:color w:val="0000EE"/>
-            <w:u w:val="single"/>
-          </w:rPr>
-          <w:t>Ezra 8:22</w:t>
-        </w:r>
-      </w:hyperlink>
+      <w:r>
+        <w:rPr>
+          <w:lang w:val="en_US" w:bidi="en_US"/>
+        </w:rPr>
+        <w:t>Ezra 8:22</w:t>
+      </w:r>
       <w:r>
         <w:rPr>
           <w:lang w:val="en_US" w:bidi="en_US"/>
@@ -1927,36 +1777,24 @@
         </w:rPr>
         <w:t xml:space="preserve">: He was likely from Upper or Lower Horon (Beth-horon, </w:t>
       </w:r>
-      <w:hyperlink r:id="rId38">
-        <w:r>
-          <w:rPr>
-            <w:lang w:val="en_US" w:bidi="en_US"/>
-          </w:rPr>
-          <w:rPr>
-            <w:color w:val="0000EE"/>
-            <w:u w:val="single"/>
-          </w:rPr>
-          <w:t>Joshua 16:3</w:t>
-        </w:r>
-      </w:hyperlink>
+      <w:r>
+        <w:rPr>
+          <w:lang w:val="en_US" w:bidi="en_US"/>
+        </w:rPr>
+        <w:t>Joshua 16:3</w:t>
+      </w:r>
       <w:r>
         <w:rPr>
           <w:lang w:val="en_US" w:bidi="en_US"/>
         </w:rPr>
         <w:t>), about 19 kilometers (12 miles) northwest of Jerusalem. Sanballat's name suggests he might have descended from the Assyrians brought by Sargon II after Samaria's fall (</w:t>
       </w:r>
-      <w:hyperlink r:id="rId39">
-        <w:r>
-          <w:rPr>
-            <w:lang w:val="en_US" w:bidi="en_US"/>
-          </w:rPr>
-          <w:rPr>
-            <w:color w:val="0000EE"/>
-            <w:u w:val="single"/>
-          </w:rPr>
-          <w:t>2 Kings 17:24</w:t>
-        </w:r>
-      </w:hyperlink>
+      <w:r>
+        <w:rPr>
+          <w:lang w:val="en_US" w:bidi="en_US"/>
+        </w:rPr>
+        <w:t>2 Kings 17:24</w:t>
+      </w:r>
       <w:r>
         <w:rPr>
           <w:lang w:val="en_US" w:bidi="en_US"/>
@@ -2100,36 +1938,24 @@
         </w:rPr>
         <w:t xml:space="preserve">in </w:t>
       </w:r>
-      <w:hyperlink r:id="rId40">
-        <w:r>
-          <w:rPr>
-            <w:lang w:val="en_US" w:bidi="en_US"/>
-          </w:rPr>
-          <w:rPr>
-            <w:color w:val="0000EE"/>
-            <w:u w:val="single"/>
-          </w:rPr>
-          <w:t>Jeremiah 19:2</w:t>
-        </w:r>
-      </w:hyperlink>
+      <w:r>
+        <w:rPr>
+          <w:lang w:val="en_US" w:bidi="en_US"/>
+        </w:rPr>
+        <w:t>Jeremiah 19:2</w:t>
+      </w:r>
       <w:r>
         <w:rPr>
           <w:lang w:val="en_US" w:bidi="en_US"/>
         </w:rPr>
         <w:t xml:space="preserve">, is at the southern end of the western wall (see </w:t>
       </w:r>
-      <w:hyperlink r:id="rId41">
-        <w:r>
-          <w:rPr>
-            <w:lang w:val="en_US" w:bidi="en_US"/>
-          </w:rPr>
-          <w:rPr>
-            <w:color w:val="0000EE"/>
-            <w:u w:val="single"/>
-          </w:rPr>
-          <w:t>Nehemiah 3:13</w:t>
-        </w:r>
-      </w:hyperlink>
+      <w:r>
+        <w:rPr>
+          <w:lang w:val="en_US" w:bidi="en_US"/>
+        </w:rPr>
+        <w:t>Nehemiah 3:13</w:t>
+      </w:r>
       <w:r>
         <w:rPr>
           <w:lang w:val="en_US" w:bidi="en_US"/>
@@ -2184,18 +2010,12 @@
         </w:rPr>
         <w:t xml:space="preserve">The King’s Pool was likely the Pool of Siloam or another pool southeast of the city. Both pools were made from the overflow of the Gihon Spring (see </w:t>
       </w:r>
-      <w:hyperlink r:id="rId42">
-        <w:r>
-          <w:rPr>
-            <w:lang w:val="en_US" w:bidi="en_US"/>
-          </w:rPr>
-          <w:rPr>
-            <w:color w:val="0000EE"/>
-            <w:u w:val="single"/>
-          </w:rPr>
-          <w:t>2 Kings 20:20</w:t>
-        </w:r>
-      </w:hyperlink>
+      <w:r>
+        <w:rPr>
+          <w:lang w:val="en_US" w:bidi="en_US"/>
+        </w:rPr>
+        <w:t>2 Kings 20:20</w:t>
+      </w:r>
       <w:r>
         <w:rPr>
           <w:lang w:val="en_US" w:bidi="en_US"/>
@@ -2292,18 +2112,12 @@
         </w:rPr>
         <w:t xml:space="preserve"> (</w:t>
       </w:r>
-      <w:hyperlink r:id="rId43">
-        <w:r>
-          <w:rPr>
-            <w:lang w:val="en_US" w:bidi="en_US"/>
-          </w:rPr>
-          <w:rPr>
-            <w:color w:val="0000EE"/>
-            <w:u w:val="single"/>
-          </w:rPr>
-          <w:t>Psalm 48:2</w:t>
-        </w:r>
-      </w:hyperlink>
+      <w:r>
+        <w:rPr>
+          <w:lang w:val="en_US" w:bidi="en_US"/>
+        </w:rPr>
+        <w:t>Psalm 48:2</w:t>
+      </w:r>
       <w:r>
         <w:rPr>
           <w:lang w:val="en_US" w:bidi="en_US"/>
@@ -2358,18 +2172,12 @@
         </w:rPr>
         <w:t>Clear evidence of God's involvement (</w:t>
       </w:r>
-      <w:hyperlink r:id="rId44">
-        <w:r>
-          <w:rPr>
-            <w:lang w:val="en_US" w:bidi="en_US"/>
-          </w:rPr>
-          <w:rPr>
-            <w:color w:val="0000EE"/>
-            <w:u w:val="single"/>
-          </w:rPr>
-          <w:t>Nehemiah 2:8</w:t>
-        </w:r>
-      </w:hyperlink>
+      <w:r>
+        <w:rPr>
+          <w:lang w:val="en_US" w:bidi="en_US"/>
+        </w:rPr>
+        <w:t>Nehemiah 2:8</w:t>
+      </w:r>
       <w:r>
         <w:rPr>
           <w:lang w:val="en_US" w:bidi="en_US"/>
@@ -2459,18 +2267,12 @@
         </w:rPr>
         <w:t xml:space="preserve">This serious accusation could lead to death (see also </w:t>
       </w:r>
-      <w:hyperlink r:id="rId19">
-        <w:r>
-          <w:rPr>
-            <w:lang w:val="en_US" w:bidi="en_US"/>
-          </w:rPr>
-          <w:rPr>
-            <w:color w:val="0000EE"/>
-            <w:u w:val="single"/>
-          </w:rPr>
-          <w:t>Ezra 4:6–23</w:t>
-        </w:r>
-      </w:hyperlink>
+      <w:r>
+        <w:rPr>
+          <w:lang w:val="en_US" w:bidi="en_US"/>
+        </w:rPr>
+        <w:t>Ezra 4:6–23</w:t>
+      </w:r>
       <w:r>
         <w:rPr>
           <w:lang w:val="en_US" w:bidi="en_US"/>
@@ -2590,18 +2392,12 @@
         </w:rPr>
         <w:t>Eliashib, the high priest and grandson of Jeshua (</w:t>
       </w:r>
-      <w:hyperlink r:id="rId45">
-        <w:r>
-          <w:rPr>
-            <w:lang w:val="en_US" w:bidi="en_US"/>
-          </w:rPr>
-          <w:rPr>
-            <w:color w:val="0000EE"/>
-            <w:u w:val="single"/>
-          </w:rPr>
-          <w:t>Nehemiah 12:10</w:t>
-        </w:r>
-      </w:hyperlink>
+      <w:r>
+        <w:rPr>
+          <w:lang w:val="en_US" w:bidi="en_US"/>
+        </w:rPr>
+        <w:t>Nehemiah 12:10</w:t>
+      </w:r>
       <w:r>
         <w:rPr>
           <w:lang w:val="en_US" w:bidi="en_US"/>
@@ -2644,54 +2440,36 @@
         </w:rPr>
         <w:t>The Tower of the Hundred and the Tower of Hananel were two major military towers along the northern wall (</w:t>
       </w:r>
-      <w:hyperlink r:id="rId46">
-        <w:r>
-          <w:rPr>
-            <w:lang w:val="en_US" w:bidi="en_US"/>
-          </w:rPr>
-          <w:rPr>
-            <w:color w:val="0000EE"/>
-            <w:u w:val="single"/>
-          </w:rPr>
-          <w:t>Nehemiah 12:39</w:t>
-        </w:r>
-      </w:hyperlink>
+      <w:r>
+        <w:rPr>
+          <w:lang w:val="en_US" w:bidi="en_US"/>
+        </w:rPr>
+        <w:t>Nehemiah 12:39</w:t>
+      </w:r>
       <w:r>
         <w:rPr>
           <w:lang w:val="en_US" w:bidi="en_US"/>
         </w:rPr>
         <w:t xml:space="preserve">; </w:t>
       </w:r>
-      <w:hyperlink r:id="rId47">
-        <w:r>
-          <w:rPr>
-            <w:lang w:val="en_US" w:bidi="en_US"/>
-          </w:rPr>
-          <w:rPr>
-            <w:color w:val="0000EE"/>
-            <w:u w:val="single"/>
-          </w:rPr>
-          <w:t>Jeremiah 31:38</w:t>
-        </w:r>
-      </w:hyperlink>
+      <w:r>
+        <w:rPr>
+          <w:lang w:val="en_US" w:bidi="en_US"/>
+        </w:rPr>
+        <w:t>Jeremiah 31:38</w:t>
+      </w:r>
       <w:r>
         <w:rPr>
           <w:lang w:val="en_US" w:bidi="en_US"/>
         </w:rPr>
         <w:t xml:space="preserve">; </w:t>
       </w:r>
-      <w:hyperlink r:id="rId48">
-        <w:r>
-          <w:rPr>
-            <w:lang w:val="en_US" w:bidi="en_US"/>
-          </w:rPr>
-          <w:rPr>
-            <w:color w:val="0000EE"/>
-            <w:u w:val="single"/>
-          </w:rPr>
-          <w:t>Zechariah 14:10</w:t>
-        </w:r>
-      </w:hyperlink>
+      <w:r>
+        <w:rPr>
+          <w:lang w:val="en_US" w:bidi="en_US"/>
+        </w:rPr>
+        <w:t>Zechariah 14:10</w:t>
+      </w:r>
       <w:r>
         <w:rPr>
           <w:lang w:val="en_US" w:bidi="en_US"/>
@@ -2914,18 +2692,12 @@
         </w:rPr>
         <w:t xml:space="preserve">: See </w:t>
       </w:r>
-      <w:hyperlink r:id="rId49">
-        <w:r>
-          <w:rPr>
-            <w:lang w:val="en_US" w:bidi="en_US"/>
-          </w:rPr>
-          <w:rPr>
-            <w:color w:val="0000EE"/>
-            <w:u w:val="single"/>
-          </w:rPr>
-          <w:t>Ezra 8:33</w:t>
-        </w:r>
-      </w:hyperlink>
+      <w:r>
+        <w:rPr>
+          <w:lang w:val="en_US" w:bidi="en_US"/>
+        </w:rPr>
+        <w:t>Ezra 8:33</w:t>
+      </w:r>
       <w:r>
         <w:rPr>
           <w:lang w:val="en_US" w:bidi="en_US"/>
@@ -2950,36 +2722,24 @@
         </w:rPr>
         <w:t>Meshullam married his daughter to Tobiah's son (</w:t>
       </w:r>
-      <w:hyperlink r:id="rId50">
-        <w:r>
-          <w:rPr>
-            <w:lang w:val="en_US" w:bidi="en_US"/>
-          </w:rPr>
-          <w:rPr>
-            <w:color w:val="0000EE"/>
-            <w:u w:val="single"/>
-          </w:rPr>
-          <w:t>Nehemiah 6:18</w:t>
-        </w:r>
-      </w:hyperlink>
+      <w:r>
+        <w:rPr>
+          <w:lang w:val="en_US" w:bidi="en_US"/>
+        </w:rPr>
+        <w:t>Nehemiah 6:18</w:t>
+      </w:r>
       <w:r>
         <w:rPr>
           <w:lang w:val="en_US" w:bidi="en_US"/>
         </w:rPr>
         <w:t xml:space="preserve">; see also </w:t>
       </w:r>
-      <w:hyperlink r:id="rId51">
-        <w:r>
-          <w:rPr>
-            <w:lang w:val="en_US" w:bidi="en_US"/>
-          </w:rPr>
-          <w:rPr>
-            <w:color w:val="0000EE"/>
-            <w:u w:val="single"/>
-          </w:rPr>
-          <w:t>10:20</w:t>
-        </w:r>
-      </w:hyperlink>
+      <w:r>
+        <w:rPr>
+          <w:lang w:val="en_US" w:bidi="en_US"/>
+        </w:rPr>
+        <w:t>10:20</w:t>
+      </w:r>
       <w:r>
         <w:rPr>
           <w:lang w:val="en_US" w:bidi="en_US"/>
@@ -3034,18 +2794,12 @@
         </w:rPr>
         <w:t>Geshem, who controlled the area south of Tekoa, might have influenced Tekoa's leaders (</w:t>
       </w:r>
-      <w:hyperlink r:id="rId52">
-        <w:r>
-          <w:rPr>
-            <w:lang w:val="en_US" w:bidi="en_US"/>
-          </w:rPr>
-          <w:rPr>
-            <w:color w:val="0000EE"/>
-            <w:u w:val="single"/>
-          </w:rPr>
-          <w:t>Nehemiah 2:19</w:t>
-        </w:r>
-      </w:hyperlink>
+      <w:r>
+        <w:rPr>
+          <w:lang w:val="en_US" w:bidi="en_US"/>
+        </w:rPr>
+        <w:t>Nehemiah 2:19</w:t>
+      </w:r>
       <w:r>
         <w:rPr>
           <w:lang w:val="en_US" w:bidi="en_US"/>
@@ -3347,18 +3101,12 @@
         </w:rPr>
         <w:t>The Tower of the Ovens on the city's western wall might have been used for baking bread or polishing pottery (</w:t>
       </w:r>
-      <w:hyperlink r:id="rId53">
-        <w:r>
-          <w:rPr>
-            <w:lang w:val="en_US" w:bidi="en_US"/>
-          </w:rPr>
-          <w:rPr>
-            <w:color w:val="0000EE"/>
-            <w:u w:val="single"/>
-          </w:rPr>
-          <w:t>Jeremiah 19:1–2</w:t>
-        </w:r>
-      </w:hyperlink>
+      <w:r>
+        <w:rPr>
+          <w:lang w:val="en_US" w:bidi="en_US"/>
+        </w:rPr>
+        <w:t>Jeremiah 19:1–2</w:t>
+      </w:r>
       <w:r>
         <w:rPr>
           <w:lang w:val="en_US" w:bidi="en_US"/>
@@ -3579,18 +3327,12 @@
         </w:rPr>
         <w:t>The king’s garden was a lush area east of the pool of Siloam. It was near the meeting point of the Kidron and Hinnom Valleys, possibly at the King’s Pool (</w:t>
       </w:r>
-      <w:hyperlink r:id="rId54">
-        <w:r>
-          <w:rPr>
-            <w:lang w:val="en_US" w:bidi="en_US"/>
-          </w:rPr>
-          <w:rPr>
-            <w:color w:val="0000EE"/>
-            <w:u w:val="single"/>
-          </w:rPr>
-          <w:t>Nehemiah 2:14</w:t>
-        </w:r>
-      </w:hyperlink>
+      <w:r>
+        <w:rPr>
+          <w:lang w:val="en_US" w:bidi="en_US"/>
+        </w:rPr>
+        <w:t>Nehemiah 2:14</w:t>
+      </w:r>
       <w:r>
         <w:rPr>
           <w:lang w:val="en_US" w:bidi="en_US"/>
@@ -3667,90 +3409,60 @@
         </w:rPr>
         <w:t>The tombs of David’s family might refer to where King David was buried (</w:t>
       </w:r>
-      <w:hyperlink r:id="rId55">
-        <w:r>
-          <w:rPr>
-            <w:lang w:val="en_US" w:bidi="en_US"/>
-          </w:rPr>
-          <w:rPr>
-            <w:color w:val="0000EE"/>
-            <w:u w:val="single"/>
-          </w:rPr>
-          <w:t>1 Kings 2:10</w:t>
-        </w:r>
-      </w:hyperlink>
+      <w:r>
+        <w:rPr>
+          <w:lang w:val="en_US" w:bidi="en_US"/>
+        </w:rPr>
+        <w:t>1 Kings 2:10</w:t>
+      </w:r>
       <w:r>
         <w:rPr>
           <w:lang w:val="en_US" w:bidi="en_US"/>
         </w:rPr>
         <w:t xml:space="preserve">; </w:t>
       </w:r>
-      <w:hyperlink r:id="rId56">
-        <w:r>
-          <w:rPr>
-            <w:lang w:val="en_US" w:bidi="en_US"/>
-          </w:rPr>
-          <w:rPr>
-            <w:color w:val="0000EE"/>
-            <w:u w:val="single"/>
-          </w:rPr>
-          <w:t>11:43</w:t>
-        </w:r>
-      </w:hyperlink>
+      <w:r>
+        <w:rPr>
+          <w:lang w:val="en_US" w:bidi="en_US"/>
+        </w:rPr>
+        <w:t>11:43</w:t>
+      </w:r>
       <w:r>
         <w:rPr>
           <w:lang w:val="en_US" w:bidi="en_US"/>
         </w:rPr>
         <w:t xml:space="preserve">; </w:t>
       </w:r>
-      <w:hyperlink r:id="rId57">
-        <w:r>
-          <w:rPr>
-            <w:lang w:val="en_US" w:bidi="en_US"/>
-          </w:rPr>
-          <w:rPr>
-            <w:color w:val="0000EE"/>
-            <w:u w:val="single"/>
-          </w:rPr>
-          <w:t>2 Chronicles 21:20</w:t>
-        </w:r>
-      </w:hyperlink>
+      <w:r>
+        <w:rPr>
+          <w:lang w:val="en_US" w:bidi="en_US"/>
+        </w:rPr>
+        <w:t>2 Chronicles 21:20</w:t>
+      </w:r>
       <w:r>
         <w:rPr>
           <w:lang w:val="en_US" w:bidi="en_US"/>
         </w:rPr>
         <w:t xml:space="preserve">; </w:t>
       </w:r>
-      <w:hyperlink r:id="rId58">
-        <w:r>
-          <w:rPr>
-            <w:lang w:val="en_US" w:bidi="en_US"/>
-          </w:rPr>
-          <w:rPr>
-            <w:color w:val="0000EE"/>
-            <w:u w:val="single"/>
-          </w:rPr>
-          <w:t>Acts 2:29</w:t>
-        </w:r>
-      </w:hyperlink>
+      <w:r>
+        <w:rPr>
+          <w:lang w:val="en_US" w:bidi="en_US"/>
+        </w:rPr>
+        <w:t>Acts 2:29</w:t>
+      </w:r>
       <w:r>
         <w:rPr>
           <w:lang w:val="en_US" w:bidi="en_US"/>
         </w:rPr>
         <w:t>). The House of the Mighty might have been a tomb for David’s mighty men (</w:t>
       </w:r>
-      <w:hyperlink r:id="rId59">
-        <w:r>
-          <w:rPr>
-            <w:lang w:val="en_US" w:bidi="en_US"/>
-          </w:rPr>
-          <w:rPr>
-            <w:color w:val="0000EE"/>
-            <w:u w:val="single"/>
-          </w:rPr>
-          <w:t>2 Samuel 23:8–39</w:t>
-        </w:r>
-      </w:hyperlink>
+      <w:r>
+        <w:rPr>
+          <w:lang w:val="en_US" w:bidi="en_US"/>
+        </w:rPr>
+        <w:t>2 Samuel 23:8–39</w:t>
+      </w:r>
       <w:r>
         <w:rPr>
           <w:lang w:val="en_US" w:bidi="en_US"/>
@@ -3953,18 +3665,12 @@
         </w:rPr>
         <w:t>This final group of workers completed the repairs at the Sheep Gate, where the work had begun (</w:t>
       </w:r>
-      <w:hyperlink r:id="rId60">
-        <w:r>
-          <w:rPr>
-            <w:lang w:val="en_US" w:bidi="en_US"/>
-          </w:rPr>
-          <w:rPr>
-            <w:color w:val="0000EE"/>
-            <w:u w:val="single"/>
-          </w:rPr>
-          <w:t>Nehemiah 3:1</w:t>
-        </w:r>
-      </w:hyperlink>
+      <w:r>
+        <w:rPr>
+          <w:lang w:val="en_US" w:bidi="en_US"/>
+        </w:rPr>
+        <w:t>Nehemiah 3:1</w:t>
+      </w:r>
       <w:r>
         <w:rPr>
           <w:lang w:val="en_US" w:bidi="en_US"/>
@@ -3996,36 +3702,24 @@
         </w:rPr>
         <w:t xml:space="preserve">: See </w:t>
       </w:r>
-      <w:hyperlink r:id="rId61">
-        <w:r>
-          <w:rPr>
-            <w:lang w:val="en_US" w:bidi="en_US"/>
-          </w:rPr>
-          <w:rPr>
-            <w:color w:val="0000EE"/>
-            <w:u w:val="single"/>
-          </w:rPr>
-          <w:t>2 Chronicles 23:15</w:t>
-        </w:r>
-      </w:hyperlink>
+      <w:r>
+        <w:rPr>
+          <w:lang w:val="en_US" w:bidi="en_US"/>
+        </w:rPr>
+        <w:t>2 Chronicles 23:15</w:t>
+      </w:r>
       <w:r>
         <w:rPr>
           <w:lang w:val="en_US" w:bidi="en_US"/>
         </w:rPr>
         <w:t xml:space="preserve">; </w:t>
       </w:r>
-      <w:hyperlink r:id="rId62">
-        <w:r>
-          <w:rPr>
-            <w:lang w:val="en_US" w:bidi="en_US"/>
-          </w:rPr>
-          <w:rPr>
-            <w:color w:val="0000EE"/>
-            <w:u w:val="single"/>
-          </w:rPr>
-          <w:t>Jeremiah 31:40</w:t>
-        </w:r>
-      </w:hyperlink>
+      <w:r>
+        <w:rPr>
+          <w:lang w:val="en_US" w:bidi="en_US"/>
+        </w:rPr>
+        <w:t>Jeremiah 31:40</w:t>
+      </w:r>
       <w:r>
         <w:rPr>
           <w:lang w:val="en_US" w:bidi="en_US"/>
@@ -4057,90 +3751,60 @@
         </w:rPr>
         <w:t xml:space="preserve">: See </w:t>
       </w:r>
-      <w:hyperlink r:id="rId63">
-        <w:r>
-          <w:rPr>
-            <w:lang w:val="en_US" w:bidi="en_US"/>
-          </w:rPr>
-          <w:rPr>
-            <w:color w:val="0000EE"/>
-            <w:u w:val="single"/>
-          </w:rPr>
-          <w:t>1 Chronicles 26:14</w:t>
-        </w:r>
-      </w:hyperlink>
+      <w:r>
+        <w:rPr>
+          <w:lang w:val="en_US" w:bidi="en_US"/>
+        </w:rPr>
+        <w:t>1 Chronicles 26:14</w:t>
+      </w:r>
       <w:r>
         <w:rPr>
           <w:lang w:val="en_US" w:bidi="en_US"/>
         </w:rPr>
         <w:t xml:space="preserve">, </w:t>
       </w:r>
-      <w:hyperlink r:id="rId64">
-        <w:r>
-          <w:rPr>
-            <w:lang w:val="en_US" w:bidi="en_US"/>
-          </w:rPr>
-          <w:rPr>
-            <w:color w:val="0000EE"/>
-            <w:u w:val="single"/>
-          </w:rPr>
-          <w:t>17</w:t>
-        </w:r>
-      </w:hyperlink>
+      <w:r>
+        <w:rPr>
+          <w:lang w:val="en_US" w:bidi="en_US"/>
+        </w:rPr>
+        <w:t>17</w:t>
+      </w:r>
       <w:r>
         <w:rPr>
           <w:lang w:val="en_US" w:bidi="en_US"/>
         </w:rPr>
         <w:t xml:space="preserve">; </w:t>
       </w:r>
-      <w:hyperlink r:id="rId65">
-        <w:r>
-          <w:rPr>
-            <w:lang w:val="en_US" w:bidi="en_US"/>
-          </w:rPr>
-          <w:rPr>
-            <w:color w:val="0000EE"/>
-            <w:u w:val="single"/>
-          </w:rPr>
-          <w:t>2 Chronicles 31:14</w:t>
-        </w:r>
-      </w:hyperlink>
+      <w:r>
+        <w:rPr>
+          <w:lang w:val="en_US" w:bidi="en_US"/>
+        </w:rPr>
+        <w:t>2 Chronicles 31:14</w:t>
+      </w:r>
       <w:r>
         <w:rPr>
           <w:lang w:val="en_US" w:bidi="en_US"/>
         </w:rPr>
         <w:t xml:space="preserve">; </w:t>
       </w:r>
-      <w:hyperlink r:id="rId66">
-        <w:r>
-          <w:rPr>
-            <w:lang w:val="en_US" w:bidi="en_US"/>
-          </w:rPr>
-          <w:rPr>
-            <w:color w:val="0000EE"/>
-            <w:u w:val="single"/>
-          </w:rPr>
-          <w:t>Ezekiel 10:19</w:t>
-        </w:r>
-      </w:hyperlink>
+      <w:r>
+        <w:rPr>
+          <w:lang w:val="en_US" w:bidi="en_US"/>
+        </w:rPr>
+        <w:t>Ezekiel 10:19</w:t>
+      </w:r>
       <w:r>
         <w:rPr>
           <w:lang w:val="en_US" w:bidi="en_US"/>
         </w:rPr>
         <w:t xml:space="preserve">; </w:t>
       </w:r>
-      <w:hyperlink r:id="rId67">
-        <w:r>
-          <w:rPr>
-            <w:lang w:val="en_US" w:bidi="en_US"/>
-          </w:rPr>
-          <w:rPr>
-            <w:color w:val="0000EE"/>
-            <w:u w:val="single"/>
-          </w:rPr>
-          <w:t>40:21–22</w:t>
-        </w:r>
-      </w:hyperlink>
+      <w:r>
+        <w:rPr>
+          <w:lang w:val="en_US" w:bidi="en_US"/>
+        </w:rPr>
+        <w:t>40:21–22</w:t>
+      </w:r>
       <w:r>
         <w:rPr>
           <w:lang w:val="en_US" w:bidi="en_US"/>
@@ -4322,126 +3986,84 @@
         </w:rPr>
         <w:t>Nehemiah prayed intensely for God to stop those who opposed God's will. Nehemiah often called out to God when he needed help (</w:t>
       </w:r>
-      <w:hyperlink r:id="rId68">
-        <w:r>
-          <w:rPr>
-            <w:lang w:val="en_US" w:bidi="en_US"/>
-          </w:rPr>
-          <w:rPr>
-            <w:color w:val="0000EE"/>
-            <w:u w:val="single"/>
-          </w:rPr>
-          <w:t>Nehemiah 2:4</w:t>
-        </w:r>
-      </w:hyperlink>
+      <w:r>
+        <w:rPr>
+          <w:lang w:val="en_US" w:bidi="en_US"/>
+        </w:rPr>
+        <w:t>Nehemiah 2:4</w:t>
+      </w:r>
       <w:r>
         <w:rPr>
           <w:lang w:val="en_US" w:bidi="en_US"/>
         </w:rPr>
         <w:t xml:space="preserve">; </w:t>
       </w:r>
-      <w:hyperlink r:id="rId69">
-        <w:r>
-          <w:rPr>
-            <w:lang w:val="en_US" w:bidi="en_US"/>
-          </w:rPr>
-          <w:rPr>
-            <w:color w:val="0000EE"/>
-            <w:u w:val="single"/>
-          </w:rPr>
-          <w:t>5:19</w:t>
-        </w:r>
-      </w:hyperlink>
+      <w:r>
+        <w:rPr>
+          <w:lang w:val="en_US" w:bidi="en_US"/>
+        </w:rPr>
+        <w:t>5:19</w:t>
+      </w:r>
       <w:r>
         <w:rPr>
           <w:lang w:val="en_US" w:bidi="en_US"/>
         </w:rPr>
         <w:t xml:space="preserve">; </w:t>
       </w:r>
-      <w:hyperlink r:id="rId70">
-        <w:r>
-          <w:rPr>
-            <w:lang w:val="en_US" w:bidi="en_US"/>
-          </w:rPr>
-          <w:rPr>
-            <w:color w:val="0000EE"/>
-            <w:u w:val="single"/>
-          </w:rPr>
-          <w:t>6:14</w:t>
-        </w:r>
-      </w:hyperlink>
+      <w:r>
+        <w:rPr>
+          <w:lang w:val="en_US" w:bidi="en_US"/>
+        </w:rPr>
+        <w:t>6:14</w:t>
+      </w:r>
       <w:r>
         <w:rPr>
           <w:lang w:val="en_US" w:bidi="en_US"/>
         </w:rPr>
         <w:t xml:space="preserve">; </w:t>
       </w:r>
-      <w:hyperlink r:id="rId71">
-        <w:r>
-          <w:rPr>
-            <w:lang w:val="en_US" w:bidi="en_US"/>
-          </w:rPr>
-          <w:rPr>
-            <w:color w:val="0000EE"/>
-            <w:u w:val="single"/>
-          </w:rPr>
-          <w:t>13:14</w:t>
-        </w:r>
-      </w:hyperlink>
+      <w:r>
+        <w:rPr>
+          <w:lang w:val="en_US" w:bidi="en_US"/>
+        </w:rPr>
+        <w:t>13:14</w:t>
+      </w:r>
       <w:r>
         <w:rPr>
           <w:lang w:val="en_US" w:bidi="en_US"/>
         </w:rPr>
         <w:t xml:space="preserve">, </w:t>
       </w:r>
-      <w:hyperlink r:id="rId72">
-        <w:r>
-          <w:rPr>
-            <w:lang w:val="en_US" w:bidi="en_US"/>
-          </w:rPr>
-          <w:rPr>
-            <w:color w:val="0000EE"/>
-            <w:u w:val="single"/>
-          </w:rPr>
-          <w:t>22</w:t>
-        </w:r>
-      </w:hyperlink>
+      <w:r>
+        <w:rPr>
+          <w:lang w:val="en_US" w:bidi="en_US"/>
+        </w:rPr>
+        <w:t>22</w:t>
+      </w:r>
       <w:r>
         <w:rPr>
           <w:lang w:val="en_US" w:bidi="en_US"/>
         </w:rPr>
         <w:t xml:space="preserve">, </w:t>
       </w:r>
-      <w:hyperlink r:id="rId73">
-        <w:r>
-          <w:rPr>
-            <w:lang w:val="en_US" w:bidi="en_US"/>
-          </w:rPr>
-          <w:rPr>
-            <w:color w:val="0000EE"/>
-            <w:u w:val="single"/>
-          </w:rPr>
-          <w:t>29</w:t>
-        </w:r>
-      </w:hyperlink>
+      <w:r>
+        <w:rPr>
+          <w:lang w:val="en_US" w:bidi="en_US"/>
+        </w:rPr>
+        <w:t>29</w:t>
+      </w:r>
       <w:r>
         <w:rPr>
           <w:lang w:val="en_US" w:bidi="en_US"/>
         </w:rPr>
         <w:t xml:space="preserve">, </w:t>
       </w:r>
-      <w:hyperlink r:id="rId74">
-        <w:r>
-          <w:rPr>
-            <w:lang w:val="en_US" w:bidi="en_US"/>
-          </w:rPr>
-          <w:rPr>
-            <w:color w:val="0000EE"/>
-            <w:u w:val="single"/>
-          </w:rPr>
-          <w:t>31</w:t>
-        </w:r>
-      </w:hyperlink>
+      <w:r>
+        <w:rPr>
+          <w:lang w:val="en_US" w:bidi="en_US"/>
+        </w:rPr>
+        <w:t>31</w:t>
+      </w:r>
       <w:r>
         <w:rPr>
           <w:lang w:val="en_US" w:bidi="en_US"/>
@@ -4890,90 +4512,60 @@
         </w:rPr>
         <w:t xml:space="preserve">The greatest reason for hope was Israel’s powerful and glorious God, who had saved them from strong nations before (compare </w:t>
       </w:r>
-      <w:hyperlink r:id="rId75">
-        <w:r>
-          <w:rPr>
-            <w:lang w:val="en_US" w:bidi="en_US"/>
-          </w:rPr>
-          <w:rPr>
-            <w:color w:val="0000EE"/>
-            <w:u w:val="single"/>
-          </w:rPr>
-          <w:t>2 Chronicles 32:7–8</w:t>
-        </w:r>
-      </w:hyperlink>
+      <w:r>
+        <w:rPr>
+          <w:lang w:val="en_US" w:bidi="en_US"/>
+        </w:rPr>
+        <w:t>2 Chronicles 32:7–8</w:t>
+      </w:r>
       <w:r>
         <w:rPr>
           <w:lang w:val="en_US" w:bidi="en_US"/>
         </w:rPr>
         <w:t xml:space="preserve">; </w:t>
       </w:r>
-      <w:hyperlink r:id="rId76">
-        <w:r>
-          <w:rPr>
-            <w:lang w:val="en_US" w:bidi="en_US"/>
-          </w:rPr>
-          <w:rPr>
-            <w:color w:val="0000EE"/>
-            <w:u w:val="single"/>
-          </w:rPr>
-          <w:t>Exodus 14:13–14</w:t>
-        </w:r>
-      </w:hyperlink>
+      <w:r>
+        <w:rPr>
+          <w:lang w:val="en_US" w:bidi="en_US"/>
+        </w:rPr>
+        <w:t>Exodus 14:13–14</w:t>
+      </w:r>
       <w:r>
         <w:rPr>
           <w:lang w:val="en_US" w:bidi="en_US"/>
         </w:rPr>
         <w:t xml:space="preserve">; </w:t>
       </w:r>
-      <w:hyperlink r:id="rId77">
-        <w:r>
-          <w:rPr>
-            <w:lang w:val="en_US" w:bidi="en_US"/>
-          </w:rPr>
-          <w:rPr>
-            <w:color w:val="0000EE"/>
-            <w:u w:val="single"/>
-          </w:rPr>
-          <w:t>Deuteronomy 8:1–3</w:t>
-        </w:r>
-      </w:hyperlink>
+      <w:r>
+        <w:rPr>
+          <w:lang w:val="en_US" w:bidi="en_US"/>
+        </w:rPr>
+        <w:t>Deuteronomy 8:1–3</w:t>
+      </w:r>
       <w:r>
         <w:rPr>
           <w:lang w:val="en_US" w:bidi="en_US"/>
         </w:rPr>
         <w:t xml:space="preserve">; </w:t>
       </w:r>
-      <w:hyperlink r:id="rId78">
-        <w:r>
-          <w:rPr>
-            <w:lang w:val="en_US" w:bidi="en_US"/>
-          </w:rPr>
-          <w:rPr>
-            <w:color w:val="0000EE"/>
-            <w:u w:val="single"/>
-          </w:rPr>
-          <w:t>20:3</w:t>
-        </w:r>
-      </w:hyperlink>
+      <w:r>
+        <w:rPr>
+          <w:lang w:val="en_US" w:bidi="en_US"/>
+        </w:rPr>
+        <w:t>20:3</w:t>
+      </w:r>
       <w:r>
         <w:rPr>
           <w:lang w:val="en_US" w:bidi="en_US"/>
         </w:rPr>
         <w:t xml:space="preserve">; </w:t>
       </w:r>
-      <w:hyperlink r:id="rId79">
-        <w:r>
-          <w:rPr>
-            <w:lang w:val="en_US" w:bidi="en_US"/>
-          </w:rPr>
-          <w:rPr>
-            <w:color w:val="0000EE"/>
-            <w:u w:val="single"/>
-          </w:rPr>
-          <w:t>Joshua 10:25</w:t>
-        </w:r>
-      </w:hyperlink>
+      <w:r>
+        <w:rPr>
+          <w:lang w:val="en_US" w:bidi="en_US"/>
+        </w:rPr>
+        <w:t>Joshua 10:25</w:t>
+      </w:r>
       <w:r>
         <w:rPr>
           <w:lang w:val="en_US" w:bidi="en_US"/>
@@ -5028,36 +4620,24 @@
         </w:rPr>
         <w:t xml:space="preserve">Nehemiah credited God (see also </w:t>
       </w:r>
-      <w:hyperlink r:id="rId80">
-        <w:r>
-          <w:rPr>
-            <w:lang w:val="en_US" w:bidi="en_US"/>
-          </w:rPr>
-          <w:rPr>
-            <w:color w:val="0000EE"/>
-            <w:u w:val="single"/>
-          </w:rPr>
-          <w:t>Nehemiah 2:20</w:t>
-        </w:r>
-      </w:hyperlink>
+      <w:r>
+        <w:rPr>
+          <w:lang w:val="en_US" w:bidi="en_US"/>
+        </w:rPr>
+        <w:t>Nehemiah 2:20</w:t>
+      </w:r>
       <w:r>
         <w:rPr>
           <w:lang w:val="en_US" w:bidi="en_US"/>
         </w:rPr>
         <w:t xml:space="preserve">; </w:t>
       </w:r>
-      <w:hyperlink r:id="rId81">
-        <w:r>
-          <w:rPr>
-            <w:lang w:val="en_US" w:bidi="en_US"/>
-          </w:rPr>
-          <w:rPr>
-            <w:color w:val="0000EE"/>
-            <w:u w:val="single"/>
-          </w:rPr>
-          <w:t>6:16</w:t>
-        </w:r>
-      </w:hyperlink>
+      <w:r>
+        <w:rPr>
+          <w:lang w:val="en_US" w:bidi="en_US"/>
+        </w:rPr>
+        <w:t>6:16</w:t>
+      </w:r>
       <w:r>
         <w:rPr>
           <w:lang w:val="en_US" w:bidi="en_US"/>
@@ -5167,90 +4747,60 @@
         </w:rPr>
         <w:t>: Nehemiah used Israel’s ancient holy war tradition (</w:t>
       </w:r>
-      <w:hyperlink r:id="rId82">
-        <w:r>
-          <w:rPr>
-            <w:lang w:val="en_US" w:bidi="en_US"/>
-          </w:rPr>
-          <w:rPr>
-            <w:color w:val="0000EE"/>
-            <w:u w:val="single"/>
-          </w:rPr>
-          <w:t>Exodus 14:14</w:t>
-        </w:r>
-      </w:hyperlink>
+      <w:r>
+        <w:rPr>
+          <w:lang w:val="en_US" w:bidi="en_US"/>
+        </w:rPr>
+        <w:t>Exodus 14:14</w:t>
+      </w:r>
       <w:r>
         <w:rPr>
           <w:lang w:val="en_US" w:bidi="en_US"/>
         </w:rPr>
         <w:t xml:space="preserve">; </w:t>
       </w:r>
-      <w:hyperlink r:id="rId83">
-        <w:r>
-          <w:rPr>
-            <w:lang w:val="en_US" w:bidi="en_US"/>
-          </w:rPr>
-          <w:rPr>
-            <w:color w:val="0000EE"/>
-            <w:u w:val="single"/>
-          </w:rPr>
-          <w:t>Deuteronomy 1:30</w:t>
-        </w:r>
-      </w:hyperlink>
+      <w:r>
+        <w:rPr>
+          <w:lang w:val="en_US" w:bidi="en_US"/>
+        </w:rPr>
+        <w:t>Deuteronomy 1:30</w:t>
+      </w:r>
       <w:r>
         <w:rPr>
           <w:lang w:val="en_US" w:bidi="en_US"/>
         </w:rPr>
         <w:t xml:space="preserve">; </w:t>
       </w:r>
-      <w:hyperlink r:id="rId84">
-        <w:r>
-          <w:rPr>
-            <w:lang w:val="en_US" w:bidi="en_US"/>
-          </w:rPr>
-          <w:rPr>
-            <w:color w:val="0000EE"/>
-            <w:u w:val="single"/>
-          </w:rPr>
-          <w:t>20:4</w:t>
-        </w:r>
-      </w:hyperlink>
+      <w:r>
+        <w:rPr>
+          <w:lang w:val="en_US" w:bidi="en_US"/>
+        </w:rPr>
+        <w:t>20:4</w:t>
+      </w:r>
       <w:r>
         <w:rPr>
           <w:lang w:val="en_US" w:bidi="en_US"/>
         </w:rPr>
         <w:t xml:space="preserve">; </w:t>
       </w:r>
-      <w:hyperlink r:id="rId85">
-        <w:r>
-          <w:rPr>
-            <w:lang w:val="en_US" w:bidi="en_US"/>
-          </w:rPr>
-          <w:rPr>
-            <w:color w:val="0000EE"/>
-            <w:u w:val="single"/>
-          </w:rPr>
-          <w:t>Joshua 10:14</w:t>
-        </w:r>
-      </w:hyperlink>
+      <w:r>
+        <w:rPr>
+          <w:lang w:val="en_US" w:bidi="en_US"/>
+        </w:rPr>
+        <w:t>Joshua 10:14</w:t>
+      </w:r>
       <w:r>
         <w:rPr>
           <w:lang w:val="en_US" w:bidi="en_US"/>
         </w:rPr>
         <w:t xml:space="preserve">; </w:t>
       </w:r>
-      <w:hyperlink r:id="rId86">
-        <w:r>
-          <w:rPr>
-            <w:lang w:val="en_US" w:bidi="en_US"/>
-          </w:rPr>
-          <w:rPr>
-            <w:color w:val="0000EE"/>
-            <w:u w:val="single"/>
-          </w:rPr>
-          <w:t>23:10</w:t>
-        </w:r>
-      </w:hyperlink>
+      <w:r>
+        <w:rPr>
+          <w:lang w:val="en_US" w:bidi="en_US"/>
+        </w:rPr>
+        <w:t>23:10</w:t>
+      </w:r>
       <w:r>
         <w:rPr>
           <w:lang w:val="en_US" w:bidi="en_US"/>
@@ -5353,36 +4903,24 @@
         </w:rPr>
         <w:t>Severe financial problems almost stopped the wall's completion (</w:t>
       </w:r>
-      <w:hyperlink r:id="rId87">
-        <w:r>
-          <w:rPr>
-            <w:lang w:val="en_US" w:bidi="en_US"/>
-          </w:rPr>
-          <w:rPr>
-            <w:color w:val="0000EE"/>
-            <w:u w:val="single"/>
-          </w:rPr>
-          <w:t>Nehemiah 5:1–5</w:t>
-        </w:r>
-      </w:hyperlink>
+      <w:r>
+        <w:rPr>
+          <w:lang w:val="en_US" w:bidi="en_US"/>
+        </w:rPr>
+        <w:t>Nehemiah 5:1–5</w:t>
+      </w:r>
       <w:r>
         <w:rPr>
           <w:lang w:val="en_US" w:bidi="en_US"/>
         </w:rPr>
         <w:t>), but Nehemiah found a solution (</w:t>
       </w:r>
-      <w:hyperlink r:id="rId88">
-        <w:r>
-          <w:rPr>
-            <w:lang w:val="en_US" w:bidi="en_US"/>
-          </w:rPr>
-          <w:rPr>
-            <w:color w:val="0000EE"/>
-            <w:u w:val="single"/>
-          </w:rPr>
-          <w:t>5:6–13</w:t>
-        </w:r>
-      </w:hyperlink>
+      <w:r>
+        <w:rPr>
+          <w:lang w:val="en_US" w:bidi="en_US"/>
+        </w:rPr>
+        <w:t>5:6–13</w:t>
+      </w:r>
       <w:r>
         <w:rPr>
           <w:lang w:val="en_US" w:bidi="en_US"/>
@@ -5607,18 +5145,12 @@
         </w:rPr>
         <w:t xml:space="preserve"> See </w:t>
       </w:r>
-      <w:hyperlink r:id="rId89">
-        <w:r>
-          <w:rPr>
-            <w:lang w:val="en_US" w:bidi="en_US"/>
-          </w:rPr>
-          <w:rPr>
-            <w:color w:val="0000EE"/>
-            <w:u w:val="single"/>
-          </w:rPr>
-          <w:t>Exodus 21:1–11</w:t>
-        </w:r>
-      </w:hyperlink>
+      <w:r>
+        <w:rPr>
+          <w:lang w:val="en_US" w:bidi="en_US"/>
+        </w:rPr>
+        <w:t>Exodus 21:1–11</w:t>
+      </w:r>
       <w:r>
         <w:rPr>
           <w:lang w:val="en_US" w:bidi="en_US"/>
@@ -5673,18 +5205,12 @@
         </w:rPr>
         <w:t xml:space="preserve">Nehemiah was very angry, but he controlled himself. He thought it over and then spoke to resolve the conflict instead of worsening it (see </w:t>
       </w:r>
-      <w:hyperlink r:id="rId90">
-        <w:r>
-          <w:rPr>
-            <w:lang w:val="en_US" w:bidi="en_US"/>
-          </w:rPr>
-          <w:rPr>
-            <w:color w:val="0000EE"/>
-            <w:u w:val="single"/>
-          </w:rPr>
-          <w:t>James 1:19–20</w:t>
-        </w:r>
-      </w:hyperlink>
+      <w:r>
+        <w:rPr>
+          <w:lang w:val="en_US" w:bidi="en_US"/>
+        </w:rPr>
+        <w:t>James 1:19–20</w:t>
+      </w:r>
       <w:r>
         <w:rPr>
           <w:lang w:val="en_US" w:bidi="en_US"/>
@@ -5756,18 +5282,12 @@
         </w:rPr>
         <w:t xml:space="preserve"> See </w:t>
       </w:r>
-      <w:hyperlink r:id="rId91">
-        <w:r>
-          <w:rPr>
-            <w:lang w:val="en_US" w:bidi="en_US"/>
-          </w:rPr>
-          <w:rPr>
-            <w:color w:val="0000EE"/>
-            <w:u w:val="single"/>
-          </w:rPr>
-          <w:t>Leviticus 25:35–43</w:t>
-        </w:r>
-      </w:hyperlink>
+      <w:r>
+        <w:rPr>
+          <w:lang w:val="en_US" w:bidi="en_US"/>
+        </w:rPr>
+        <w:t>Leviticus 25:35–43</w:t>
+      </w:r>
       <w:r>
         <w:rPr>
           <w:lang w:val="en_US" w:bidi="en_US"/>
@@ -5805,54 +5325,36 @@
         </w:rPr>
         <w:t xml:space="preserve"> See also </w:t>
       </w:r>
-      <w:hyperlink r:id="rId92">
-        <w:r>
-          <w:rPr>
-            <w:lang w:val="en_US" w:bidi="en_US"/>
-          </w:rPr>
-          <w:rPr>
-            <w:color w:val="0000EE"/>
-            <w:u w:val="single"/>
-          </w:rPr>
-          <w:t>Nehemiah 1:3</w:t>
-        </w:r>
-      </w:hyperlink>
+      <w:r>
+        <w:rPr>
+          <w:lang w:val="en_US" w:bidi="en_US"/>
+        </w:rPr>
+        <w:t>Nehemiah 1:3</w:t>
+      </w:r>
       <w:r>
         <w:rPr>
           <w:lang w:val="en_US" w:bidi="en_US"/>
         </w:rPr>
         <w:t xml:space="preserve">; </w:t>
       </w:r>
-      <w:hyperlink r:id="rId52">
-        <w:r>
-          <w:rPr>
-            <w:lang w:val="en_US" w:bidi="en_US"/>
-          </w:rPr>
-          <w:rPr>
-            <w:color w:val="0000EE"/>
-            <w:u w:val="single"/>
-          </w:rPr>
-          <w:t>2:19</w:t>
-        </w:r>
-      </w:hyperlink>
+      <w:r>
+        <w:rPr>
+          <w:lang w:val="en_US" w:bidi="en_US"/>
+        </w:rPr>
+        <w:t>2:19</w:t>
+      </w:r>
       <w:r>
         <w:rPr>
           <w:lang w:val="en_US" w:bidi="en_US"/>
         </w:rPr>
         <w:t xml:space="preserve">; </w:t>
       </w:r>
-      <w:hyperlink r:id="rId93">
-        <w:r>
-          <w:rPr>
-            <w:lang w:val="en_US" w:bidi="en_US"/>
-          </w:rPr>
-          <w:rPr>
-            <w:color w:val="0000EE"/>
-            <w:u w:val="single"/>
-          </w:rPr>
-          <w:t>4:1–3</w:t>
-        </w:r>
-      </w:hyperlink>
+      <w:r>
+        <w:rPr>
+          <w:lang w:val="en_US" w:bidi="en_US"/>
+        </w:rPr>
+        <w:t>4:1–3</w:t>
+      </w:r>
       <w:r>
         <w:rPr>
           <w:lang w:val="en_US" w:bidi="en_US"/>
@@ -5914,18 +5416,12 @@
         </w:rPr>
         <w:t xml:space="preserve">: Nehemiah and his associates made loans without burdening people. Nehemiah’s example was to give financial help without causing more debt by charging interest (see </w:t>
       </w:r>
-      <w:hyperlink r:id="rId94">
-        <w:r>
-          <w:rPr>
-            <w:lang w:val="en_US" w:bidi="en_US"/>
-          </w:rPr>
-          <w:rPr>
-            <w:color w:val="0000EE"/>
-            <w:u w:val="single"/>
-          </w:rPr>
-          <w:t>Deuteronomy 15:7–11</w:t>
-        </w:r>
-      </w:hyperlink>
+      <w:r>
+        <w:rPr>
+          <w:lang w:val="en_US" w:bidi="en_US"/>
+        </w:rPr>
+        <w:t>Deuteronomy 15:7–11</w:t>
+      </w:r>
       <w:r>
         <w:rPr>
           <w:lang w:val="en_US" w:bidi="en_US"/>
@@ -5993,36 +5489,24 @@
         </w:rPr>
         <w:t xml:space="preserve">), which they should not have collected (see also </w:t>
       </w:r>
-      <w:hyperlink r:id="rId95">
-        <w:r>
-          <w:rPr>
-            <w:lang w:val="en_US" w:bidi="en_US"/>
-          </w:rPr>
-          <w:rPr>
-            <w:color w:val="0000EE"/>
-            <w:u w:val="single"/>
-          </w:rPr>
-          <w:t>Exodus 22:25</w:t>
-        </w:r>
-      </w:hyperlink>
+      <w:r>
+        <w:rPr>
+          <w:lang w:val="en_US" w:bidi="en_US"/>
+        </w:rPr>
+        <w:t>Exodus 22:25</w:t>
+      </w:r>
       <w:r>
         <w:rPr>
           <w:lang w:val="en_US" w:bidi="en_US"/>
         </w:rPr>
         <w:t xml:space="preserve">; </w:t>
       </w:r>
-      <w:hyperlink r:id="rId96">
-        <w:r>
-          <w:rPr>
-            <w:lang w:val="en_US" w:bidi="en_US"/>
-          </w:rPr>
-          <w:rPr>
-            <w:color w:val="0000EE"/>
-            <w:u w:val="single"/>
-          </w:rPr>
-          <w:t>Leviticus 25:35–37</w:t>
-        </w:r>
-      </w:hyperlink>
+      <w:r>
+        <w:rPr>
+          <w:lang w:val="en_US" w:bidi="en_US"/>
+        </w:rPr>
+        <w:t>Leviticus 25:35–37</w:t>
+      </w:r>
       <w:r>
         <w:rPr>
           <w:lang w:val="en_US" w:bidi="en_US"/>
@@ -6269,36 +5753,24 @@
         </w:rPr>
         <w:t>The former governors were likely Nehemiah’s immediate predecessors, not Sheshbazzar (</w:t>
       </w:r>
-      <w:hyperlink r:id="rId97">
-        <w:r>
-          <w:rPr>
-            <w:lang w:val="en_US" w:bidi="en_US"/>
-          </w:rPr>
-          <w:rPr>
-            <w:color w:val="0000EE"/>
-            <w:u w:val="single"/>
-          </w:rPr>
-          <w:t>Ezra 1:8</w:t>
-        </w:r>
-      </w:hyperlink>
+      <w:r>
+        <w:rPr>
+          <w:lang w:val="en_US" w:bidi="en_US"/>
+        </w:rPr>
+        <w:t>Ezra 1:8</w:t>
+      </w:r>
       <w:r>
         <w:rPr>
           <w:lang w:val="en_US" w:bidi="en_US"/>
         </w:rPr>
         <w:t>, around 90 years earlier) or Zerubbabel (</w:t>
       </w:r>
-      <w:hyperlink r:id="rId98">
-        <w:r>
-          <w:rPr>
-            <w:lang w:val="en_US" w:bidi="en_US"/>
-          </w:rPr>
-          <w:rPr>
-            <w:color w:val="0000EE"/>
-            <w:u w:val="single"/>
-          </w:rPr>
-          <w:t>Haggai 1:1</w:t>
-        </w:r>
-      </w:hyperlink>
+      <w:r>
+        <w:rPr>
+          <w:lang w:val="en_US" w:bidi="en_US"/>
+        </w:rPr>
+        <w:t>Haggai 1:1</w:t>
+      </w:r>
       <w:r>
         <w:rPr>
           <w:lang w:val="en_US" w:bidi="en_US"/>
@@ -6401,18 +5873,12 @@
         </w:rPr>
         <w:t xml:space="preserve">After solving the financial crisis (see </w:t>
       </w:r>
-      <w:hyperlink r:id="rId99">
-        <w:r>
-          <w:rPr>
-            <w:lang w:val="en_US" w:bidi="en_US"/>
-          </w:rPr>
-          <w:rPr>
-            <w:color w:val="0000EE"/>
-            <w:u w:val="single"/>
-          </w:rPr>
-          <w:t>Nehemiah 5</w:t>
-        </w:r>
-      </w:hyperlink>
+      <w:r>
+        <w:rPr>
+          <w:lang w:val="en_US" w:bidi="en_US"/>
+        </w:rPr>
+        <w:t>Nehemiah 5</w:t>
+      </w:r>
       <w:r>
         <w:rPr>
           <w:lang w:val="en_US" w:bidi="en_US"/>
@@ -6467,18 +5933,12 @@
         </w:rPr>
         <w:t>The plain of Ono, located near Lod (</w:t>
       </w:r>
-      <w:hyperlink r:id="rId100">
-        <w:r>
-          <w:rPr>
-            <w:lang w:val="en_US" w:bidi="en_US"/>
-          </w:rPr>
-          <w:rPr>
-            <w:color w:val="0000EE"/>
-            <w:u w:val="single"/>
-          </w:rPr>
-          <w:t>Ezra 2:33</w:t>
-        </w:r>
-      </w:hyperlink>
+      <w:r>
+        <w:rPr>
+          <w:lang w:val="en_US" w:bidi="en_US"/>
+        </w:rPr>
+        <w:t>Ezra 2:33</w:t>
+      </w:r>
       <w:r>
         <w:rPr>
           <w:lang w:val="en_US" w:bidi="en_US"/>
@@ -6544,18 +6004,12 @@
         </w:rPr>
         <w:t xml:space="preserve">: Those who opposed rebuilding the temple used similar tactics (see </w:t>
       </w:r>
-      <w:hyperlink r:id="rId101">
-        <w:r>
-          <w:rPr>
-            <w:lang w:val="en_US" w:bidi="en_US"/>
-          </w:rPr>
-          <w:rPr>
-            <w:color w:val="0000EE"/>
-            <w:u w:val="single"/>
-          </w:rPr>
-          <w:t>Ezra 4</w:t>
-        </w:r>
-      </w:hyperlink>
+      <w:r>
+        <w:rPr>
+          <w:lang w:val="en_US" w:bidi="en_US"/>
+        </w:rPr>
+        <w:t>Ezra 4</w:t>
+      </w:r>
       <w:r>
         <w:rPr>
           <w:lang w:val="en_US" w:bidi="en_US"/>
@@ -6580,36 +6034,24 @@
         </w:rPr>
         <w:t xml:space="preserve">At times in Israel's history, prophets helped establish a new king (compare </w:t>
       </w:r>
-      <w:hyperlink r:id="rId102">
-        <w:r>
-          <w:rPr>
-            <w:lang w:val="en_US" w:bidi="en_US"/>
-          </w:rPr>
-          <w:rPr>
-            <w:color w:val="0000EE"/>
-            <w:u w:val="single"/>
-          </w:rPr>
-          <w:t>1 Samuel 9:16</w:t>
-        </w:r>
-      </w:hyperlink>
+      <w:r>
+        <w:rPr>
+          <w:lang w:val="en_US" w:bidi="en_US"/>
+        </w:rPr>
+        <w:t>1 Samuel 9:16</w:t>
+      </w:r>
       <w:r>
         <w:rPr>
           <w:lang w:val="en_US" w:bidi="en_US"/>
         </w:rPr>
         <w:t xml:space="preserve">; </w:t>
       </w:r>
-      <w:hyperlink r:id="rId103">
-        <w:r>
-          <w:rPr>
-            <w:lang w:val="en_US" w:bidi="en_US"/>
-          </w:rPr>
-          <w:rPr>
-            <w:color w:val="0000EE"/>
-            <w:u w:val="single"/>
-          </w:rPr>
-          <w:t>2 Kings 9</w:t>
-        </w:r>
-      </w:hyperlink>
+      <w:r>
+        <w:rPr>
+          <w:lang w:val="en_US" w:bidi="en_US"/>
+        </w:rPr>
+        <w:t>2 Kings 9</w:t>
+      </w:r>
       <w:r>
         <w:rPr>
           <w:lang w:val="en_US" w:bidi="en_US"/>
@@ -6719,108 +6161,72 @@
         </w:rPr>
         <w:t xml:space="preserve">: Everyone understood that God's help made this success possible (see also </w:t>
       </w:r>
-      <w:hyperlink r:id="rId104">
-        <w:r>
-          <w:rPr>
-            <w:lang w:val="en_US" w:bidi="en_US"/>
-          </w:rPr>
-          <w:rPr>
-            <w:color w:val="0000EE"/>
-            <w:u w:val="single"/>
-          </w:rPr>
-          <w:t>Nehemiah 1:11</w:t>
-        </w:r>
-      </w:hyperlink>
+      <w:r>
+        <w:rPr>
+          <w:lang w:val="en_US" w:bidi="en_US"/>
+        </w:rPr>
+        <w:t>Nehemiah 1:11</w:t>
+      </w:r>
       <w:r>
         <w:rPr>
           <w:lang w:val="en_US" w:bidi="en_US"/>
         </w:rPr>
         <w:t xml:space="preserve">; </w:t>
       </w:r>
-      <w:hyperlink r:id="rId44">
-        <w:r>
-          <w:rPr>
-            <w:lang w:val="en_US" w:bidi="en_US"/>
-          </w:rPr>
-          <w:rPr>
-            <w:color w:val="0000EE"/>
-            <w:u w:val="single"/>
-          </w:rPr>
-          <w:t>2:8</w:t>
-        </w:r>
-      </w:hyperlink>
+      <w:r>
+        <w:rPr>
+          <w:lang w:val="en_US" w:bidi="en_US"/>
+        </w:rPr>
+        <w:t>2:8</w:t>
+      </w:r>
       <w:r>
         <w:rPr>
           <w:lang w:val="en_US" w:bidi="en_US"/>
         </w:rPr>
         <w:t xml:space="preserve">, </w:t>
       </w:r>
-      <w:hyperlink r:id="rId105">
-        <w:r>
-          <w:rPr>
-            <w:lang w:val="en_US" w:bidi="en_US"/>
-          </w:rPr>
-          <w:rPr>
-            <w:color w:val="0000EE"/>
-            <w:u w:val="single"/>
-          </w:rPr>
-          <w:t>18</w:t>
-        </w:r>
-      </w:hyperlink>
+      <w:r>
+        <w:rPr>
+          <w:lang w:val="en_US" w:bidi="en_US"/>
+        </w:rPr>
+        <w:t>18</w:t>
+      </w:r>
       <w:r>
         <w:rPr>
           <w:lang w:val="en_US" w:bidi="en_US"/>
         </w:rPr>
         <w:t xml:space="preserve">, </w:t>
       </w:r>
-      <w:hyperlink r:id="rId80">
-        <w:r>
-          <w:rPr>
-            <w:lang w:val="en_US" w:bidi="en_US"/>
-          </w:rPr>
-          <w:rPr>
-            <w:color w:val="0000EE"/>
-            <w:u w:val="single"/>
-          </w:rPr>
-          <w:t>20</w:t>
-        </w:r>
-      </w:hyperlink>
+      <w:r>
+        <w:rPr>
+          <w:lang w:val="en_US" w:bidi="en_US"/>
+        </w:rPr>
+        <w:t>20</w:t>
+      </w:r>
       <w:r>
         <w:rPr>
           <w:lang w:val="en_US" w:bidi="en_US"/>
         </w:rPr>
         <w:t xml:space="preserve">; </w:t>
       </w:r>
-      <w:hyperlink r:id="rId106">
-        <w:r>
-          <w:rPr>
-            <w:lang w:val="en_US" w:bidi="en_US"/>
-          </w:rPr>
-          <w:rPr>
-            <w:color w:val="0000EE"/>
-            <w:u w:val="single"/>
-          </w:rPr>
-          <w:t>4:15</w:t>
-        </w:r>
-      </w:hyperlink>
+      <w:r>
+        <w:rPr>
+          <w:lang w:val="en_US" w:bidi="en_US"/>
+        </w:rPr>
+        <w:t>4:15</w:t>
+      </w:r>
       <w:r>
         <w:rPr>
           <w:lang w:val="en_US" w:bidi="en_US"/>
         </w:rPr>
         <w:t xml:space="preserve">, </w:t>
       </w:r>
-      <w:hyperlink r:id="rId107">
-        <w:r>
-          <w:rPr>
-            <w:lang w:val="en_US" w:bidi="en_US"/>
-          </w:rPr>
-          <w:rPr>
-            <w:color w:val="0000EE"/>
-            <w:u w:val="single"/>
-          </w:rPr>
-          <w:t>20</w:t>
-        </w:r>
-      </w:hyperlink>
+      <w:r>
+        <w:rPr>
+          <w:lang w:val="en_US" w:bidi="en_US"/>
+        </w:rPr>
+        <w:t>20</w:t>
+      </w:r>
       <w:r>
         <w:rPr>
           <w:lang w:val="en_US" w:bidi="en_US"/>
@@ -6892,18 +6298,12 @@
         </w:rPr>
         <w:t xml:space="preserve">The dedication of the wall is described in </w:t>
       </w:r>
-      <w:hyperlink r:id="rId108">
-        <w:r>
-          <w:rPr>
-            <w:lang w:val="en_US" w:bidi="en_US"/>
-          </w:rPr>
-          <w:rPr>
-            <w:color w:val="0000EE"/>
-            <w:u w:val="single"/>
-          </w:rPr>
-          <w:t>Nehemiah 12:27–34</w:t>
-        </w:r>
-      </w:hyperlink>
+      <w:r>
+        <w:rPr>
+          <w:lang w:val="en_US" w:bidi="en_US"/>
+        </w:rPr>
+        <w:t>Nehemiah 12:27–34</w:t>
+      </w:r>
       <w:r>
         <w:rPr>
           <w:lang w:val="en_US" w:bidi="en_US"/>
@@ -6983,90 +6383,60 @@
         </w:rPr>
         <w:t xml:space="preserve">: He showed two leadership traits that Nehemiah and God valued (see also </w:t>
       </w:r>
-      <w:hyperlink r:id="rId109">
-        <w:r>
-          <w:rPr>
-            <w:lang w:val="en_US" w:bidi="en_US"/>
-          </w:rPr>
-          <w:rPr>
-            <w:color w:val="0000EE"/>
-            <w:u w:val="single"/>
-          </w:rPr>
-          <w:t>Nehemiah 5:9</w:t>
-        </w:r>
-      </w:hyperlink>
+      <w:r>
+        <w:rPr>
+          <w:lang w:val="en_US" w:bidi="en_US"/>
+        </w:rPr>
+        <w:t>Nehemiah 5:9</w:t>
+      </w:r>
       <w:r>
         <w:rPr>
           <w:lang w:val="en_US" w:bidi="en_US"/>
         </w:rPr>
         <w:t xml:space="preserve">, </w:t>
       </w:r>
-      <w:hyperlink r:id="rId110">
-        <w:r>
-          <w:rPr>
-            <w:lang w:val="en_US" w:bidi="en_US"/>
-          </w:rPr>
-          <w:rPr>
-            <w:color w:val="0000EE"/>
-            <w:u w:val="single"/>
-          </w:rPr>
-          <w:t>15</w:t>
-        </w:r>
-      </w:hyperlink>
+      <w:r>
+        <w:rPr>
+          <w:lang w:val="en_US" w:bidi="en_US"/>
+        </w:rPr>
+        <w:t>15</w:t>
+      </w:r>
       <w:r>
         <w:rPr>
           <w:lang w:val="en_US" w:bidi="en_US"/>
         </w:rPr>
         <w:t xml:space="preserve">; </w:t>
       </w:r>
-      <w:hyperlink r:id="rId111">
-        <w:r>
-          <w:rPr>
-            <w:lang w:val="en_US" w:bidi="en_US"/>
-          </w:rPr>
-          <w:rPr>
-            <w:color w:val="0000EE"/>
-            <w:u w:val="single"/>
-          </w:rPr>
-          <w:t>Daniel 6:4</w:t>
-        </w:r>
-      </w:hyperlink>
+      <w:r>
+        <w:rPr>
+          <w:lang w:val="en_US" w:bidi="en_US"/>
+        </w:rPr>
+        <w:t>Daniel 6:4</w:t>
+      </w:r>
       <w:r>
         <w:rPr>
           <w:lang w:val="en_US" w:bidi="en_US"/>
         </w:rPr>
         <w:t xml:space="preserve">; </w:t>
       </w:r>
-      <w:hyperlink r:id="rId112">
-        <w:r>
-          <w:rPr>
-            <w:lang w:val="en_US" w:bidi="en_US"/>
-          </w:rPr>
-          <w:rPr>
-            <w:color w:val="0000EE"/>
-            <w:u w:val="single"/>
-          </w:rPr>
-          <w:t>Luke 16:10–12</w:t>
-        </w:r>
-      </w:hyperlink>
+      <w:r>
+        <w:rPr>
+          <w:lang w:val="en_US" w:bidi="en_US"/>
+        </w:rPr>
+        <w:t>Luke 16:10–12</w:t>
+      </w:r>
       <w:r>
         <w:rPr>
           <w:lang w:val="en_US" w:bidi="en_US"/>
         </w:rPr>
         <w:t xml:space="preserve">; </w:t>
       </w:r>
-      <w:hyperlink r:id="rId113">
-        <w:r>
-          <w:rPr>
-            <w:lang w:val="en_US" w:bidi="en_US"/>
-          </w:rPr>
-          <w:rPr>
-            <w:color w:val="0000EE"/>
-            <w:u w:val="single"/>
-          </w:rPr>
-          <w:t>1 Peter 5:12</w:t>
-        </w:r>
-      </w:hyperlink>
+      <w:r>
+        <w:rPr>
+          <w:lang w:val="en_US" w:bidi="en_US"/>
+        </w:rPr>
+        <w:t>1 Peter 5:12</w:t>
+      </w:r>
       <w:r>
         <w:rPr>
           <w:lang w:val="en_US" w:bidi="en_US"/>
@@ -7121,36 +6491,24 @@
         </w:rPr>
         <w:t>The gatekeepers were meant to close the gates in the afternoon when people rested and were not ready to defend the city. In other texts, similar language describes the hottest part of the day when people go inside (</w:t>
       </w:r>
-      <w:hyperlink r:id="rId114">
-        <w:r>
-          <w:rPr>
-            <w:lang w:val="en_US" w:bidi="en_US"/>
-          </w:rPr>
-          <w:rPr>
-            <w:color w:val="0000EE"/>
-            <w:u w:val="single"/>
-          </w:rPr>
-          <w:t>Genesis 18:1</w:t>
-        </w:r>
-      </w:hyperlink>
+      <w:r>
+        <w:rPr>
+          <w:lang w:val="en_US" w:bidi="en_US"/>
+        </w:rPr>
+        <w:t>Genesis 18:1</w:t>
+      </w:r>
       <w:r>
         <w:rPr>
           <w:lang w:val="en_US" w:bidi="en_US"/>
         </w:rPr>
         <w:t xml:space="preserve">; </w:t>
       </w:r>
-      <w:hyperlink r:id="rId115">
-        <w:r>
-          <w:rPr>
-            <w:lang w:val="en_US" w:bidi="en_US"/>
-          </w:rPr>
-          <w:rPr>
-            <w:color w:val="0000EE"/>
-            <w:u w:val="single"/>
-          </w:rPr>
-          <w:t>2 Samuel 4:5</w:t>
-        </w:r>
-      </w:hyperlink>
+      <w:r>
+        <w:rPr>
+          <w:lang w:val="en_US" w:bidi="en_US"/>
+        </w:rPr>
+        <w:t>2 Samuel 4:5</w:t>
+      </w:r>
       <w:r>
         <w:rPr>
           <w:lang w:val="en_US" w:bidi="en_US"/>
@@ -7205,18 +6563,12 @@
         </w:rPr>
         <w:t>Most people lived in the countryside near their fields, so Jerusalem's population was small. A registration would likely encourage more people to settle in and near Jerusalem (</w:t>
       </w:r>
-      <w:hyperlink r:id="rId116">
-        <w:r>
-          <w:rPr>
-            <w:lang w:val="en_US" w:bidi="en_US"/>
-          </w:rPr>
-          <w:rPr>
-            <w:color w:val="0000EE"/>
-            <w:u w:val="single"/>
-          </w:rPr>
-          <w:t>Nehemiah 7:73</w:t>
-        </w:r>
-      </w:hyperlink>
+      <w:r>
+        <w:rPr>
+          <w:lang w:val="en_US" w:bidi="en_US"/>
+        </w:rPr>
+        <w:t>Nehemiah 7:73</w:t>
+      </w:r>
       <w:r>
         <w:rPr>
           <w:lang w:val="en_US" w:bidi="en_US"/>
@@ -7278,18 +6630,12 @@
         </w:rPr>
         <w:t xml:space="preserve">: These lists were incomplete (the individual numbers do not match the total in </w:t>
       </w:r>
-      <w:hyperlink r:id="rId117">
-        <w:r>
-          <w:rPr>
-            <w:lang w:val="en_US" w:bidi="en_US"/>
-          </w:rPr>
-          <w:rPr>
-            <w:color w:val="0000EE"/>
-            <w:u w:val="single"/>
-          </w:rPr>
-          <w:t>Nehemiah 7:66</w:t>
-        </w:r>
-      </w:hyperlink>
+      <w:r>
+        <w:rPr>
+          <w:lang w:val="en_US" w:bidi="en_US"/>
+        </w:rPr>
+        <w:t>Nehemiah 7:66</w:t>
+      </w:r>
       <w:r>
         <w:rPr>
           <w:lang w:val="en_US" w:bidi="en_US"/>
@@ -7351,36 +6697,24 @@
         </w:rPr>
         <w:t xml:space="preserve">: Sheshbazzar (see </w:t>
       </w:r>
-      <w:hyperlink r:id="rId97">
-        <w:r>
-          <w:rPr>
-            <w:lang w:val="en_US" w:bidi="en_US"/>
-          </w:rPr>
-          <w:rPr>
-            <w:color w:val="0000EE"/>
-            <w:u w:val="single"/>
-          </w:rPr>
-          <w:t>Ezra 1:8</w:t>
-        </w:r>
-      </w:hyperlink>
+      <w:r>
+        <w:rPr>
+          <w:lang w:val="en_US" w:bidi="en_US"/>
+        </w:rPr>
+        <w:t>Ezra 1:8</w:t>
+      </w:r>
       <w:r>
         <w:rPr>
           <w:lang w:val="en_US" w:bidi="en_US"/>
         </w:rPr>
         <w:t xml:space="preserve">) is not mentioned here and in </w:t>
       </w:r>
-      <w:hyperlink r:id="rId118">
-        <w:r>
-          <w:rPr>
-            <w:lang w:val="en_US" w:bidi="en_US"/>
-          </w:rPr>
-          <w:rPr>
-            <w:color w:val="0000EE"/>
-            <w:u w:val="single"/>
-          </w:rPr>
-          <w:t>Ezra 2:2</w:t>
-        </w:r>
-      </w:hyperlink>
+      <w:r>
+        <w:rPr>
+          <w:lang w:val="en_US" w:bidi="en_US"/>
+        </w:rPr>
+        <w:t>Ezra 2:2</w:t>
+      </w:r>
       <w:r>
         <w:rPr>
           <w:lang w:val="en_US" w:bidi="en_US"/>
@@ -7442,54 +6776,36 @@
         </w:rPr>
         <w:t xml:space="preserve">: This list is similar to the one in </w:t>
       </w:r>
-      <w:hyperlink r:id="rId119">
-        <w:r>
-          <w:rPr>
-            <w:lang w:val="en_US" w:bidi="en_US"/>
-          </w:rPr>
-          <w:rPr>
-            <w:color w:val="0000EE"/>
-            <w:u w:val="single"/>
-          </w:rPr>
-          <w:t>Ezra 2:3–35</w:t>
-        </w:r>
-      </w:hyperlink>
+      <w:r>
+        <w:rPr>
+          <w:lang w:val="en_US" w:bidi="en_US"/>
+        </w:rPr>
+        <w:t>Ezra 2:3–35</w:t>
+      </w:r>
       <w:r>
         <w:rPr>
           <w:lang w:val="en_US" w:bidi="en_US"/>
         </w:rPr>
         <w:t>, but there are some differences in names and family sizes. People were listed by family (</w:t>
       </w:r>
-      <w:hyperlink r:id="rId120">
-        <w:r>
-          <w:rPr>
-            <w:lang w:val="en_US" w:bidi="en_US"/>
-          </w:rPr>
-          <w:rPr>
-            <w:color w:val="0000EE"/>
-            <w:u w:val="single"/>
-          </w:rPr>
-          <w:t>Nehemiah 7:8–25</w:t>
-        </w:r>
-      </w:hyperlink>
+      <w:r>
+        <w:rPr>
+          <w:lang w:val="en_US" w:bidi="en_US"/>
+        </w:rPr>
+        <w:t>Nehemiah 7:8–25</w:t>
+      </w:r>
       <w:r>
         <w:rPr>
           <w:lang w:val="en_US" w:bidi="en_US"/>
         </w:rPr>
         <w:t>) and by the town where they settled (</w:t>
       </w:r>
-      <w:hyperlink r:id="rId121">
-        <w:r>
-          <w:rPr>
-            <w:lang w:val="en_US" w:bidi="en_US"/>
-          </w:rPr>
-          <w:rPr>
-            <w:color w:val="0000EE"/>
-            <w:u w:val="single"/>
-          </w:rPr>
-          <w:t>7:26–38</w:t>
-        </w:r>
-      </w:hyperlink>
+      <w:r>
+        <w:rPr>
+          <w:lang w:val="en_US" w:bidi="en_US"/>
+        </w:rPr>
+        <w:t>7:26–38</w:t>
+      </w:r>
       <w:r>
         <w:rPr>
           <w:lang w:val="en_US" w:bidi="en_US"/>
@@ -7592,72 +6908,48 @@
         </w:rPr>
         <w:t xml:space="preserve">The descendants of Solomon’s servants likely helped the Levites by carrying wood or sweeping the floor (see </w:t>
       </w:r>
-      <w:hyperlink r:id="rId122">
-        <w:r>
-          <w:rPr>
-            <w:lang w:val="en_US" w:bidi="en_US"/>
-          </w:rPr>
-          <w:rPr>
-            <w:color w:val="0000EE"/>
-            <w:u w:val="single"/>
-          </w:rPr>
-          <w:t>Ezra 2:55–58</w:t>
-        </w:r>
-      </w:hyperlink>
+      <w:r>
+        <w:rPr>
+          <w:lang w:val="en_US" w:bidi="en_US"/>
+        </w:rPr>
+        <w:t>Ezra 2:55–58</w:t>
+      </w:r>
       <w:r>
         <w:rPr>
           <w:lang w:val="en_US" w:bidi="en_US"/>
         </w:rPr>
         <w:t xml:space="preserve">). They might have been Gibeonites (see </w:t>
       </w:r>
-      <w:hyperlink r:id="rId123">
-        <w:r>
-          <w:rPr>
-            <w:lang w:val="en_US" w:bidi="en_US"/>
-          </w:rPr>
-          <w:rPr>
-            <w:color w:val="0000EE"/>
-            <w:u w:val="single"/>
-          </w:rPr>
-          <w:t>Joshua 9:23–27</w:t>
-        </w:r>
-      </w:hyperlink>
+      <w:r>
+        <w:rPr>
+          <w:lang w:val="en_US" w:bidi="en_US"/>
+        </w:rPr>
+        <w:t>Joshua 9:23–27</w:t>
+      </w:r>
       <w:r>
         <w:rPr>
           <w:lang w:val="en_US" w:bidi="en_US"/>
         </w:rPr>
         <w:t xml:space="preserve">; </w:t>
       </w:r>
-      <w:hyperlink r:id="rId124">
-        <w:r>
-          <w:rPr>
-            <w:lang w:val="en_US" w:bidi="en_US"/>
-          </w:rPr>
-          <w:rPr>
-            <w:color w:val="0000EE"/>
-            <w:u w:val="single"/>
-          </w:rPr>
-          <w:t>1 Chronicles 9:35–44</w:t>
-        </w:r>
-      </w:hyperlink>
+      <w:r>
+        <w:rPr>
+          <w:lang w:val="en_US" w:bidi="en_US"/>
+        </w:rPr>
+        <w:t>1 Chronicles 9:35–44</w:t>
+      </w:r>
       <w:r>
         <w:rPr>
           <w:lang w:val="en_US" w:bidi="en_US"/>
         </w:rPr>
         <w:t xml:space="preserve">) or war captives (see </w:t>
       </w:r>
-      <w:hyperlink r:id="rId125">
-        <w:r>
-          <w:rPr>
-            <w:lang w:val="en_US" w:bidi="en_US"/>
-          </w:rPr>
-          <w:rPr>
-            <w:color w:val="0000EE"/>
-            <w:u w:val="single"/>
-          </w:rPr>
-          <w:t>Numbers 31:30–47</w:t>
-        </w:r>
-      </w:hyperlink>
+      <w:r>
+        <w:rPr>
+          <w:lang w:val="en_US" w:bidi="en_US"/>
+        </w:rPr>
+        <w:t>Numbers 31:30–47</w:t>
+      </w:r>
       <w:r>
         <w:rPr>
           <w:lang w:val="en_US" w:bidi="en_US"/>
@@ -7846,18 +7138,12 @@
         </w:rPr>
         <w:t xml:space="preserve">The total number 42,360 matches </w:t>
       </w:r>
-      <w:hyperlink r:id="rId126">
-        <w:r>
-          <w:rPr>
-            <w:lang w:val="en_US" w:bidi="en_US"/>
-          </w:rPr>
-          <w:rPr>
-            <w:color w:val="0000EE"/>
-            <w:u w:val="single"/>
-          </w:rPr>
-          <w:t>Ezra 2:64</w:t>
-        </w:r>
-      </w:hyperlink>
+      <w:r>
+        <w:rPr>
+          <w:lang w:val="en_US" w:bidi="en_US"/>
+        </w:rPr>
+        <w:t>Ezra 2:64</w:t>
+      </w:r>
       <w:r>
         <w:rPr>
           <w:lang w:val="en_US" w:bidi="en_US"/>
@@ -7912,90 +7198,60 @@
         </w:rPr>
         <w:t>Some family leaders gave gifts, following their ancestors' traditions when building sacred structures (</w:t>
       </w:r>
-      <w:hyperlink r:id="rId127">
-        <w:r>
-          <w:rPr>
-            <w:lang w:val="en_US" w:bidi="en_US"/>
-          </w:rPr>
-          <w:rPr>
-            <w:color w:val="0000EE"/>
-            <w:u w:val="single"/>
-          </w:rPr>
-          <w:t>Exodus 25:2–7</w:t>
-        </w:r>
-      </w:hyperlink>
+      <w:r>
+        <w:rPr>
+          <w:lang w:val="en_US" w:bidi="en_US"/>
+        </w:rPr>
+        <w:t>Exodus 25:2–7</w:t>
+      </w:r>
       <w:r>
         <w:rPr>
           <w:lang w:val="en_US" w:bidi="en_US"/>
         </w:rPr>
         <w:t xml:space="preserve">; </w:t>
       </w:r>
-      <w:hyperlink r:id="rId128">
-        <w:r>
-          <w:rPr>
-            <w:lang w:val="en_US" w:bidi="en_US"/>
-          </w:rPr>
-          <w:rPr>
-            <w:color w:val="0000EE"/>
-            <w:u w:val="single"/>
-          </w:rPr>
-          <w:t>35:4–9</w:t>
-        </w:r>
-      </w:hyperlink>
+      <w:r>
+        <w:rPr>
+          <w:lang w:val="en_US" w:bidi="en_US"/>
+        </w:rPr>
+        <w:t>35:4–9</w:t>
+      </w:r>
       <w:r>
         <w:rPr>
           <w:lang w:val="en_US" w:bidi="en_US"/>
         </w:rPr>
         <w:t xml:space="preserve">; </w:t>
       </w:r>
-      <w:hyperlink r:id="rId129">
-        <w:r>
-          <w:rPr>
-            <w:lang w:val="en_US" w:bidi="en_US"/>
-          </w:rPr>
-          <w:rPr>
-            <w:color w:val="0000EE"/>
-            <w:u w:val="single"/>
-          </w:rPr>
-          <w:t>2 Kings 12:1–21</w:t>
-        </w:r>
-      </w:hyperlink>
+      <w:r>
+        <w:rPr>
+          <w:lang w:val="en_US" w:bidi="en_US"/>
+        </w:rPr>
+        <w:t>2 Kings 12:1–21</w:t>
+      </w:r>
       <w:r>
         <w:rPr>
           <w:lang w:val="en_US" w:bidi="en_US"/>
         </w:rPr>
         <w:t>). This money added to gifts from Israelites who remained in Babylon (</w:t>
       </w:r>
-      <w:hyperlink r:id="rId130">
-        <w:r>
-          <w:rPr>
-            <w:lang w:val="en_US" w:bidi="en_US"/>
-          </w:rPr>
-          <w:rPr>
-            <w:color w:val="0000EE"/>
-            <w:u w:val="single"/>
-          </w:rPr>
-          <w:t>Ezra 1:6</w:t>
-        </w:r>
-      </w:hyperlink>
+      <w:r>
+        <w:rPr>
+          <w:lang w:val="en_US" w:bidi="en_US"/>
+        </w:rPr>
+        <w:t>Ezra 1:6</w:t>
+      </w:r>
       <w:r>
         <w:rPr>
           <w:lang w:val="en_US" w:bidi="en_US"/>
         </w:rPr>
         <w:t>) and from the Persian kings (</w:t>
       </w:r>
-      <w:hyperlink r:id="rId131">
-        <w:r>
-          <w:rPr>
-            <w:lang w:val="en_US" w:bidi="en_US"/>
-          </w:rPr>
-          <w:rPr>
-            <w:color w:val="0000EE"/>
-            <w:u w:val="single"/>
-          </w:rPr>
-          <w:t>Ezra 6:8</w:t>
-        </w:r>
-      </w:hyperlink>
+      <w:r>
+        <w:rPr>
+          <w:lang w:val="en_US" w:bidi="en_US"/>
+        </w:rPr>
+        <w:t>Ezra 6:8</w:t>
+      </w:r>
       <w:r>
         <w:rPr>
           <w:lang w:val="en_US" w:bidi="en_US"/>
@@ -8153,36 +7409,24 @@
         </w:rPr>
         <w:t>The Water Gate was in the middle of Jerusalem's eastern wall, south of the temple and east of the palace ruins (</w:t>
       </w:r>
-      <w:hyperlink r:id="rId132">
-        <w:r>
-          <w:rPr>
-            <w:lang w:val="en_US" w:bidi="en_US"/>
-          </w:rPr>
-          <w:rPr>
-            <w:color w:val="0000EE"/>
-            <w:u w:val="single"/>
-          </w:rPr>
-          <w:t>Nehemiah 3:26</w:t>
-        </w:r>
-      </w:hyperlink>
+      <w:r>
+        <w:rPr>
+          <w:lang w:val="en_US" w:bidi="en_US"/>
+        </w:rPr>
+        <w:t>Nehemiah 3:26</w:t>
+      </w:r>
       <w:r>
         <w:rPr>
           <w:lang w:val="en_US" w:bidi="en_US"/>
         </w:rPr>
         <w:t xml:space="preserve">; </w:t>
       </w:r>
-      <w:hyperlink r:id="rId133">
-        <w:r>
-          <w:rPr>
-            <w:lang w:val="en_US" w:bidi="en_US"/>
-          </w:rPr>
-          <w:rPr>
-            <w:color w:val="0000EE"/>
-            <w:u w:val="single"/>
-          </w:rPr>
-          <w:t>12:37</w:t>
-        </w:r>
-      </w:hyperlink>
+      <w:r>
+        <w:rPr>
+          <w:lang w:val="en_US" w:bidi="en_US"/>
+        </w:rPr>
+        <w:t>12:37</w:t>
+      </w:r>
       <w:r>
         <w:rPr>
           <w:lang w:val="en_US" w:bidi="en_US"/>
@@ -8250,18 +7494,12 @@
         </w:rPr>
         <w:t xml:space="preserve"> The people gathered to celebrate the Feast of Trumpets (</w:t>
       </w:r>
-      <w:hyperlink r:id="rId134">
-        <w:r>
-          <w:rPr>
-            <w:lang w:val="en_US" w:bidi="en_US"/>
-          </w:rPr>
-          <w:rPr>
-            <w:color w:val="0000EE"/>
-            <w:u w:val="single"/>
-          </w:rPr>
-          <w:t>Leviticus 23:24–25</w:t>
-        </w:r>
-      </w:hyperlink>
+      <w:r>
+        <w:rPr>
+          <w:lang w:val="en_US" w:bidi="en_US"/>
+        </w:rPr>
+        <w:t>Leviticus 23:24–25</w:t>
+      </w:r>
       <w:r>
         <w:rPr>
           <w:lang w:val="en_US" w:bidi="en_US"/>
@@ -8320,18 +7558,12 @@
         </w:rPr>
         <w:t>The time from early morning until noon allowed about six hours for reading and interpreting (</w:t>
       </w:r>
-      <w:hyperlink r:id="rId135">
-        <w:r>
-          <w:rPr>
-            <w:lang w:val="en_US" w:bidi="en_US"/>
-          </w:rPr>
-          <w:rPr>
-            <w:color w:val="0000EE"/>
-            <w:u w:val="single"/>
-          </w:rPr>
-          <w:t>Nehemiah 8:7–8</w:t>
-        </w:r>
-      </w:hyperlink>
+      <w:r>
+        <w:rPr>
+          <w:lang w:val="en_US" w:bidi="en_US"/>
+        </w:rPr>
+        <w:t>Nehemiah 8:7–8</w:t>
+      </w:r>
       <w:r>
         <w:rPr>
           <w:lang w:val="en_US" w:bidi="en_US"/>
@@ -8363,54 +7595,36 @@
         </w:rPr>
         <w:t xml:space="preserve"> (see also </w:t>
       </w:r>
-      <w:hyperlink r:id="rId136">
-        <w:r>
-          <w:rPr>
-            <w:lang w:val="en_US" w:bidi="en_US"/>
-          </w:rPr>
-          <w:rPr>
-            <w:color w:val="0000EE"/>
-            <w:u w:val="single"/>
-          </w:rPr>
-          <w:t>Nehemiah 8:2</w:t>
-        </w:r>
-      </w:hyperlink>
+      <w:r>
+        <w:rPr>
+          <w:lang w:val="en_US" w:bidi="en_US"/>
+        </w:rPr>
+        <w:t>Nehemiah 8:2</w:t>
+      </w:r>
       <w:r>
         <w:rPr>
           <w:lang w:val="en_US" w:bidi="en_US"/>
         </w:rPr>
         <w:t xml:space="preserve">, </w:t>
       </w:r>
-      <w:hyperlink r:id="rId137">
-        <w:r>
-          <w:rPr>
-            <w:lang w:val="en_US" w:bidi="en_US"/>
-          </w:rPr>
-          <w:rPr>
-            <w:color w:val="0000EE"/>
-            <w:u w:val="single"/>
-          </w:rPr>
-          <w:t>8</w:t>
-        </w:r>
-      </w:hyperlink>
+      <w:r>
+        <w:rPr>
+          <w:lang w:val="en_US" w:bidi="en_US"/>
+        </w:rPr>
+        <w:t>8</w:t>
+      </w:r>
       <w:r>
         <w:rPr>
           <w:lang w:val="en_US" w:bidi="en_US"/>
         </w:rPr>
         <w:t xml:space="preserve">, </w:t>
       </w:r>
-      <w:hyperlink r:id="rId138">
-        <w:r>
-          <w:rPr>
-            <w:lang w:val="en_US" w:bidi="en_US"/>
-          </w:rPr>
-          <w:rPr>
-            <w:color w:val="0000EE"/>
-            <w:u w:val="single"/>
-          </w:rPr>
-          <w:t>12</w:t>
-        </w:r>
-      </w:hyperlink>
+      <w:r>
+        <w:rPr>
+          <w:lang w:val="en_US" w:bidi="en_US"/>
+        </w:rPr>
+        <w:t>12</w:t>
+      </w:r>
       <w:r>
         <w:rPr>
           <w:lang w:val="en_US" w:bidi="en_US"/>
@@ -8513,18 +7727,12 @@
         </w:rPr>
         <w:t>The people stood up to show respect for God's word (</w:t>
       </w:r>
-      <w:hyperlink r:id="rId139">
-        <w:r>
-          <w:rPr>
-            <w:lang w:val="en_US" w:bidi="en_US"/>
-          </w:rPr>
-          <w:rPr>
-            <w:color w:val="0000EE"/>
-            <w:u w:val="single"/>
-          </w:rPr>
-          <w:t>Job 29:8</w:t>
-        </w:r>
-      </w:hyperlink>
+      <w:r>
+        <w:rPr>
+          <w:lang w:val="en_US" w:bidi="en_US"/>
+        </w:rPr>
+        <w:t>Job 29:8</w:t>
+      </w:r>
       <w:r>
         <w:rPr>
           <w:lang w:val="en_US" w:bidi="en_US"/>
@@ -8590,90 +7798,60 @@
         </w:rPr>
         <w:t xml:space="preserve">: See also </w:t>
       </w:r>
-      <w:hyperlink r:id="rId24">
-        <w:r>
-          <w:rPr>
-            <w:lang w:val="en_US" w:bidi="en_US"/>
-          </w:rPr>
-          <w:rPr>
-            <w:color w:val="0000EE"/>
-            <w:u w:val="single"/>
-          </w:rPr>
-          <w:t>Nehemiah 1:5</w:t>
-        </w:r>
-      </w:hyperlink>
+      <w:r>
+        <w:rPr>
+          <w:lang w:val="en_US" w:bidi="en_US"/>
+        </w:rPr>
+        <w:t>Nehemiah 1:5</w:t>
+      </w:r>
       <w:r>
         <w:rPr>
           <w:lang w:val="en_US" w:bidi="en_US"/>
         </w:rPr>
         <w:t xml:space="preserve">; </w:t>
       </w:r>
-      <w:hyperlink r:id="rId140">
-        <w:r>
-          <w:rPr>
-            <w:lang w:val="en_US" w:bidi="en_US"/>
-          </w:rPr>
-          <w:rPr>
-            <w:color w:val="0000EE"/>
-            <w:u w:val="single"/>
-          </w:rPr>
-          <w:t>9:32</w:t>
-        </w:r>
-      </w:hyperlink>
+      <w:r>
+        <w:rPr>
+          <w:lang w:val="en_US" w:bidi="en_US"/>
+        </w:rPr>
+        <w:t>9:32</w:t>
+      </w:r>
       <w:r>
         <w:rPr>
           <w:lang w:val="en_US" w:bidi="en_US"/>
         </w:rPr>
         <w:t xml:space="preserve">; </w:t>
       </w:r>
-      <w:hyperlink r:id="rId141">
-        <w:r>
-          <w:rPr>
-            <w:lang w:val="en_US" w:bidi="en_US"/>
-          </w:rPr>
-          <w:rPr>
-            <w:color w:val="0000EE"/>
-            <w:u w:val="single"/>
-          </w:rPr>
-          <w:t>Deuteronomy 10:17</w:t>
-        </w:r>
-      </w:hyperlink>
+      <w:r>
+        <w:rPr>
+          <w:lang w:val="en_US" w:bidi="en_US"/>
+        </w:rPr>
+        <w:t>Deuteronomy 10:17</w:t>
+      </w:r>
       <w:r>
         <w:rPr>
           <w:lang w:val="en_US" w:bidi="en_US"/>
         </w:rPr>
         <w:t xml:space="preserve">; </w:t>
       </w:r>
-      <w:hyperlink r:id="rId142">
-        <w:r>
-          <w:rPr>
-            <w:lang w:val="en_US" w:bidi="en_US"/>
-          </w:rPr>
-          <w:rPr>
-            <w:color w:val="0000EE"/>
-            <w:u w:val="single"/>
-          </w:rPr>
-          <w:t>Jeremiah 32:18</w:t>
-        </w:r>
-      </w:hyperlink>
+      <w:r>
+        <w:rPr>
+          <w:lang w:val="en_US" w:bidi="en_US"/>
+        </w:rPr>
+        <w:t>Jeremiah 32:18</w:t>
+      </w:r>
       <w:r>
         <w:rPr>
           <w:lang w:val="en_US" w:bidi="en_US"/>
         </w:rPr>
         <w:t xml:space="preserve">; </w:t>
       </w:r>
-      <w:hyperlink r:id="rId143">
-        <w:r>
-          <w:rPr>
-            <w:lang w:val="en_US" w:bidi="en_US"/>
-          </w:rPr>
-          <w:rPr>
-            <w:color w:val="0000EE"/>
-            <w:u w:val="single"/>
-          </w:rPr>
-          <w:t>Daniel 9:4</w:t>
-        </w:r>
-      </w:hyperlink>
+      <w:r>
+        <w:rPr>
+          <w:lang w:val="en_US" w:bidi="en_US"/>
+        </w:rPr>
+        <w:t>Daniel 9:4</w:t>
+      </w:r>
       <w:r>
         <w:rPr>
           <w:lang w:val="en_US" w:bidi="en_US"/>
@@ -8705,36 +7883,24 @@
         </w:rPr>
         <w:t xml:space="preserve"> This is a statement of agreement (see </w:t>
       </w:r>
-      <w:hyperlink r:id="rId144">
-        <w:r>
-          <w:rPr>
-            <w:lang w:val="en_US" w:bidi="en_US"/>
-          </w:rPr>
-          <w:rPr>
-            <w:color w:val="0000EE"/>
-            <w:u w:val="single"/>
-          </w:rPr>
-          <w:t>Nehemiah 5:13</w:t>
-        </w:r>
-      </w:hyperlink>
+      <w:r>
+        <w:rPr>
+          <w:lang w:val="en_US" w:bidi="en_US"/>
+        </w:rPr>
+        <w:t>Nehemiah 5:13</w:t>
+      </w:r>
       <w:r>
         <w:rPr>
           <w:lang w:val="en_US" w:bidi="en_US"/>
         </w:rPr>
         <w:t>). Lifting hands (</w:t>
       </w:r>
-      <w:hyperlink r:id="rId145">
-        <w:r>
-          <w:rPr>
-            <w:lang w:val="en_US" w:bidi="en_US"/>
-          </w:rPr>
-          <w:rPr>
-            <w:color w:val="0000EE"/>
-            <w:u w:val="single"/>
-          </w:rPr>
-          <w:t>Psalm 28:2</w:t>
-        </w:r>
-      </w:hyperlink>
+      <w:r>
+        <w:rPr>
+          <w:lang w:val="en_US" w:bidi="en_US"/>
+        </w:rPr>
+        <w:t>Psalm 28:2</w:t>
+      </w:r>
       <w:r>
         <w:rPr>
           <w:lang w:val="en_US" w:bidi="en_US"/>
@@ -8789,36 +7955,24 @@
         </w:rPr>
         <w:t>The Levites were responsible for teaching people God’s word (</w:t>
       </w:r>
-      <w:hyperlink r:id="rId146">
-        <w:r>
-          <w:rPr>
-            <w:lang w:val="en_US" w:bidi="en_US"/>
-          </w:rPr>
-          <w:rPr>
-            <w:color w:val="0000EE"/>
-            <w:u w:val="single"/>
-          </w:rPr>
-          <w:t>Deuteronomy 33:10</w:t>
-        </w:r>
-      </w:hyperlink>
+      <w:r>
+        <w:rPr>
+          <w:lang w:val="en_US" w:bidi="en_US"/>
+        </w:rPr>
+        <w:t>Deuteronomy 33:10</w:t>
+      </w:r>
       <w:r>
         <w:rPr>
           <w:lang w:val="en_US" w:bidi="en_US"/>
         </w:rPr>
         <w:t xml:space="preserve">; </w:t>
       </w:r>
-      <w:hyperlink r:id="rId147">
-        <w:r>
-          <w:rPr>
-            <w:lang w:val="en_US" w:bidi="en_US"/>
-          </w:rPr>
-          <w:rPr>
-            <w:color w:val="0000EE"/>
-            <w:u w:val="single"/>
-          </w:rPr>
-          <w:t>Malachi 2:5–6</w:t>
-        </w:r>
-      </w:hyperlink>
+      <w:r>
+        <w:rPr>
+          <w:lang w:val="en_US" w:bidi="en_US"/>
+        </w:rPr>
+        <w:t>Malachi 2:5–6</w:t>
+      </w:r>
       <w:r>
         <w:rPr>
           <w:lang w:val="en_US" w:bidi="en_US"/>
@@ -8921,54 +8075,36 @@
         </w:rPr>
         <w:t xml:space="preserve">: God moved the people's hearts, leading them to regret not following his laws. While weeping is a suitable reaction to sin (see </w:t>
       </w:r>
-      <w:hyperlink r:id="rId148">
-        <w:r>
-          <w:rPr>
-            <w:lang w:val="en_US" w:bidi="en_US"/>
-          </w:rPr>
-          <w:rPr>
-            <w:color w:val="0000EE"/>
-            <w:u w:val="single"/>
-          </w:rPr>
-          <w:t>Ezekiel 9:4</w:t>
-        </w:r>
-      </w:hyperlink>
+      <w:r>
+        <w:rPr>
+          <w:lang w:val="en_US" w:bidi="en_US"/>
+        </w:rPr>
+        <w:t>Ezekiel 9:4</w:t>
+      </w:r>
       <w:r>
         <w:rPr>
           <w:lang w:val="en_US" w:bidi="en_US"/>
         </w:rPr>
         <w:t xml:space="preserve">; </w:t>
       </w:r>
-      <w:hyperlink r:id="rId149">
-        <w:r>
-          <w:rPr>
-            <w:lang w:val="en_US" w:bidi="en_US"/>
-          </w:rPr>
-          <w:rPr>
-            <w:color w:val="0000EE"/>
-            <w:u w:val="single"/>
-          </w:rPr>
-          <w:t>Luke 6:21</w:t>
-        </w:r>
-      </w:hyperlink>
+      <w:r>
+        <w:rPr>
+          <w:lang w:val="en_US" w:bidi="en_US"/>
+        </w:rPr>
+        <w:t>Luke 6:21</w:t>
+      </w:r>
       <w:r>
         <w:rPr>
           <w:lang w:val="en_US" w:bidi="en_US"/>
         </w:rPr>
         <w:t>), Ezra and Nehemiah urged the people to celebrate what God had done. This New Year's festival was meant to be joyful (</w:t>
       </w:r>
-      <w:hyperlink r:id="rId150">
-        <w:r>
-          <w:rPr>
-            <w:lang w:val="en_US" w:bidi="en_US"/>
-          </w:rPr>
-          <w:rPr>
-            <w:color w:val="0000EE"/>
-            <w:u w:val="single"/>
-          </w:rPr>
-          <w:t>Numbers 29:1–6</w:t>
-        </w:r>
-      </w:hyperlink>
+      <w:r>
+        <w:rPr>
+          <w:lang w:val="en_US" w:bidi="en_US"/>
+        </w:rPr>
+        <w:t>Numbers 29:1–6</w:t>
+      </w:r>
       <w:r>
         <w:rPr>
           <w:lang w:val="en_US" w:bidi="en_US"/>
@@ -9045,18 +8181,12 @@
         </w:rPr>
         <w:t xml:space="preserve">Sweet drinks meant unfermented juice, unlike the vinegar common laborers drank (see </w:t>
       </w:r>
-      <w:hyperlink r:id="rId151">
-        <w:r>
-          <w:rPr>
-            <w:lang w:val="en_US" w:bidi="en_US"/>
-          </w:rPr>
-          <w:rPr>
-            <w:color w:val="0000EE"/>
-            <w:u w:val="single"/>
-          </w:rPr>
-          <w:t>Ruth 2:14</w:t>
-        </w:r>
-      </w:hyperlink>
+      <w:r>
+        <w:rPr>
+          <w:lang w:val="en_US" w:bidi="en_US"/>
+        </w:rPr>
+        <w:t>Ruth 2:14</w:t>
+      </w:r>
       <w:r>
         <w:rPr>
           <w:lang w:val="en_US" w:bidi="en_US"/>
@@ -9081,90 +8211,60 @@
         </w:rPr>
         <w:t xml:space="preserve">It is good to share with those in need (see </w:t>
       </w:r>
-      <w:hyperlink r:id="rId152">
-        <w:r>
-          <w:rPr>
-            <w:lang w:val="en_US" w:bidi="en_US"/>
-          </w:rPr>
-          <w:rPr>
-            <w:color w:val="0000EE"/>
-            <w:u w:val="single"/>
-          </w:rPr>
-          <w:t>Deuteronomy 15:11</w:t>
-        </w:r>
-      </w:hyperlink>
+      <w:r>
+        <w:rPr>
+          <w:lang w:val="en_US" w:bidi="en_US"/>
+        </w:rPr>
+        <w:t>Deuteronomy 15:11</w:t>
+      </w:r>
       <w:r>
         <w:rPr>
           <w:lang w:val="en_US" w:bidi="en_US"/>
         </w:rPr>
         <w:t xml:space="preserve">; </w:t>
       </w:r>
-      <w:hyperlink r:id="rId153">
-        <w:r>
-          <w:rPr>
-            <w:lang w:val="en_US" w:bidi="en_US"/>
-          </w:rPr>
-          <w:rPr>
-            <w:color w:val="0000EE"/>
-            <w:u w:val="single"/>
-          </w:rPr>
-          <w:t>Job 29:16</w:t>
-        </w:r>
-      </w:hyperlink>
+      <w:r>
+        <w:rPr>
+          <w:lang w:val="en_US" w:bidi="en_US"/>
+        </w:rPr>
+        <w:t>Job 29:16</w:t>
+      </w:r>
       <w:r>
         <w:rPr>
           <w:lang w:val="en_US" w:bidi="en_US"/>
         </w:rPr>
         <w:t xml:space="preserve">; </w:t>
       </w:r>
-      <w:hyperlink r:id="rId154">
-        <w:r>
-          <w:rPr>
-            <w:lang w:val="en_US" w:bidi="en_US"/>
-          </w:rPr>
-          <w:rPr>
-            <w:color w:val="0000EE"/>
-            <w:u w:val="single"/>
-          </w:rPr>
-          <w:t>Proverbs 31:20</w:t>
-        </w:r>
-      </w:hyperlink>
+      <w:r>
+        <w:rPr>
+          <w:lang w:val="en_US" w:bidi="en_US"/>
+        </w:rPr>
+        <w:t>Proverbs 31:20</w:t>
+      </w:r>
       <w:r>
         <w:rPr>
           <w:lang w:val="en_US" w:bidi="en_US"/>
         </w:rPr>
         <w:t xml:space="preserve">; </w:t>
       </w:r>
-      <w:hyperlink r:id="rId155">
-        <w:r>
-          <w:rPr>
-            <w:lang w:val="en_US" w:bidi="en_US"/>
-          </w:rPr>
-          <w:rPr>
-            <w:color w:val="0000EE"/>
-            <w:u w:val="single"/>
-          </w:rPr>
-          <w:t>Matthew 6:2–3</w:t>
-        </w:r>
-      </w:hyperlink>
+      <w:r>
+        <w:rPr>
+          <w:lang w:val="en_US" w:bidi="en_US"/>
+        </w:rPr>
+        <w:t>Matthew 6:2–3</w:t>
+      </w:r>
       <w:r>
         <w:rPr>
           <w:lang w:val="en_US" w:bidi="en_US"/>
         </w:rPr>
         <w:t xml:space="preserve">; </w:t>
       </w:r>
-      <w:hyperlink r:id="rId156">
-        <w:r>
-          <w:rPr>
-            <w:lang w:val="en_US" w:bidi="en_US"/>
-          </w:rPr>
-          <w:rPr>
-            <w:color w:val="0000EE"/>
-            <w:u w:val="single"/>
-          </w:rPr>
-          <w:t>Acts 4:34–35</w:t>
-        </w:r>
-      </w:hyperlink>
+      <w:r>
+        <w:rPr>
+          <w:lang w:val="en_US" w:bidi="en_US"/>
+        </w:rPr>
+        <w:t>Acts 4:34–35</w:t>
+      </w:r>
       <w:r>
         <w:rPr>
           <w:lang w:val="en_US" w:bidi="en_US"/>
@@ -9232,54 +8332,36 @@
         </w:rPr>
         <w:t xml:space="preserve"> The Feast of Tabernacles commemorated when the people of Israel lived in tents during their journey through the wilderness (</w:t>
       </w:r>
-      <w:hyperlink r:id="rId157">
-        <w:r>
-          <w:rPr>
-            <w:lang w:val="en_US" w:bidi="en_US"/>
-          </w:rPr>
-          <w:rPr>
-            <w:color w:val="0000EE"/>
-            <w:u w:val="single"/>
-          </w:rPr>
-          <w:t>Leviticus 23:33–43</w:t>
-        </w:r>
-      </w:hyperlink>
+      <w:r>
+        <w:rPr>
+          <w:lang w:val="en_US" w:bidi="en_US"/>
+        </w:rPr>
+        <w:t>Leviticus 23:33–43</w:t>
+      </w:r>
       <w:r>
         <w:rPr>
           <w:lang w:val="en_US" w:bidi="en_US"/>
         </w:rPr>
         <w:t xml:space="preserve">; see also </w:t>
       </w:r>
-      <w:hyperlink r:id="rId158">
-        <w:r>
-          <w:rPr>
-            <w:lang w:val="en_US" w:bidi="en_US"/>
-          </w:rPr>
-          <w:rPr>
-            <w:color w:val="0000EE"/>
-            <w:u w:val="single"/>
-          </w:rPr>
-          <w:t>Numbers 29:12–39</w:t>
-        </w:r>
-      </w:hyperlink>
+      <w:r>
+        <w:rPr>
+          <w:lang w:val="en_US" w:bidi="en_US"/>
+        </w:rPr>
+        <w:t>Numbers 29:12–39</w:t>
+      </w:r>
       <w:r>
         <w:rPr>
           <w:lang w:val="en_US" w:bidi="en_US"/>
         </w:rPr>
         <w:t xml:space="preserve">; </w:t>
       </w:r>
-      <w:hyperlink r:id="rId159">
-        <w:r>
-          <w:rPr>
-            <w:lang w:val="en_US" w:bidi="en_US"/>
-          </w:rPr>
-          <w:rPr>
-            <w:color w:val="0000EE"/>
-            <w:u w:val="single"/>
-          </w:rPr>
-          <w:t>Deuteronomy 16:13–15</w:t>
-        </w:r>
-      </w:hyperlink>
+      <w:r>
+        <w:rPr>
+          <w:lang w:val="en_US" w:bidi="en_US"/>
+        </w:rPr>
+        <w:t>Deuteronomy 16:13–15</w:t>
+      </w:r>
       <w:r>
         <w:rPr>
           <w:lang w:val="en_US" w:bidi="en_US"/>
@@ -9334,18 +8416,12 @@
         </w:rPr>
         <w:t xml:space="preserve">The Ephraim Gate was likely on the north side of Jerusalem, facing the land of the tribe of Ephraim (see </w:t>
       </w:r>
-      <w:hyperlink r:id="rId46">
-        <w:r>
-          <w:rPr>
-            <w:lang w:val="en_US" w:bidi="en_US"/>
-          </w:rPr>
-          <w:rPr>
-            <w:color w:val="0000EE"/>
-            <w:u w:val="single"/>
-          </w:rPr>
-          <w:t>Nehemiah 12:39</w:t>
-        </w:r>
-      </w:hyperlink>
+      <w:r>
+        <w:rPr>
+          <w:lang w:val="en_US" w:bidi="en_US"/>
+        </w:rPr>
+        <w:t>Nehemiah 12:39</w:t>
+      </w:r>
       <w:r>
         <w:rPr>
           <w:lang w:val="en_US" w:bidi="en_US"/>
@@ -9413,108 +8489,72 @@
         </w:rPr>
         <w:t xml:space="preserve"> Israel had celebrated this festival many times (</w:t>
       </w:r>
-      <w:hyperlink r:id="rId160">
-        <w:r>
-          <w:rPr>
-            <w:lang w:val="en_US" w:bidi="en_US"/>
-          </w:rPr>
-          <w:rPr>
-            <w:color w:val="0000EE"/>
-            <w:u w:val="single"/>
-          </w:rPr>
-          <w:t>1 Kings 8:2</w:t>
-        </w:r>
-      </w:hyperlink>
+      <w:r>
+        <w:rPr>
+          <w:lang w:val="en_US" w:bidi="en_US"/>
+        </w:rPr>
+        <w:t>1 Kings 8:2</w:t>
+      </w:r>
       <w:r>
         <w:rPr>
           <w:lang w:val="en_US" w:bidi="en_US"/>
         </w:rPr>
         <w:t xml:space="preserve">; </w:t>
       </w:r>
-      <w:hyperlink r:id="rId161">
-        <w:r>
-          <w:rPr>
-            <w:lang w:val="en_US" w:bidi="en_US"/>
-          </w:rPr>
-          <w:rPr>
-            <w:color w:val="0000EE"/>
-            <w:u w:val="single"/>
-          </w:rPr>
-          <w:t>2 Kings 23:22</w:t>
-        </w:r>
-      </w:hyperlink>
+      <w:r>
+        <w:rPr>
+          <w:lang w:val="en_US" w:bidi="en_US"/>
+        </w:rPr>
+        <w:t>2 Kings 23:22</w:t>
+      </w:r>
       <w:r>
         <w:rPr>
           <w:lang w:val="en_US" w:bidi="en_US"/>
         </w:rPr>
         <w:t xml:space="preserve">; </w:t>
       </w:r>
-      <w:hyperlink r:id="rId162">
-        <w:r>
-          <w:rPr>
-            <w:lang w:val="en_US" w:bidi="en_US"/>
-          </w:rPr>
-          <w:rPr>
-            <w:color w:val="0000EE"/>
-            <w:u w:val="single"/>
-          </w:rPr>
-          <w:t>2 Chronicles 7:8–10</w:t>
-        </w:r>
-      </w:hyperlink>
+      <w:r>
+        <w:rPr>
+          <w:lang w:val="en_US" w:bidi="en_US"/>
+        </w:rPr>
+        <w:t>2 Chronicles 7:8–10</w:t>
+      </w:r>
       <w:r>
         <w:rPr>
           <w:lang w:val="en_US" w:bidi="en_US"/>
         </w:rPr>
         <w:t xml:space="preserve">; </w:t>
       </w:r>
-      <w:hyperlink r:id="rId163">
-        <w:r>
-          <w:rPr>
-            <w:lang w:val="en_US" w:bidi="en_US"/>
-          </w:rPr>
-          <w:rPr>
-            <w:color w:val="0000EE"/>
-            <w:u w:val="single"/>
-          </w:rPr>
-          <w:t>30:26</w:t>
-        </w:r>
-      </w:hyperlink>
+      <w:r>
+        <w:rPr>
+          <w:lang w:val="en_US" w:bidi="en_US"/>
+        </w:rPr>
+        <w:t>30:26</w:t>
+      </w:r>
       <w:r>
         <w:rPr>
           <w:lang w:val="en_US" w:bidi="en_US"/>
         </w:rPr>
         <w:t xml:space="preserve">; </w:t>
       </w:r>
-      <w:hyperlink r:id="rId164">
-        <w:r>
-          <w:rPr>
-            <w:lang w:val="en_US" w:bidi="en_US"/>
-          </w:rPr>
-          <w:rPr>
-            <w:color w:val="0000EE"/>
-            <w:u w:val="single"/>
-          </w:rPr>
-          <w:t>35:18</w:t>
-        </w:r>
-      </w:hyperlink>
+      <w:r>
+        <w:rPr>
+          <w:lang w:val="en_US" w:bidi="en_US"/>
+        </w:rPr>
+        <w:t>35:18</w:t>
+      </w:r>
       <w:r>
         <w:rPr>
           <w:lang w:val="en_US" w:bidi="en_US"/>
         </w:rPr>
         <w:t xml:space="preserve">; </w:t>
       </w:r>
-      <w:hyperlink r:id="rId165">
-        <w:r>
-          <w:rPr>
-            <w:lang w:val="en_US" w:bidi="en_US"/>
-          </w:rPr>
-          <w:rPr>
-            <w:color w:val="0000EE"/>
-            <w:u w:val="single"/>
-          </w:rPr>
-          <w:t>Ezra 3:4</w:t>
-        </w:r>
-      </w:hyperlink>
+      <w:r>
+        <w:rPr>
+          <w:lang w:val="en_US" w:bidi="en_US"/>
+        </w:rPr>
+        <w:t>Ezra 3:4</w:t>
+      </w:r>
       <w:r>
         <w:rPr>
           <w:lang w:val="en_US" w:bidi="en_US"/>
@@ -9582,18 +8622,12 @@
         </w:rPr>
         <w:t xml:space="preserve"> The law was read every seven years at the Feast of Booths (</w:t>
       </w:r>
-      <w:hyperlink r:id="rId166">
-        <w:r>
-          <w:rPr>
-            <w:lang w:val="en_US" w:bidi="en_US"/>
-          </w:rPr>
-          <w:rPr>
-            <w:color w:val="0000EE"/>
-            <w:u w:val="single"/>
-          </w:rPr>
-          <w:t>Deuteronomy 31:10–12</w:t>
-        </w:r>
-      </w:hyperlink>
+      <w:r>
+        <w:rPr>
+          <w:lang w:val="en_US" w:bidi="en_US"/>
+        </w:rPr>
+        <w:t>Deuteronomy 31:10–12</w:t>
+      </w:r>
       <w:r>
         <w:rPr>
           <w:lang w:val="en_US" w:bidi="en_US"/>
@@ -9661,18 +8695,12 @@
         </w:rPr>
         <w:t xml:space="preserve">This might refer to the issue of intermarriage with foreigners, as described in </w:t>
       </w:r>
-      <w:hyperlink r:id="rId167">
-        <w:r>
-          <w:rPr>
-            <w:lang w:val="en_US" w:bidi="en_US"/>
-          </w:rPr>
-          <w:rPr>
-            <w:color w:val="0000EE"/>
-            <w:u w:val="single"/>
-          </w:rPr>
-          <w:t>Ezra 9–10</w:t>
-        </w:r>
-      </w:hyperlink>
+      <w:r>
+        <w:rPr>
+          <w:lang w:val="en_US" w:bidi="en_US"/>
+        </w:rPr>
+        <w:t>Ezra 9–10</w:t>
+      </w:r>
       <w:r>
         <w:rPr>
           <w:lang w:val="en_US" w:bidi="en_US"/>
@@ -9727,54 +8755,36 @@
         </w:rPr>
         <w:t xml:space="preserve">They admitted their sins after listening to God's word (compare </w:t>
       </w:r>
-      <w:hyperlink r:id="rId168">
-        <w:r>
-          <w:rPr>
-            <w:lang w:val="en_US" w:bidi="en_US"/>
-          </w:rPr>
-          <w:rPr>
-            <w:color w:val="0000EE"/>
-            <w:u w:val="single"/>
-          </w:rPr>
-          <w:t>Nehemiah 8:1–9</w:t>
-        </w:r>
-      </w:hyperlink>
+      <w:r>
+        <w:rPr>
+          <w:lang w:val="en_US" w:bidi="en_US"/>
+        </w:rPr>
+        <w:t>Nehemiah 8:1–9</w:t>
+      </w:r>
       <w:r>
         <w:rPr>
           <w:lang w:val="en_US" w:bidi="en_US"/>
         </w:rPr>
         <w:t xml:space="preserve">, </w:t>
       </w:r>
-      <w:hyperlink r:id="rId169">
-        <w:r>
-          <w:rPr>
-            <w:lang w:val="en_US" w:bidi="en_US"/>
-          </w:rPr>
-          <w:rPr>
-            <w:color w:val="0000EE"/>
-            <w:u w:val="single"/>
-          </w:rPr>
-          <w:t>13–14</w:t>
-        </w:r>
-      </w:hyperlink>
+      <w:r>
+        <w:rPr>
+          <w:lang w:val="en_US" w:bidi="en_US"/>
+        </w:rPr>
+        <w:t>13–14</w:t>
+      </w:r>
       <w:r>
         <w:rPr>
           <w:lang w:val="en_US" w:bidi="en_US"/>
         </w:rPr>
         <w:t xml:space="preserve">, </w:t>
       </w:r>
-      <w:hyperlink r:id="rId170">
-        <w:r>
-          <w:rPr>
-            <w:lang w:val="en_US" w:bidi="en_US"/>
-          </w:rPr>
-          <w:rPr>
-            <w:color w:val="0000EE"/>
-            <w:u w:val="single"/>
-          </w:rPr>
-          <w:t>18</w:t>
-        </w:r>
-      </w:hyperlink>
+      <w:r>
+        <w:rPr>
+          <w:lang w:val="en_US" w:bidi="en_US"/>
+        </w:rPr>
+        <w:t>18</w:t>
+      </w:r>
       <w:r>
         <w:rPr>
           <w:lang w:val="en_US" w:bidi="en_US"/>
@@ -9877,36 +8887,24 @@
         </w:rPr>
         <w:t xml:space="preserve">This lengthy prayer admits the nation's sins and praises God for his compassion throughout history (compare </w:t>
       </w:r>
-      <w:hyperlink r:id="rId171">
-        <w:r>
-          <w:rPr>
-            <w:lang w:val="en_US" w:bidi="en_US"/>
-          </w:rPr>
-          <w:rPr>
-            <w:color w:val="0000EE"/>
-            <w:u w:val="single"/>
-          </w:rPr>
-          <w:t>Psalms 105–106</w:t>
-        </w:r>
-      </w:hyperlink>
+      <w:r>
+        <w:rPr>
+          <w:lang w:val="en_US" w:bidi="en_US"/>
+        </w:rPr>
+        <w:t>Psalms 105–106</w:t>
+      </w:r>
       <w:r>
         <w:rPr>
           <w:lang w:val="en_US" w:bidi="en_US"/>
         </w:rPr>
         <w:t xml:space="preserve">; </w:t>
       </w:r>
-      <w:hyperlink r:id="rId172">
-        <w:r>
-          <w:rPr>
-            <w:lang w:val="en_US" w:bidi="en_US"/>
-          </w:rPr>
-          <w:rPr>
-            <w:color w:val="0000EE"/>
-            <w:u w:val="single"/>
-          </w:rPr>
-          <w:t>135–136</w:t>
-        </w:r>
-      </w:hyperlink>
+      <w:r>
+        <w:rPr>
+          <w:lang w:val="en_US" w:bidi="en_US"/>
+        </w:rPr>
+        <w:t>135–136</w:t>
+      </w:r>
       <w:r>
         <w:rPr>
           <w:lang w:val="en_US" w:bidi="en_US"/>
@@ -9961,108 +8959,72 @@
         </w:rPr>
         <w:t>God's actions with Abram—calling him (</w:t>
       </w:r>
-      <w:hyperlink r:id="rId173">
-        <w:r>
-          <w:rPr>
-            <w:lang w:val="en_US" w:bidi="en_US"/>
-          </w:rPr>
-          <w:rPr>
-            <w:color w:val="0000EE"/>
-            <w:u w:val="single"/>
-          </w:rPr>
-          <w:t>Genesis 12:1–3</w:t>
-        </w:r>
-      </w:hyperlink>
+      <w:r>
+        <w:rPr>
+          <w:lang w:val="en_US" w:bidi="en_US"/>
+        </w:rPr>
+        <w:t>Genesis 12:1–3</w:t>
+      </w:r>
       <w:r>
         <w:rPr>
           <w:lang w:val="en_US" w:bidi="en_US"/>
         </w:rPr>
         <w:t xml:space="preserve">; </w:t>
       </w:r>
-      <w:hyperlink r:id="rId174">
-        <w:r>
-          <w:rPr>
-            <w:lang w:val="en_US" w:bidi="en_US"/>
-          </w:rPr>
-          <w:rPr>
-            <w:color w:val="0000EE"/>
-            <w:u w:val="single"/>
-          </w:rPr>
-          <w:t>15:7</w:t>
-        </w:r>
-      </w:hyperlink>
+      <w:r>
+        <w:rPr>
+          <w:lang w:val="en_US" w:bidi="en_US"/>
+        </w:rPr>
+        <w:t>15:7</w:t>
+      </w:r>
       <w:r>
         <w:rPr>
           <w:lang w:val="en_US" w:bidi="en_US"/>
         </w:rPr>
         <w:t>), giving him a new name and identity (</w:t>
       </w:r>
-      <w:hyperlink r:id="rId175">
-        <w:r>
-          <w:rPr>
-            <w:lang w:val="en_US" w:bidi="en_US"/>
-          </w:rPr>
-          <w:rPr>
-            <w:color w:val="0000EE"/>
-            <w:u w:val="single"/>
-          </w:rPr>
-          <w:t>Genesis 17:5</w:t>
-        </w:r>
-      </w:hyperlink>
+      <w:r>
+        <w:rPr>
+          <w:lang w:val="en_US" w:bidi="en_US"/>
+        </w:rPr>
+        <w:t>Genesis 17:5</w:t>
+      </w:r>
       <w:r>
         <w:rPr>
           <w:lang w:val="en_US" w:bidi="en_US"/>
         </w:rPr>
         <w:t>), making a covenant with him (</w:t>
       </w:r>
-      <w:hyperlink r:id="rId176">
-        <w:r>
-          <w:rPr>
-            <w:lang w:val="en_US" w:bidi="en_US"/>
-          </w:rPr>
-          <w:rPr>
-            <w:color w:val="0000EE"/>
-            <w:u w:val="single"/>
-          </w:rPr>
-          <w:t>Genesis 15:6–21</w:t>
-        </w:r>
-      </w:hyperlink>
+      <w:r>
+        <w:rPr>
+          <w:lang w:val="en_US" w:bidi="en_US"/>
+        </w:rPr>
+        <w:t>Genesis 15:6–21</w:t>
+      </w:r>
       <w:r>
         <w:rPr>
           <w:lang w:val="en_US" w:bidi="en_US"/>
         </w:rPr>
         <w:t xml:space="preserve">; </w:t>
       </w:r>
-      <w:hyperlink r:id="rId177">
-        <w:r>
-          <w:rPr>
-            <w:lang w:val="en_US" w:bidi="en_US"/>
-          </w:rPr>
-          <w:rPr>
-            <w:color w:val="0000EE"/>
-            <w:u w:val="single"/>
-          </w:rPr>
-          <w:t>17:4–5</w:t>
-        </w:r>
-      </w:hyperlink>
+      <w:r>
+        <w:rPr>
+          <w:lang w:val="en_US" w:bidi="en_US"/>
+        </w:rPr>
+        <w:t>17:4–5</w:t>
+      </w:r>
       <w:r>
         <w:rPr>
           <w:lang w:val="en_US" w:bidi="en_US"/>
         </w:rPr>
         <w:t>), and fulfilling his promises of land and descendants (</w:t>
       </w:r>
-      <w:hyperlink r:id="rId178">
-        <w:r>
-          <w:rPr>
-            <w:lang w:val="en_US" w:bidi="en_US"/>
-          </w:rPr>
-          <w:rPr>
-            <w:color w:val="0000EE"/>
-            <w:u w:val="single"/>
-          </w:rPr>
-          <w:t>Genesis 15:18–21</w:t>
-        </w:r>
-      </w:hyperlink>
+      <w:r>
+        <w:rPr>
+          <w:lang w:val="en_US" w:bidi="en_US"/>
+        </w:rPr>
+        <w:t>Genesis 15:18–21</w:t>
+      </w:r>
       <w:r>
         <w:rPr>
           <w:lang w:val="en_US" w:bidi="en_US"/>
@@ -10117,72 +9079,48 @@
         </w:rPr>
         <w:t>God noticed his people's suffering under foreign rule (</w:t>
       </w:r>
-      <w:hyperlink r:id="rId179">
-        <w:r>
-          <w:rPr>
-            <w:lang w:val="en_US" w:bidi="en_US"/>
-          </w:rPr>
-          <w:rPr>
-            <w:color w:val="0000EE"/>
-            <w:u w:val="single"/>
-          </w:rPr>
-          <w:t>Exodus 2:23–25</w:t>
-        </w:r>
-      </w:hyperlink>
+      <w:r>
+        <w:rPr>
+          <w:lang w:val="en_US" w:bidi="en_US"/>
+        </w:rPr>
+        <w:t>Exodus 2:23–25</w:t>
+      </w:r>
       <w:r>
         <w:rPr>
           <w:lang w:val="en_US" w:bidi="en_US"/>
         </w:rPr>
         <w:t xml:space="preserve">; </w:t>
       </w:r>
-      <w:hyperlink r:id="rId180">
-        <w:r>
-          <w:rPr>
-            <w:lang w:val="en_US" w:bidi="en_US"/>
-          </w:rPr>
-          <w:rPr>
-            <w:color w:val="0000EE"/>
-            <w:u w:val="single"/>
-          </w:rPr>
-          <w:t>3:7</w:t>
-        </w:r>
-      </w:hyperlink>
+      <w:r>
+        <w:rPr>
+          <w:lang w:val="en_US" w:bidi="en_US"/>
+        </w:rPr>
+        <w:t>3:7</w:t>
+      </w:r>
       <w:r>
         <w:rPr>
           <w:lang w:val="en_US" w:bidi="en_US"/>
         </w:rPr>
         <w:t xml:space="preserve">; </w:t>
       </w:r>
-      <w:hyperlink r:id="rId181">
-        <w:r>
-          <w:rPr>
-            <w:lang w:val="en_US" w:bidi="en_US"/>
-          </w:rPr>
-          <w:rPr>
-            <w:color w:val="0000EE"/>
-            <w:u w:val="single"/>
-          </w:rPr>
-          <w:t>14:10–14</w:t>
-        </w:r>
-      </w:hyperlink>
+      <w:r>
+        <w:rPr>
+          <w:lang w:val="en_US" w:bidi="en_US"/>
+        </w:rPr>
+        <w:t>14:10–14</w:t>
+      </w:r>
       <w:r>
         <w:rPr>
           <w:lang w:val="en_US" w:bidi="en_US"/>
         </w:rPr>
         <w:t>), similar to their current situation (</w:t>
       </w:r>
-      <w:hyperlink r:id="rId182">
-        <w:r>
-          <w:rPr>
-            <w:lang w:val="en_US" w:bidi="en_US"/>
-          </w:rPr>
-          <w:rPr>
-            <w:color w:val="0000EE"/>
-            <w:u w:val="single"/>
-          </w:rPr>
-          <w:t>Nehemiah 9:32–37</w:t>
-        </w:r>
-      </w:hyperlink>
+      <w:r>
+        <w:rPr>
+          <w:lang w:val="en_US" w:bidi="en_US"/>
+        </w:rPr>
+        <w:t>Nehemiah 9:32–37</w:t>
+      </w:r>
       <w:r>
         <w:rPr>
           <w:lang w:val="en_US" w:bidi="en_US"/>
@@ -10250,54 +9188,36 @@
         </w:rPr>
         <w:t xml:space="preserve"> In the Exodus, God showed his power with plagues, parting the sea, and defeating the proud Egyptian army (</w:t>
       </w:r>
-      <w:hyperlink r:id="rId183">
-        <w:r>
-          <w:rPr>
-            <w:lang w:val="en_US" w:bidi="en_US"/>
-          </w:rPr>
-          <w:rPr>
-            <w:color w:val="0000EE"/>
-            <w:u w:val="single"/>
-          </w:rPr>
-          <w:t>Exodus 15:5</w:t>
-        </w:r>
-      </w:hyperlink>
+      <w:r>
+        <w:rPr>
+          <w:lang w:val="en_US" w:bidi="en_US"/>
+        </w:rPr>
+        <w:t>Exodus 15:5</w:t>
+      </w:r>
       <w:r>
         <w:rPr>
           <w:lang w:val="en_US" w:bidi="en_US"/>
         </w:rPr>
         <w:t xml:space="preserve">, </w:t>
       </w:r>
-      <w:hyperlink r:id="rId184">
-        <w:r>
-          <w:rPr>
-            <w:lang w:val="en_US" w:bidi="en_US"/>
-          </w:rPr>
-          <w:rPr>
-            <w:color w:val="0000EE"/>
-            <w:u w:val="single"/>
-          </w:rPr>
-          <w:t>9–10</w:t>
-        </w:r>
-      </w:hyperlink>
+      <w:r>
+        <w:rPr>
+          <w:lang w:val="en_US" w:bidi="en_US"/>
+        </w:rPr>
+        <w:t>9–10</w:t>
+      </w:r>
       <w:r>
         <w:rPr>
           <w:lang w:val="en_US" w:bidi="en_US"/>
         </w:rPr>
         <w:t xml:space="preserve">, </w:t>
       </w:r>
-      <w:hyperlink r:id="rId185">
-        <w:r>
-          <w:rPr>
-            <w:lang w:val="en_US" w:bidi="en_US"/>
-          </w:rPr>
-          <w:rPr>
-            <w:color w:val="0000EE"/>
-            <w:u w:val="single"/>
-          </w:rPr>
-          <w:t>19</w:t>
-        </w:r>
-      </w:hyperlink>
+      <w:r>
+        <w:rPr>
+          <w:lang w:val="en_US" w:bidi="en_US"/>
+        </w:rPr>
+        <w:t>19</w:t>
+      </w:r>
       <w:r>
         <w:rPr>
           <w:lang w:val="en_US" w:bidi="en_US"/>
@@ -10352,162 +9272,108 @@
         </w:rPr>
         <w:t>This prayer reminded the people of God's miraculous guidance of Israel in the wilderness (</w:t>
       </w:r>
-      <w:hyperlink r:id="rId186">
-        <w:r>
-          <w:rPr>
-            <w:lang w:val="en_US" w:bidi="en_US"/>
-          </w:rPr>
-          <w:rPr>
-            <w:color w:val="0000EE"/>
-            <w:u w:val="single"/>
-          </w:rPr>
-          <w:t>Exodus 13:21–22</w:t>
-        </w:r>
-      </w:hyperlink>
+      <w:r>
+        <w:rPr>
+          <w:lang w:val="en_US" w:bidi="en_US"/>
+        </w:rPr>
+        <w:t>Exodus 13:21–22</w:t>
+      </w:r>
       <w:r>
         <w:rPr>
           <w:lang w:val="en_US" w:bidi="en_US"/>
         </w:rPr>
         <w:t xml:space="preserve">), his personal appearance at Mount Sinai to reveal his covenant laws through Moses (see </w:t>
       </w:r>
-      <w:hyperlink r:id="rId187">
-        <w:r>
-          <w:rPr>
-            <w:lang w:val="en_US" w:bidi="en_US"/>
-          </w:rPr>
-          <w:rPr>
-            <w:color w:val="0000EE"/>
-            <w:u w:val="single"/>
-          </w:rPr>
-          <w:t>Exodus 19–20</w:t>
-        </w:r>
-      </w:hyperlink>
+      <w:r>
+        <w:rPr>
+          <w:lang w:val="en_US" w:bidi="en_US"/>
+        </w:rPr>
+        <w:t>Exodus 19–20</w:t>
+      </w:r>
       <w:r>
         <w:rPr>
           <w:lang w:val="en_US" w:bidi="en_US"/>
         </w:rPr>
         <w:t xml:space="preserve">), and his faithfulness in providing bread and water (see </w:t>
       </w:r>
-      <w:hyperlink r:id="rId188">
-        <w:r>
-          <w:rPr>
-            <w:lang w:val="en_US" w:bidi="en_US"/>
-          </w:rPr>
-          <w:rPr>
-            <w:color w:val="0000EE"/>
-            <w:u w:val="single"/>
-          </w:rPr>
-          <w:t>Exodus 16:4</w:t>
-        </w:r>
-      </w:hyperlink>
+      <w:r>
+        <w:rPr>
+          <w:lang w:val="en_US" w:bidi="en_US"/>
+        </w:rPr>
+        <w:t>Exodus 16:4</w:t>
+      </w:r>
       <w:r>
         <w:rPr>
           <w:lang w:val="en_US" w:bidi="en_US"/>
         </w:rPr>
         <w:t xml:space="preserve">; </w:t>
       </w:r>
-      <w:hyperlink r:id="rId189">
-        <w:r>
-          <w:rPr>
-            <w:lang w:val="en_US" w:bidi="en_US"/>
-          </w:rPr>
-          <w:rPr>
-            <w:color w:val="0000EE"/>
-            <w:u w:val="single"/>
-          </w:rPr>
-          <w:t>17:1–6</w:t>
-        </w:r>
-      </w:hyperlink>
+      <w:r>
+        <w:rPr>
+          <w:lang w:val="en_US" w:bidi="en_US"/>
+        </w:rPr>
+        <w:t>17:1–6</w:t>
+      </w:r>
       <w:r>
         <w:rPr>
           <w:lang w:val="en_US" w:bidi="en_US"/>
         </w:rPr>
         <w:t xml:space="preserve">). Despite all of that, Israel's ancestors were proud and stubborn and refused to obey (see </w:t>
       </w:r>
-      <w:hyperlink r:id="rId190">
-        <w:r>
-          <w:rPr>
-            <w:lang w:val="en_US" w:bidi="en_US"/>
-          </w:rPr>
-          <w:rPr>
-            <w:color w:val="0000EE"/>
-            <w:u w:val="single"/>
-          </w:rPr>
-          <w:t>Exodus 32</w:t>
-        </w:r>
-      </w:hyperlink>
+      <w:r>
+        <w:rPr>
+          <w:lang w:val="en_US" w:bidi="en_US"/>
+        </w:rPr>
+        <w:t>Exodus 32</w:t>
+      </w:r>
       <w:r>
         <w:rPr>
           <w:lang w:val="en_US" w:bidi="en_US"/>
         </w:rPr>
         <w:t xml:space="preserve">; </w:t>
       </w:r>
-      <w:hyperlink r:id="rId191">
-        <w:r>
-          <w:rPr>
-            <w:lang w:val="en_US" w:bidi="en_US"/>
-          </w:rPr>
-          <w:rPr>
-            <w:color w:val="0000EE"/>
-            <w:u w:val="single"/>
-          </w:rPr>
-          <w:t>Numbers 14:4</w:t>
-        </w:r>
-      </w:hyperlink>
+      <w:r>
+        <w:rPr>
+          <w:lang w:val="en_US" w:bidi="en_US"/>
+        </w:rPr>
+        <w:t>Numbers 14:4</w:t>
+      </w:r>
       <w:r>
         <w:rPr>
           <w:lang w:val="en_US" w:bidi="en_US"/>
         </w:rPr>
         <w:t xml:space="preserve">). Yet in his grace, God remained faithful and compassionate (see </w:t>
       </w:r>
-      <w:hyperlink r:id="rId192">
-        <w:r>
-          <w:rPr>
-            <w:lang w:val="en_US" w:bidi="en_US"/>
-          </w:rPr>
-          <w:rPr>
-            <w:color w:val="0000EE"/>
-            <w:u w:val="single"/>
-          </w:rPr>
-          <w:t>Exodus 34:6</w:t>
-        </w:r>
-      </w:hyperlink>
+      <w:r>
+        <w:rPr>
+          <w:lang w:val="en_US" w:bidi="en_US"/>
+        </w:rPr>
+        <w:t>Exodus 34:6</w:t>
+      </w:r>
       <w:r>
         <w:rPr>
           <w:lang w:val="en_US" w:bidi="en_US"/>
         </w:rPr>
         <w:t xml:space="preserve">) and provided his spirit to guide and teach them (compare </w:t>
       </w:r>
-      <w:hyperlink r:id="rId193">
-        <w:r>
-          <w:rPr>
-            <w:lang w:val="en_US" w:bidi="en_US"/>
-          </w:rPr>
-          <w:rPr>
-            <w:color w:val="0000EE"/>
-            <w:u w:val="single"/>
-          </w:rPr>
-          <w:t>Exodus 33:2</w:t>
-        </w:r>
-      </w:hyperlink>
+      <w:r>
+        <w:rPr>
+          <w:lang w:val="en_US" w:bidi="en_US"/>
+        </w:rPr>
+        <w:t>Exodus 33:2</w:t>
+      </w:r>
       <w:r>
         <w:rPr>
           <w:lang w:val="en_US" w:bidi="en_US"/>
         </w:rPr>
         <w:t xml:space="preserve">; </w:t>
       </w:r>
-      <w:hyperlink r:id="rId194">
-        <w:r>
-          <w:rPr>
-            <w:lang w:val="en_US" w:bidi="en_US"/>
-          </w:rPr>
-          <w:rPr>
-            <w:color w:val="0000EE"/>
-            <w:u w:val="single"/>
-          </w:rPr>
-          <w:t>Numbers 11:17</w:t>
-        </w:r>
-      </w:hyperlink>
+      <w:r>
+        <w:rPr>
+          <w:lang w:val="en_US" w:bidi="en_US"/>
+        </w:rPr>
+        <w:t>Numbers 11:17</w:t>
+      </w:r>
       <w:r>
         <w:rPr>
           <w:lang w:val="en_US" w:bidi="en_US"/>
@@ -10575,18 +9441,12 @@
         </w:rPr>
         <w:t xml:space="preserve"> See </w:t>
       </w:r>
-      <w:hyperlink r:id="rId195">
-        <w:r>
-          <w:rPr>
-            <w:lang w:val="en_US" w:bidi="en_US"/>
-          </w:rPr>
-          <w:rPr>
-            <w:color w:val="0000EE"/>
-            <w:u w:val="single"/>
-          </w:rPr>
-          <w:t>Joshua 6–12</w:t>
-        </w:r>
-      </w:hyperlink>
+      <w:r>
+        <w:rPr>
+          <w:lang w:val="en_US" w:bidi="en_US"/>
+        </w:rPr>
+        <w:t>Joshua 6–12</w:t>
+      </w:r>
       <w:r>
         <w:rPr>
           <w:lang w:val="en_US" w:bidi="en_US"/>
@@ -10645,36 +9505,24 @@
         </w:rPr>
         <w:t xml:space="preserve">Compare </w:t>
       </w:r>
-      <w:hyperlink r:id="rId196">
-        <w:r>
-          <w:rPr>
-            <w:lang w:val="en_US" w:bidi="en_US"/>
-          </w:rPr>
-          <w:rPr>
-            <w:color w:val="0000EE"/>
-            <w:u w:val="single"/>
-          </w:rPr>
-          <w:t>Deuteronomy 6:10–11</w:t>
-        </w:r>
-      </w:hyperlink>
+      <w:r>
+        <w:rPr>
+          <w:lang w:val="en_US" w:bidi="en_US"/>
+        </w:rPr>
+        <w:t>Deuteronomy 6:10–11</w:t>
+      </w:r>
       <w:r>
         <w:rPr>
           <w:lang w:val="en_US" w:bidi="en_US"/>
         </w:rPr>
         <w:t xml:space="preserve">; </w:t>
       </w:r>
-      <w:hyperlink r:id="rId197">
-        <w:r>
-          <w:rPr>
-            <w:lang w:val="en_US" w:bidi="en_US"/>
-          </w:rPr>
-          <w:rPr>
-            <w:color w:val="0000EE"/>
-            <w:u w:val="single"/>
-          </w:rPr>
-          <w:t>8:6–10</w:t>
-        </w:r>
-      </w:hyperlink>
+      <w:r>
+        <w:rPr>
+          <w:lang w:val="en_US" w:bidi="en_US"/>
+        </w:rPr>
+        <w:t>8:6–10</w:t>
+      </w:r>
       <w:r>
         <w:rPr>
           <w:lang w:val="en_US" w:bidi="en_US"/>
@@ -10706,18 +9554,12 @@
         </w:rPr>
         <w:t xml:space="preserve">: Prosperity included spiritual danger (see </w:t>
       </w:r>
-      <w:hyperlink r:id="rId198">
-        <w:r>
-          <w:rPr>
-            <w:lang w:val="en_US" w:bidi="en_US"/>
-          </w:rPr>
-          <w:rPr>
-            <w:color w:val="0000EE"/>
-            <w:u w:val="single"/>
-          </w:rPr>
-          <w:t>Deuteronomy 8:11–20</w:t>
-        </w:r>
-      </w:hyperlink>
+      <w:r>
+        <w:rPr>
+          <w:lang w:val="en_US" w:bidi="en_US"/>
+        </w:rPr>
+        <w:t>Deuteronomy 8:11–20</w:t>
+      </w:r>
       <w:r>
         <w:rPr>
           <w:lang w:val="en_US" w:bidi="en_US"/>
@@ -10772,18 +9614,12 @@
         </w:rPr>
         <w:t xml:space="preserve">The prayer describes the events in the book of Judges (see </w:t>
       </w:r>
-      <w:hyperlink r:id="rId199">
-        <w:r>
-          <w:rPr>
-            <w:lang w:val="en_US" w:bidi="en_US"/>
-          </w:rPr>
-          <w:rPr>
-            <w:color w:val="0000EE"/>
-            <w:u w:val="single"/>
-          </w:rPr>
-          <w:t>Judges 2:11–23</w:t>
-        </w:r>
-      </w:hyperlink>
+      <w:r>
+        <w:rPr>
+          <w:lang w:val="en_US" w:bidi="en_US"/>
+        </w:rPr>
+        <w:t>Judges 2:11–23</w:t>
+      </w:r>
       <w:r>
         <w:rPr>
           <w:lang w:val="en_US" w:bidi="en_US"/>
@@ -10838,54 +9674,36 @@
         </w:rPr>
         <w:t>The people did not learn from the mistakes made during the time of the judges (</w:t>
       </w:r>
-      <w:hyperlink r:id="rId200">
-        <w:r>
-          <w:rPr>
-            <w:lang w:val="en_US" w:bidi="en_US"/>
-          </w:rPr>
-          <w:rPr>
-            <w:color w:val="0000EE"/>
-            <w:u w:val="single"/>
-          </w:rPr>
-          <w:t>Nehemiah 9:26–27</w:t>
-        </w:r>
-      </w:hyperlink>
+      <w:r>
+        <w:rPr>
+          <w:lang w:val="en_US" w:bidi="en_US"/>
+        </w:rPr>
+        <w:t>Nehemiah 9:26–27</w:t>
+      </w:r>
       <w:r>
         <w:rPr>
           <w:lang w:val="en_US" w:bidi="en_US"/>
         </w:rPr>
         <w:t xml:space="preserve">). The same pattern of disobedience appeared during the monarchy (compare </w:t>
       </w:r>
-      <w:hyperlink r:id="rId201">
-        <w:r>
-          <w:rPr>
-            <w:lang w:val="en_US" w:bidi="en_US"/>
-          </w:rPr>
-          <w:rPr>
-            <w:color w:val="0000EE"/>
-            <w:u w:val="single"/>
-          </w:rPr>
-          <w:t>2 Kings 17</w:t>
-        </w:r>
-      </w:hyperlink>
+      <w:r>
+        <w:rPr>
+          <w:lang w:val="en_US" w:bidi="en_US"/>
+        </w:rPr>
+        <w:t>2 Kings 17</w:t>
+      </w:r>
       <w:r>
         <w:rPr>
           <w:lang w:val="en_US" w:bidi="en_US"/>
         </w:rPr>
         <w:t>). Despite the nation's ongoing disobedience (</w:t>
       </w:r>
-      <w:hyperlink r:id="rId202">
-        <w:r>
-          <w:rPr>
-            <w:lang w:val="en_US" w:bidi="en_US"/>
-          </w:rPr>
-          <w:rPr>
-            <w:color w:val="0000EE"/>
-            <w:u w:val="single"/>
-          </w:rPr>
-          <w:t>Nehemiah 9:29</w:t>
-        </w:r>
-      </w:hyperlink>
+      <w:r>
+        <w:rPr>
+          <w:lang w:val="en_US" w:bidi="en_US"/>
+        </w:rPr>
+        <w:t>Nehemiah 9:29</w:t>
+      </w:r>
       <w:r>
         <w:rPr>
           <w:lang w:val="en_US" w:bidi="en_US"/>
@@ -10940,54 +9758,36 @@
         </w:rPr>
         <w:t>The prayer now addresses the current situation, asking the great God—who has unfailing love—for ongoing love and mercy for his people in their difficult times (</w:t>
       </w:r>
-      <w:hyperlink r:id="rId140">
-        <w:r>
-          <w:rPr>
-            <w:lang w:val="en_US" w:bidi="en_US"/>
-          </w:rPr>
-          <w:rPr>
-            <w:color w:val="0000EE"/>
-            <w:u w:val="single"/>
-          </w:rPr>
-          <w:t>Nehemiah 9:32</w:t>
-        </w:r>
-      </w:hyperlink>
+      <w:r>
+        <w:rPr>
+          <w:lang w:val="en_US" w:bidi="en_US"/>
+        </w:rPr>
+        <w:t>Nehemiah 9:32</w:t>
+      </w:r>
       <w:r>
         <w:rPr>
           <w:lang w:val="en_US" w:bidi="en_US"/>
         </w:rPr>
         <w:t>). The leaders acknowledged God's justice in punishing them for their sins (</w:t>
       </w:r>
-      <w:hyperlink r:id="rId203">
-        <w:r>
-          <w:rPr>
-            <w:lang w:val="en_US" w:bidi="en_US"/>
-          </w:rPr>
-          <w:rPr>
-            <w:color w:val="0000EE"/>
-            <w:u w:val="single"/>
-          </w:rPr>
-          <w:t>Nehemiah 9:33–35</w:t>
-        </w:r>
-      </w:hyperlink>
+      <w:r>
+        <w:rPr>
+          <w:lang w:val="en_US" w:bidi="en_US"/>
+        </w:rPr>
+        <w:t>Nehemiah 9:33–35</w:t>
+      </w:r>
       <w:r>
         <w:rPr>
           <w:lang w:val="en_US" w:bidi="en_US"/>
         </w:rPr>
         <w:t>), and they expressed sorrow over their enslavement by the Persians (</w:t>
       </w:r>
-      <w:hyperlink r:id="rId204">
-        <w:r>
-          <w:rPr>
-            <w:lang w:val="en_US" w:bidi="en_US"/>
-          </w:rPr>
-          <w:rPr>
-            <w:color w:val="0000EE"/>
-            <w:u w:val="single"/>
-          </w:rPr>
-          <w:t>9:36–37</w:t>
-        </w:r>
-      </w:hyperlink>
+      <w:r>
+        <w:rPr>
+          <w:lang w:val="en_US" w:bidi="en_US"/>
+        </w:rPr>
+        <w:t>9:36–37</w:t>
+      </w:r>
       <w:r>
         <w:rPr>
           <w:lang w:val="en_US" w:bidi="en_US"/>
@@ -11103,36 +9903,24 @@
         </w:rPr>
         <w:t>The people, embracing the prayer, renewed their dedication to God and his word. They signed their names to show their commitment (</w:t>
       </w:r>
-      <w:hyperlink r:id="rId205">
-        <w:r>
-          <w:rPr>
-            <w:lang w:val="en_US" w:bidi="en_US"/>
-          </w:rPr>
-          <w:rPr>
-            <w:color w:val="0000EE"/>
-            <w:u w:val="single"/>
-          </w:rPr>
-          <w:t>Nehemiah 9:38–10:27</w:t>
-        </w:r>
-      </w:hyperlink>
+      <w:r>
+        <w:rPr>
+          <w:lang w:val="en_US" w:bidi="en_US"/>
+        </w:rPr>
+        <w:t>Nehemiah 9:38–10:27</w:t>
+      </w:r>
       <w:r>
         <w:rPr>
           <w:lang w:val="en_US" w:bidi="en_US"/>
         </w:rPr>
         <w:t>) and took an oath to follow the covenant (</w:t>
       </w:r>
-      <w:hyperlink r:id="rId206">
-        <w:r>
-          <w:rPr>
-            <w:lang w:val="en_US" w:bidi="en_US"/>
-          </w:rPr>
-          <w:rPr>
-            <w:color w:val="0000EE"/>
-            <w:u w:val="single"/>
-          </w:rPr>
-          <w:t>10:28–39</w:t>
-        </w:r>
-      </w:hyperlink>
+      <w:r>
+        <w:rPr>
+          <w:lang w:val="en_US" w:bidi="en_US"/>
+        </w:rPr>
+        <w:t>10:28–39</w:t>
+      </w:r>
       <w:r>
         <w:rPr>
           <w:lang w:val="en_US" w:bidi="en_US"/>
@@ -11205,18 +9993,12 @@
         </w:rPr>
         <w:t>The governor, Nehemiah (</w:t>
       </w:r>
-      <w:hyperlink r:id="rId207">
-        <w:r>
-          <w:rPr>
-            <w:lang w:val="en_US" w:bidi="en_US"/>
-          </w:rPr>
-          <w:rPr>
-            <w:color w:val="0000EE"/>
-            <w:u w:val="single"/>
-          </w:rPr>
-          <w:t>Nehemiah 10:1</w:t>
-        </w:r>
-      </w:hyperlink>
+      <w:r>
+        <w:rPr>
+          <w:lang w:val="en_US" w:bidi="en_US"/>
+        </w:rPr>
+        <w:t>Nehemiah 10:1</w:t>
+      </w:r>
       <w:r>
         <w:rPr>
           <w:lang w:val="en_US" w:bidi="en_US"/>
@@ -11241,36 +10023,24 @@
         </w:rPr>
         <w:t>A group of priests (</w:t>
       </w:r>
-      <w:hyperlink r:id="rId208">
-        <w:r>
-          <w:rPr>
-            <w:lang w:val="en_US" w:bidi="en_US"/>
-          </w:rPr>
-          <w:rPr>
-            <w:color w:val="0000EE"/>
-            <w:u w:val="single"/>
-          </w:rPr>
-          <w:t>Nehemiah 10:2–8</w:t>
-        </w:r>
-      </w:hyperlink>
+      <w:r>
+        <w:rPr>
+          <w:lang w:val="en_US" w:bidi="en_US"/>
+        </w:rPr>
+        <w:t>Nehemiah 10:2–8</w:t>
+      </w:r>
       <w:r>
         <w:rPr>
           <w:lang w:val="en_US" w:bidi="en_US"/>
         </w:rPr>
         <w:t xml:space="preserve">; compare </w:t>
       </w:r>
-      <w:hyperlink r:id="rId209">
-        <w:r>
-          <w:rPr>
-            <w:lang w:val="en_US" w:bidi="en_US"/>
-          </w:rPr>
-          <w:rPr>
-            <w:color w:val="0000EE"/>
-            <w:u w:val="single"/>
-          </w:rPr>
-          <w:t>12:1–7</w:t>
-        </w:r>
-      </w:hyperlink>
+      <w:r>
+        <w:rPr>
+          <w:lang w:val="en_US" w:bidi="en_US"/>
+        </w:rPr>
+        <w:t>12:1–7</w:t>
+      </w:r>
       <w:r>
         <w:rPr>
           <w:lang w:val="en_US" w:bidi="en_US"/>
@@ -11295,54 +10065,36 @@
         </w:rPr>
         <w:t>Levites (</w:t>
       </w:r>
-      <w:hyperlink r:id="rId210">
-        <w:r>
-          <w:rPr>
-            <w:lang w:val="en_US" w:bidi="en_US"/>
-          </w:rPr>
-          <w:rPr>
-            <w:color w:val="0000EE"/>
-            <w:u w:val="single"/>
-          </w:rPr>
-          <w:t>Nehemiah 10:9–13</w:t>
-        </w:r>
-      </w:hyperlink>
+      <w:r>
+        <w:rPr>
+          <w:lang w:val="en_US" w:bidi="en_US"/>
+        </w:rPr>
+        <w:t>Nehemiah 10:9–13</w:t>
+      </w:r>
       <w:r>
         <w:rPr>
           <w:lang w:val="en_US" w:bidi="en_US"/>
         </w:rPr>
         <w:t xml:space="preserve">; compare </w:t>
       </w:r>
-      <w:hyperlink r:id="rId211">
-        <w:r>
-          <w:rPr>
-            <w:lang w:val="en_US" w:bidi="en_US"/>
-          </w:rPr>
-          <w:rPr>
-            <w:color w:val="0000EE"/>
-            <w:u w:val="single"/>
-          </w:rPr>
-          <w:t>9:4–5</w:t>
-        </w:r>
-      </w:hyperlink>
+      <w:r>
+        <w:rPr>
+          <w:lang w:val="en_US" w:bidi="en_US"/>
+        </w:rPr>
+        <w:t>9:4–5</w:t>
+      </w:r>
       <w:r>
         <w:rPr>
           <w:lang w:val="en_US" w:bidi="en_US"/>
         </w:rPr>
         <w:t xml:space="preserve">; </w:t>
       </w:r>
-      <w:hyperlink r:id="rId212">
-        <w:r>
-          <w:rPr>
-            <w:lang w:val="en_US" w:bidi="en_US"/>
-          </w:rPr>
-          <w:rPr>
-            <w:color w:val="0000EE"/>
-            <w:u w:val="single"/>
-          </w:rPr>
-          <w:t>12:8–9</w:t>
-        </w:r>
-      </w:hyperlink>
+      <w:r>
+        <w:rPr>
+          <w:lang w:val="en_US" w:bidi="en_US"/>
+        </w:rPr>
+        <w:t>12:8–9</w:t>
+      </w:r>
       <w:r>
         <w:rPr>
           <w:lang w:val="en_US" w:bidi="en_US"/>
@@ -11367,36 +10119,24 @@
         </w:rPr>
         <w:t>Leaders (</w:t>
       </w:r>
-      <w:hyperlink r:id="rId213">
-        <w:r>
-          <w:rPr>
-            <w:lang w:val="en_US" w:bidi="en_US"/>
-          </w:rPr>
-          <w:rPr>
-            <w:color w:val="0000EE"/>
-            <w:u w:val="single"/>
-          </w:rPr>
-          <w:t>Nehemiah 10:14–27</w:t>
-        </w:r>
-      </w:hyperlink>
+      <w:r>
+        <w:rPr>
+          <w:lang w:val="en_US" w:bidi="en_US"/>
+        </w:rPr>
+        <w:t>Nehemiah 10:14–27</w:t>
+      </w:r>
       <w:r>
         <w:rPr>
           <w:lang w:val="en_US" w:bidi="en_US"/>
         </w:rPr>
         <w:t xml:space="preserve">; compare </w:t>
       </w:r>
-      <w:hyperlink r:id="rId214">
-        <w:r>
-          <w:rPr>
-            <w:lang w:val="en_US" w:bidi="en_US"/>
-          </w:rPr>
-          <w:rPr>
-            <w:color w:val="0000EE"/>
-            <w:u w:val="single"/>
-          </w:rPr>
-          <w:t>3:4–31</w:t>
-        </w:r>
-      </w:hyperlink>
+      <w:r>
+        <w:rPr>
+          <w:lang w:val="en_US" w:bidi="en_US"/>
+        </w:rPr>
+        <w:t>3:4–31</w:t>
+      </w:r>
       <w:r>
         <w:rPr>
           <w:lang w:val="en_US" w:bidi="en_US"/>
@@ -11464,36 +10204,24 @@
         </w:rPr>
         <w:t xml:space="preserve"> See </w:t>
       </w:r>
-      <w:hyperlink r:id="rId215">
-        <w:r>
-          <w:rPr>
-            <w:lang w:val="en_US" w:bidi="en_US"/>
-          </w:rPr>
-          <w:rPr>
-            <w:color w:val="0000EE"/>
-            <w:u w:val="single"/>
-          </w:rPr>
-          <w:t>Nehemiah 9:2</w:t>
-        </w:r>
-      </w:hyperlink>
+      <w:r>
+        <w:rPr>
+          <w:lang w:val="en_US" w:bidi="en_US"/>
+        </w:rPr>
+        <w:t>Nehemiah 9:2</w:t>
+      </w:r>
       <w:r>
         <w:rPr>
           <w:lang w:val="en_US" w:bidi="en_US"/>
         </w:rPr>
         <w:t xml:space="preserve">; compare with </w:t>
       </w:r>
-      <w:hyperlink r:id="rId167">
-        <w:r>
-          <w:rPr>
-            <w:lang w:val="en_US" w:bidi="en_US"/>
-          </w:rPr>
-          <w:rPr>
-            <w:color w:val="0000EE"/>
-            <w:u w:val="single"/>
-          </w:rPr>
-          <w:t>Ezra 9–10</w:t>
-        </w:r>
-      </w:hyperlink>
+      <w:r>
+        <w:rPr>
+          <w:lang w:val="en_US" w:bidi="en_US"/>
+        </w:rPr>
+        <w:t>Ezra 9–10</w:t>
+      </w:r>
       <w:r>
         <w:rPr>
           <w:lang w:val="en_US" w:bidi="en_US"/>
@@ -11561,36 +10289,24 @@
         </w:rPr>
         <w:t xml:space="preserve"> Compare </w:t>
       </w:r>
-      <w:hyperlink r:id="rId216">
-        <w:r>
-          <w:rPr>
-            <w:lang w:val="en_US" w:bidi="en_US"/>
-          </w:rPr>
-          <w:rPr>
-            <w:color w:val="0000EE"/>
-            <w:u w:val="single"/>
-          </w:rPr>
-          <w:t>Leviticus 26:14–35</w:t>
-        </w:r>
-      </w:hyperlink>
+      <w:r>
+        <w:rPr>
+          <w:lang w:val="en_US" w:bidi="en_US"/>
+        </w:rPr>
+        <w:t>Leviticus 26:14–35</w:t>
+      </w:r>
       <w:r>
         <w:rPr>
           <w:lang w:val="en_US" w:bidi="en_US"/>
         </w:rPr>
         <w:t xml:space="preserve"> and </w:t>
       </w:r>
-      <w:hyperlink r:id="rId217">
-        <w:r>
-          <w:rPr>
-            <w:lang w:val="en_US" w:bidi="en_US"/>
-          </w:rPr>
-          <w:rPr>
-            <w:color w:val="0000EE"/>
-            <w:u w:val="single"/>
-          </w:rPr>
-          <w:t>Deuteronomy 28:15–62</w:t>
-        </w:r>
-      </w:hyperlink>
+      <w:r>
+        <w:rPr>
+          <w:lang w:val="en_US" w:bidi="en_US"/>
+        </w:rPr>
+        <w:t>Deuteronomy 28:15–62</w:t>
+      </w:r>
       <w:r>
         <w:rPr>
           <w:lang w:val="en_US" w:bidi="en_US"/>
@@ -11645,18 +10361,12 @@
         </w:rPr>
         <w:t xml:space="preserve">Compare </w:t>
       </w:r>
-      <w:hyperlink r:id="rId167">
-        <w:r>
-          <w:rPr>
-            <w:lang w:val="en_US" w:bidi="en_US"/>
-          </w:rPr>
-          <w:rPr>
-            <w:color w:val="0000EE"/>
-            <w:u w:val="single"/>
-          </w:rPr>
-          <w:t>Ezra 9–10</w:t>
-        </w:r>
-      </w:hyperlink>
+      <w:r>
+        <w:rPr>
+          <w:lang w:val="en_US" w:bidi="en_US"/>
+        </w:rPr>
+        <w:t>Ezra 9–10</w:t>
+      </w:r>
       <w:r>
         <w:rPr>
           <w:lang w:val="en_US" w:bidi="en_US"/>
@@ -11763,108 +10473,72 @@
         </w:rPr>
         <w:t xml:space="preserve">Stopping trade on the Sabbath was important for keeping the covenant (compare </w:t>
       </w:r>
-      <w:hyperlink r:id="rId218">
-        <w:r>
-          <w:rPr>
-            <w:lang w:val="en_US" w:bidi="en_US"/>
-          </w:rPr>
-          <w:rPr>
-            <w:color w:val="0000EE"/>
-            <w:u w:val="single"/>
-          </w:rPr>
-          <w:t>Nehemiah 13:15–22</w:t>
-        </w:r>
-      </w:hyperlink>
+      <w:r>
+        <w:rPr>
+          <w:lang w:val="en_US" w:bidi="en_US"/>
+        </w:rPr>
+        <w:t>Nehemiah 13:15–22</w:t>
+      </w:r>
       <w:r>
         <w:rPr>
           <w:lang w:val="en_US" w:bidi="en_US"/>
         </w:rPr>
         <w:t xml:space="preserve">; see </w:t>
       </w:r>
-      <w:hyperlink r:id="rId219">
-        <w:r>
-          <w:rPr>
-            <w:lang w:val="en_US" w:bidi="en_US"/>
-          </w:rPr>
-          <w:rPr>
-            <w:color w:val="0000EE"/>
-            <w:u w:val="single"/>
-          </w:rPr>
-          <w:t>Exodus 16:29</w:t>
-        </w:r>
-      </w:hyperlink>
+      <w:r>
+        <w:rPr>
+          <w:lang w:val="en_US" w:bidi="en_US"/>
+        </w:rPr>
+        <w:t>Exodus 16:29</w:t>
+      </w:r>
       <w:r>
         <w:rPr>
           <w:lang w:val="en_US" w:bidi="en_US"/>
         </w:rPr>
         <w:t xml:space="preserve">; </w:t>
       </w:r>
-      <w:hyperlink r:id="rId220">
-        <w:r>
-          <w:rPr>
-            <w:lang w:val="en_US" w:bidi="en_US"/>
-          </w:rPr>
-          <w:rPr>
-            <w:color w:val="0000EE"/>
-            <w:u w:val="single"/>
-          </w:rPr>
-          <w:t>20:8–11</w:t>
-        </w:r>
-      </w:hyperlink>
+      <w:r>
+        <w:rPr>
+          <w:lang w:val="en_US" w:bidi="en_US"/>
+        </w:rPr>
+        <w:t>20:8–11</w:t>
+      </w:r>
       <w:r>
         <w:rPr>
           <w:lang w:val="en_US" w:bidi="en_US"/>
         </w:rPr>
         <w:t xml:space="preserve">; </w:t>
       </w:r>
-      <w:hyperlink r:id="rId221">
-        <w:r>
-          <w:rPr>
-            <w:lang w:val="en_US" w:bidi="en_US"/>
-          </w:rPr>
-          <w:rPr>
-            <w:color w:val="0000EE"/>
-            <w:u w:val="single"/>
-          </w:rPr>
-          <w:t>31:15</w:t>
-        </w:r>
-      </w:hyperlink>
+      <w:r>
+        <w:rPr>
+          <w:lang w:val="en_US" w:bidi="en_US"/>
+        </w:rPr>
+        <w:t>31:15</w:t>
+      </w:r>
       <w:r>
         <w:rPr>
           <w:lang w:val="en_US" w:bidi="en_US"/>
         </w:rPr>
         <w:t xml:space="preserve">; </w:t>
       </w:r>
-      <w:hyperlink r:id="rId222">
-        <w:r>
-          <w:rPr>
-            <w:lang w:val="en_US" w:bidi="en_US"/>
-          </w:rPr>
-          <w:rPr>
-            <w:color w:val="0000EE"/>
-            <w:u w:val="single"/>
-          </w:rPr>
-          <w:t>Numbers 15:32–36</w:t>
-        </w:r>
-      </w:hyperlink>
+      <w:r>
+        <w:rPr>
+          <w:lang w:val="en_US" w:bidi="en_US"/>
+        </w:rPr>
+        <w:t>Numbers 15:32–36</w:t>
+      </w:r>
       <w:r>
         <w:rPr>
           <w:lang w:val="en_US" w:bidi="en_US"/>
         </w:rPr>
         <w:t xml:space="preserve">; </w:t>
       </w:r>
-      <w:hyperlink r:id="rId223">
-        <w:r>
-          <w:rPr>
-            <w:lang w:val="en_US" w:bidi="en_US"/>
-          </w:rPr>
-          <w:rPr>
-            <w:color w:val="0000EE"/>
-            <w:u w:val="single"/>
-          </w:rPr>
-          <w:t>Amos 8:5</w:t>
-        </w:r>
-      </w:hyperlink>
+      <w:r>
+        <w:rPr>
+          <w:lang w:val="en_US" w:bidi="en_US"/>
+        </w:rPr>
+        <w:t>Amos 8:5</w:t>
+      </w:r>
       <w:r>
         <w:rPr>
           <w:lang w:val="en_US" w:bidi="en_US"/>
@@ -11896,54 +10570,36 @@
         </w:rPr>
         <w:t xml:space="preserve">: See </w:t>
       </w:r>
-      <w:hyperlink r:id="rId224">
-        <w:r>
-          <w:rPr>
-            <w:lang w:val="en_US" w:bidi="en_US"/>
-          </w:rPr>
-          <w:rPr>
-            <w:color w:val="0000EE"/>
-            <w:u w:val="single"/>
-          </w:rPr>
-          <w:t>Exodus 23:10–11</w:t>
-        </w:r>
-      </w:hyperlink>
+      <w:r>
+        <w:rPr>
+          <w:lang w:val="en_US" w:bidi="en_US"/>
+        </w:rPr>
+        <w:t>Exodus 23:10–11</w:t>
+      </w:r>
       <w:r>
         <w:rPr>
           <w:lang w:val="en_US" w:bidi="en_US"/>
         </w:rPr>
         <w:t xml:space="preserve">; </w:t>
       </w:r>
-      <w:hyperlink r:id="rId225">
-        <w:r>
-          <w:rPr>
-            <w:lang w:val="en_US" w:bidi="en_US"/>
-          </w:rPr>
-          <w:rPr>
-            <w:color w:val="0000EE"/>
-            <w:u w:val="single"/>
-          </w:rPr>
-          <w:t>Leviticus 25:2–7</w:t>
-        </w:r>
-      </w:hyperlink>
+      <w:r>
+        <w:rPr>
+          <w:lang w:val="en_US" w:bidi="en_US"/>
+        </w:rPr>
+        <w:t>Leviticus 25:2–7</w:t>
+      </w:r>
       <w:r>
         <w:rPr>
           <w:lang w:val="en_US" w:bidi="en_US"/>
         </w:rPr>
         <w:t xml:space="preserve">; </w:t>
       </w:r>
-      <w:hyperlink r:id="rId226">
-        <w:r>
-          <w:rPr>
-            <w:lang w:val="en_US" w:bidi="en_US"/>
-          </w:rPr>
-          <w:rPr>
-            <w:color w:val="0000EE"/>
-            <w:u w:val="single"/>
-          </w:rPr>
-          <w:t>Deuteronomy 15:1–3</w:t>
-        </w:r>
-      </w:hyperlink>
+      <w:r>
+        <w:rPr>
+          <w:lang w:val="en_US" w:bidi="en_US"/>
+        </w:rPr>
+        <w:t>Deuteronomy 15:1–3</w:t>
+      </w:r>
       <w:r>
         <w:rPr>
           <w:lang w:val="en_US" w:bidi="en_US"/>
@@ -12009,36 +10665,24 @@
         </w:rPr>
         <w:t xml:space="preserve">: See </w:t>
       </w:r>
-      <w:hyperlink r:id="rId227">
-        <w:r>
-          <w:rPr>
-            <w:lang w:val="en_US" w:bidi="en_US"/>
-          </w:rPr>
-          <w:rPr>
-            <w:color w:val="0000EE"/>
-            <w:u w:val="single"/>
-          </w:rPr>
-          <w:t>Leviticus 24:5–9</w:t>
-        </w:r>
-      </w:hyperlink>
+      <w:r>
+        <w:rPr>
+          <w:lang w:val="en_US" w:bidi="en_US"/>
+        </w:rPr>
+        <w:t>Leviticus 24:5–9</w:t>
+      </w:r>
       <w:r>
         <w:rPr>
           <w:lang w:val="en_US" w:bidi="en_US"/>
         </w:rPr>
         <w:t xml:space="preserve">; </w:t>
       </w:r>
-      <w:hyperlink r:id="rId228">
-        <w:r>
-          <w:rPr>
-            <w:lang w:val="en_US" w:bidi="en_US"/>
-          </w:rPr>
-          <w:rPr>
-            <w:color w:val="0000EE"/>
-            <w:u w:val="single"/>
-          </w:rPr>
-          <w:t>Numbers 28:1–8</w:t>
-        </w:r>
-      </w:hyperlink>
+      <w:r>
+        <w:rPr>
+          <w:lang w:val="en_US" w:bidi="en_US"/>
+        </w:rPr>
+        <w:t>Numbers 28:1–8</w:t>
+      </w:r>
       <w:r>
         <w:rPr>
           <w:lang w:val="en_US" w:bidi="en_US"/>
@@ -12070,36 +10714,24 @@
         </w:rPr>
         <w:t xml:space="preserve">: The annual tax money allowed priests to buy animals for daily sacrifices and maintain the temple complex (compare </w:t>
       </w:r>
-      <w:hyperlink r:id="rId229">
-        <w:r>
-          <w:rPr>
-            <w:lang w:val="en_US" w:bidi="en_US"/>
-          </w:rPr>
-          <w:rPr>
-            <w:color w:val="0000EE"/>
-            <w:u w:val="single"/>
-          </w:rPr>
-          <w:t>2 Kings 12:11–12</w:t>
-        </w:r>
-      </w:hyperlink>
+      <w:r>
+        <w:rPr>
+          <w:lang w:val="en_US" w:bidi="en_US"/>
+        </w:rPr>
+        <w:t>2 Kings 12:11–12</w:t>
+      </w:r>
       <w:r>
         <w:rPr>
           <w:lang w:val="en_US" w:bidi="en_US"/>
         </w:rPr>
         <w:t xml:space="preserve">; see also </w:t>
       </w:r>
-      <w:hyperlink r:id="rId230">
-        <w:r>
-          <w:rPr>
-            <w:lang w:val="en_US" w:bidi="en_US"/>
-          </w:rPr>
-          <w:rPr>
-            <w:color w:val="0000EE"/>
-            <w:u w:val="single"/>
-          </w:rPr>
-          <w:t>Exodus 30:11–16</w:t>
-        </w:r>
-      </w:hyperlink>
+      <w:r>
+        <w:rPr>
+          <w:lang w:val="en_US" w:bidi="en_US"/>
+        </w:rPr>
+        <w:t>Exodus 30:11–16</w:t>
+      </w:r>
       <w:r>
         <w:rPr>
           <w:lang w:val="en_US" w:bidi="en_US"/>
@@ -12154,36 +10786,24 @@
         </w:rPr>
         <w:t>The fire on the altar burned constantly (</w:t>
       </w:r>
-      <w:hyperlink r:id="rId231">
-        <w:r>
-          <w:rPr>
-            <w:lang w:val="en_US" w:bidi="en_US"/>
-          </w:rPr>
-          <w:rPr>
-            <w:color w:val="0000EE"/>
-            <w:u w:val="single"/>
-          </w:rPr>
-          <w:t>Leviticus 6:12</w:t>
-        </w:r>
-      </w:hyperlink>
+      <w:r>
+        <w:rPr>
+          <w:lang w:val="en_US" w:bidi="en_US"/>
+        </w:rPr>
+        <w:t>Leviticus 6:12</w:t>
+      </w:r>
       <w:r>
         <w:rPr>
           <w:lang w:val="en_US" w:bidi="en_US"/>
         </w:rPr>
         <w:t>), so it required a lot of wood. The Gibeonites supplied it earlier (</w:t>
       </w:r>
-      <w:hyperlink r:id="rId232">
-        <w:r>
-          <w:rPr>
-            <w:lang w:val="en_US" w:bidi="en_US"/>
-          </w:rPr>
-          <w:rPr>
-            <w:color w:val="0000EE"/>
-            <w:u w:val="single"/>
-          </w:rPr>
-          <w:t>Joshua 9:27</w:t>
-        </w:r>
-      </w:hyperlink>
+      <w:r>
+        <w:rPr>
+          <w:lang w:val="en_US" w:bidi="en_US"/>
+        </w:rPr>
+        <w:t>Joshua 9:27</w:t>
+      </w:r>
       <w:r>
         <w:rPr>
           <w:lang w:val="en_US" w:bidi="en_US"/>
@@ -12256,72 +10876,48 @@
         </w:rPr>
         <w:t xml:space="preserve">The first part of every harvest (see </w:t>
       </w:r>
-      <w:hyperlink r:id="rId233">
-        <w:r>
-          <w:rPr>
-            <w:lang w:val="en_US" w:bidi="en_US"/>
-          </w:rPr>
-          <w:rPr>
-            <w:color w:val="0000EE"/>
-            <w:u w:val="single"/>
-          </w:rPr>
-          <w:t>Exodus 23:19</w:t>
-        </w:r>
-      </w:hyperlink>
+      <w:r>
+        <w:rPr>
+          <w:lang w:val="en_US" w:bidi="en_US"/>
+        </w:rPr>
+        <w:t>Exodus 23:19</w:t>
+      </w:r>
       <w:r>
         <w:rPr>
           <w:lang w:val="en_US" w:bidi="en_US"/>
         </w:rPr>
         <w:t xml:space="preserve">; </w:t>
       </w:r>
-      <w:hyperlink r:id="rId234">
-        <w:r>
-          <w:rPr>
-            <w:lang w:val="en_US" w:bidi="en_US"/>
-          </w:rPr>
-          <w:rPr>
-            <w:color w:val="0000EE"/>
-            <w:u w:val="single"/>
-          </w:rPr>
-          <w:t>34:26</w:t>
-        </w:r>
-      </w:hyperlink>
+      <w:r>
+        <w:rPr>
+          <w:lang w:val="en_US" w:bidi="en_US"/>
+        </w:rPr>
+        <w:t>34:26</w:t>
+      </w:r>
       <w:r>
         <w:rPr>
           <w:lang w:val="en_US" w:bidi="en_US"/>
         </w:rPr>
         <w:t xml:space="preserve">; </w:t>
       </w:r>
-      <w:hyperlink r:id="rId235">
-        <w:r>
-          <w:rPr>
-            <w:lang w:val="en_US" w:bidi="en_US"/>
-          </w:rPr>
-          <w:rPr>
-            <w:color w:val="0000EE"/>
-            <w:u w:val="single"/>
-          </w:rPr>
-          <w:t>Numbers 18:12–13</w:t>
-        </w:r>
-      </w:hyperlink>
+      <w:r>
+        <w:rPr>
+          <w:lang w:val="en_US" w:bidi="en_US"/>
+        </w:rPr>
+        <w:t>Numbers 18:12–13</w:t>
+      </w:r>
       <w:r>
         <w:rPr>
           <w:lang w:val="en_US" w:bidi="en_US"/>
         </w:rPr>
         <w:t xml:space="preserve">; </w:t>
       </w:r>
-      <w:hyperlink r:id="rId236">
-        <w:r>
-          <w:rPr>
-            <w:lang w:val="en_US" w:bidi="en_US"/>
-          </w:rPr>
-          <w:rPr>
-            <w:color w:val="0000EE"/>
-            <w:u w:val="single"/>
-          </w:rPr>
-          <w:t>Deuteronomy 26:1–11</w:t>
-        </w:r>
-      </w:hyperlink>
+      <w:r>
+        <w:rPr>
+          <w:lang w:val="en_US" w:bidi="en_US"/>
+        </w:rPr>
+        <w:t>Deuteronomy 26:1–11</w:t>
+      </w:r>
       <w:r>
         <w:rPr>
           <w:lang w:val="en_US" w:bidi="en_US"/>
@@ -12346,54 +10942,36 @@
         </w:rPr>
         <w:t xml:space="preserve">Redemption money of five shekels for the oldest sons and the firstborn of all herds and flocks (see </w:t>
       </w:r>
-      <w:hyperlink r:id="rId237">
-        <w:r>
-          <w:rPr>
-            <w:lang w:val="en_US" w:bidi="en_US"/>
-          </w:rPr>
-          <w:rPr>
-            <w:color w:val="0000EE"/>
-            <w:u w:val="single"/>
-          </w:rPr>
-          <w:t>Exodus 13:13</w:t>
-        </w:r>
-      </w:hyperlink>
+      <w:r>
+        <w:rPr>
+          <w:lang w:val="en_US" w:bidi="en_US"/>
+        </w:rPr>
+        <w:t>Exodus 13:13</w:t>
+      </w:r>
       <w:r>
         <w:rPr>
           <w:lang w:val="en_US" w:bidi="en_US"/>
         </w:rPr>
         <w:t xml:space="preserve">; </w:t>
       </w:r>
-      <w:hyperlink r:id="rId238">
-        <w:r>
-          <w:rPr>
-            <w:lang w:val="en_US" w:bidi="en_US"/>
-          </w:rPr>
-          <w:rPr>
-            <w:color w:val="0000EE"/>
-            <w:u w:val="single"/>
-          </w:rPr>
-          <w:t>34:20</w:t>
-        </w:r>
-      </w:hyperlink>
+      <w:r>
+        <w:rPr>
+          <w:lang w:val="en_US" w:bidi="en_US"/>
+        </w:rPr>
+        <w:t>34:20</w:t>
+      </w:r>
       <w:r>
         <w:rPr>
           <w:lang w:val="en_US" w:bidi="en_US"/>
         </w:rPr>
         <w:t xml:space="preserve">; </w:t>
       </w:r>
-      <w:hyperlink r:id="rId239">
-        <w:r>
-          <w:rPr>
-            <w:lang w:val="en_US" w:bidi="en_US"/>
-          </w:rPr>
-          <w:rPr>
-            <w:color w:val="0000EE"/>
-            <w:u w:val="single"/>
-          </w:rPr>
-          <w:t>Numbers 18:15–17</w:t>
-        </w:r>
-      </w:hyperlink>
+      <w:r>
+        <w:rPr>
+          <w:lang w:val="en_US" w:bidi="en_US"/>
+        </w:rPr>
+        <w:t>Numbers 18:15–17</w:t>
+      </w:r>
       <w:r>
         <w:rPr>
           <w:lang w:val="en_US" w:bidi="en_US"/>
@@ -12418,36 +10996,24 @@
         </w:rPr>
         <w:t xml:space="preserve">A tenth of everything (see </w:t>
       </w:r>
-      <w:hyperlink r:id="rId240">
-        <w:r>
-          <w:rPr>
-            <w:lang w:val="en_US" w:bidi="en_US"/>
-          </w:rPr>
-          <w:rPr>
-            <w:color w:val="0000EE"/>
-            <w:u w:val="single"/>
-          </w:rPr>
-          <w:t>Numbers 18:21–24</w:t>
-        </w:r>
-      </w:hyperlink>
+      <w:r>
+        <w:rPr>
+          <w:lang w:val="en_US" w:bidi="en_US"/>
+        </w:rPr>
+        <w:t>Numbers 18:21–24</w:t>
+      </w:r>
       <w:r>
         <w:rPr>
           <w:lang w:val="en_US" w:bidi="en_US"/>
         </w:rPr>
         <w:t xml:space="preserve">; </w:t>
       </w:r>
-      <w:hyperlink r:id="rId241">
-        <w:r>
-          <w:rPr>
-            <w:lang w:val="en_US" w:bidi="en_US"/>
-          </w:rPr>
-          <w:rPr>
-            <w:color w:val="0000EE"/>
-            <w:u w:val="single"/>
-          </w:rPr>
-          <w:t>Deuteronomy 14:22–29</w:t>
-        </w:r>
-      </w:hyperlink>
+      <w:r>
+        <w:rPr>
+          <w:lang w:val="en_US" w:bidi="en_US"/>
+        </w:rPr>
+        <w:t>Deuteronomy 14:22–29</w:t>
+      </w:r>
       <w:r>
         <w:rPr>
           <w:lang w:val="en_US" w:bidi="en_US"/>
@@ -12502,18 +11068,12 @@
         </w:rPr>
         <w:t xml:space="preserve">The Levites gathered tithes in all the rural towns and sent one-tenth of that collection to the temple in Jerusalem (see </w:t>
       </w:r>
-      <w:hyperlink r:id="rId242">
-        <w:r>
-          <w:rPr>
-            <w:lang w:val="en_US" w:bidi="en_US"/>
-          </w:rPr>
-          <w:rPr>
-            <w:color w:val="0000EE"/>
-            <w:u w:val="single"/>
-          </w:rPr>
-          <w:t>Numbers 18:25–32</w:t>
-        </w:r>
-      </w:hyperlink>
+      <w:r>
+        <w:rPr>
+          <w:lang w:val="en_US" w:bidi="en_US"/>
+        </w:rPr>
+        <w:t>Numbers 18:25–32</w:t>
+      </w:r>
       <w:r>
         <w:rPr>
           <w:lang w:val="en_US" w:bidi="en_US"/>
@@ -12568,72 +11128,48 @@
         </w:rPr>
         <w:t>Sacred lots were likely the Urim and Thummim (</w:t>
       </w:r>
-      <w:hyperlink r:id="rId243">
-        <w:r>
-          <w:rPr>
-            <w:lang w:val="en_US" w:bidi="en_US"/>
-          </w:rPr>
-          <w:rPr>
-            <w:color w:val="0000EE"/>
-            <w:u w:val="single"/>
-          </w:rPr>
-          <w:t>Nehemiah 10:34</w:t>
-        </w:r>
-      </w:hyperlink>
+      <w:r>
+        <w:rPr>
+          <w:lang w:val="en_US" w:bidi="en_US"/>
+        </w:rPr>
+        <w:t>Nehemiah 10:34</w:t>
+      </w:r>
       <w:r>
         <w:rPr>
           <w:lang w:val="en_US" w:bidi="en_US"/>
         </w:rPr>
         <w:t xml:space="preserve">; </w:t>
       </w:r>
-      <w:hyperlink r:id="rId244">
-        <w:r>
-          <w:rPr>
-            <w:lang w:val="en_US" w:bidi="en_US"/>
-          </w:rPr>
-          <w:rPr>
-            <w:color w:val="0000EE"/>
-            <w:u w:val="single"/>
-          </w:rPr>
-          <w:t>Joshua 7:14</w:t>
-        </w:r>
-      </w:hyperlink>
+      <w:r>
+        <w:rPr>
+          <w:lang w:val="en_US" w:bidi="en_US"/>
+        </w:rPr>
+        <w:t>Joshua 7:14</w:t>
+      </w:r>
       <w:r>
         <w:rPr>
           <w:lang w:val="en_US" w:bidi="en_US"/>
         </w:rPr>
         <w:t xml:space="preserve">, </w:t>
       </w:r>
-      <w:hyperlink r:id="rId245">
-        <w:r>
-          <w:rPr>
-            <w:lang w:val="en_US" w:bidi="en_US"/>
-          </w:rPr>
-          <w:rPr>
-            <w:color w:val="0000EE"/>
-            <w:u w:val="single"/>
-          </w:rPr>
-          <w:t>16–18</w:t>
-        </w:r>
-      </w:hyperlink>
+      <w:r>
+        <w:rPr>
+          <w:lang w:val="en_US" w:bidi="en_US"/>
+        </w:rPr>
+        <w:t>16–18</w:t>
+      </w:r>
       <w:r>
         <w:rPr>
           <w:lang w:val="en_US" w:bidi="en_US"/>
         </w:rPr>
         <w:t xml:space="preserve">; </w:t>
       </w:r>
-      <w:hyperlink r:id="rId246">
-        <w:r>
-          <w:rPr>
-            <w:lang w:val="en_US" w:bidi="en_US"/>
-          </w:rPr>
-          <w:rPr>
-            <w:color w:val="0000EE"/>
-            <w:u w:val="single"/>
-          </w:rPr>
-          <w:t>14:2</w:t>
-        </w:r>
-      </w:hyperlink>
+      <w:r>
+        <w:rPr>
+          <w:lang w:val="en_US" w:bidi="en_US"/>
+        </w:rPr>
+        <w:t>14:2</w:t>
+      </w:r>
       <w:r>
         <w:rPr>
           <w:lang w:val="en_US" w:bidi="en_US"/>
@@ -12688,36 +11224,24 @@
         </w:rPr>
         <w:t xml:space="preserve">The story goes back to the topic of bringing people back to live in the safe city of Jerusalem (see </w:t>
       </w:r>
-      <w:hyperlink r:id="rId247">
-        <w:r>
-          <w:rPr>
-            <w:lang w:val="en_US" w:bidi="en_US"/>
-          </w:rPr>
-          <w:rPr>
-            <w:color w:val="0000EE"/>
-            <w:u w:val="single"/>
-          </w:rPr>
-          <w:t>Nehemiah 7:1–5</w:t>
-        </w:r>
-      </w:hyperlink>
+      <w:r>
+        <w:rPr>
+          <w:lang w:val="en_US" w:bidi="en_US"/>
+        </w:rPr>
+        <w:t>Nehemiah 7:1–5</w:t>
+      </w:r>
       <w:r>
         <w:rPr>
           <w:lang w:val="en_US" w:bidi="en_US"/>
         </w:rPr>
         <w:t xml:space="preserve">). The list of names is similar to the one in </w:t>
       </w:r>
-      <w:hyperlink r:id="rId248">
-        <w:r>
-          <w:rPr>
-            <w:lang w:val="en_US" w:bidi="en_US"/>
-          </w:rPr>
-          <w:rPr>
-            <w:color w:val="0000EE"/>
-            <w:u w:val="single"/>
-          </w:rPr>
-          <w:t>1 Chronicles 9:2–17</w:t>
-        </w:r>
-      </w:hyperlink>
+      <w:r>
+        <w:rPr>
+          <w:lang w:val="en_US" w:bidi="en_US"/>
+        </w:rPr>
+        <w:t>1 Chronicles 9:2–17</w:t>
+      </w:r>
       <w:r>
         <w:rPr>
           <w:lang w:val="en_US" w:bidi="en_US"/>
@@ -12772,18 +11296,12 @@
         </w:rPr>
         <w:t>Perez was a son of Judah (</w:t>
       </w:r>
-      <w:hyperlink r:id="rId249">
-        <w:r>
-          <w:rPr>
-            <w:lang w:val="en_US" w:bidi="en_US"/>
-          </w:rPr>
-          <w:rPr>
-            <w:color w:val="0000EE"/>
-            <w:u w:val="single"/>
-          </w:rPr>
-          <w:t>Genesis 38:29</w:t>
-        </w:r>
-      </w:hyperlink>
+      <w:r>
+        <w:rPr>
+          <w:lang w:val="en_US" w:bidi="en_US"/>
+        </w:rPr>
+        <w:t>Genesis 38:29</w:t>
+      </w:r>
       <w:r>
         <w:rPr>
           <w:lang w:val="en_US" w:bidi="en_US"/>
@@ -12838,36 +11356,24 @@
         </w:rPr>
         <w:t>Outside the temple, the work likely involved collecting tithes from people and managing them in storehouses (</w:t>
       </w:r>
-      <w:hyperlink r:id="rId250">
-        <w:r>
-          <w:rPr>
-            <w:lang w:val="en_US" w:bidi="en_US"/>
-          </w:rPr>
-          <w:rPr>
-            <w:color w:val="0000EE"/>
-            <w:u w:val="single"/>
-          </w:rPr>
-          <w:t>Nehemiah 10:37–39</w:t>
-        </w:r>
-      </w:hyperlink>
+      <w:r>
+        <w:rPr>
+          <w:lang w:val="en_US" w:bidi="en_US"/>
+        </w:rPr>
+        <w:t>Nehemiah 10:37–39</w:t>
+      </w:r>
       <w:r>
         <w:rPr>
           <w:lang w:val="en_US" w:bidi="en_US"/>
         </w:rPr>
         <w:t xml:space="preserve">; see also </w:t>
       </w:r>
-      <w:hyperlink r:id="rId251">
-        <w:r>
-          <w:rPr>
-            <w:lang w:val="en_US" w:bidi="en_US"/>
-          </w:rPr>
-          <w:rPr>
-            <w:color w:val="0000EE"/>
-            <w:u w:val="single"/>
-          </w:rPr>
-          <w:t>1 Chronicles 26:29</w:t>
-        </w:r>
-      </w:hyperlink>
+      <w:r>
+        <w:rPr>
+          <w:lang w:val="en_US" w:bidi="en_US"/>
+        </w:rPr>
+        <w:t>1 Chronicles 26:29</w:t>
+      </w:r>
       <w:r>
         <w:rPr>
           <w:lang w:val="en_US" w:bidi="en_US"/>
@@ -12929,18 +11435,12 @@
         </w:rPr>
         <w:t>: David selected Asaph and his sons to create music for temple worship (</w:t>
       </w:r>
-      <w:hyperlink r:id="rId252">
-        <w:r>
-          <w:rPr>
-            <w:lang w:val="en_US" w:bidi="en_US"/>
-          </w:rPr>
-          <w:rPr>
-            <w:color w:val="0000EE"/>
-            <w:u w:val="single"/>
-          </w:rPr>
-          <w:t>1 Chronicles 25:1–8</w:t>
-        </w:r>
-      </w:hyperlink>
+      <w:r>
+        <w:rPr>
+          <w:lang w:val="en_US" w:bidi="en_US"/>
+        </w:rPr>
+        <w:t>1 Chronicles 25:1–8</w:t>
+      </w:r>
       <w:r>
         <w:rPr>
           <w:lang w:val="en_US" w:bidi="en_US"/>
@@ -12995,18 +11495,12 @@
         </w:rPr>
         <w:t>The hill of Ophel was high ground just south of the temple (</w:t>
       </w:r>
-      <w:hyperlink r:id="rId132">
-        <w:r>
-          <w:rPr>
-            <w:lang w:val="en_US" w:bidi="en_US"/>
-          </w:rPr>
-          <w:rPr>
-            <w:color w:val="0000EE"/>
-            <w:u w:val="single"/>
-          </w:rPr>
-          <w:t>Nehemiah 3:26</w:t>
-        </w:r>
-      </w:hyperlink>
+      <w:r>
+        <w:rPr>
+          <w:lang w:val="en_US" w:bidi="en_US"/>
+        </w:rPr>
+        <w:t>Nehemiah 3:26</w:t>
+      </w:r>
       <w:r>
         <w:rPr>
           <w:lang w:val="en_US" w:bidi="en_US"/>
@@ -13116,54 +11610,36 @@
         </w:rPr>
         <w:t>: Earlier descriptions of where people settled focused on areas north of Jerusalem (</w:t>
       </w:r>
-      <w:hyperlink r:id="rId253">
-        <w:r>
-          <w:rPr>
-            <w:lang w:val="en_US" w:bidi="en_US"/>
-          </w:rPr>
-          <w:rPr>
-            <w:color w:val="0000EE"/>
-            <w:u w:val="single"/>
-          </w:rPr>
-          <w:t>Nehemiah 3</w:t>
-        </w:r>
-      </w:hyperlink>
+      <w:r>
+        <w:rPr>
+          <w:lang w:val="en_US" w:bidi="en_US"/>
+        </w:rPr>
+        <w:t>Nehemiah 3</w:t>
+      </w:r>
       <w:r>
         <w:rPr>
           <w:lang w:val="en_US" w:bidi="en_US"/>
         </w:rPr>
         <w:t xml:space="preserve">; </w:t>
       </w:r>
-      <w:hyperlink r:id="rId254">
-        <w:r>
-          <w:rPr>
-            <w:lang w:val="en_US" w:bidi="en_US"/>
-          </w:rPr>
-          <w:rPr>
-            <w:color w:val="0000EE"/>
-            <w:u w:val="single"/>
-          </w:rPr>
-          <w:t>11:31–36</w:t>
-        </w:r>
-      </w:hyperlink>
+      <w:r>
+        <w:rPr>
+          <w:lang w:val="en_US" w:bidi="en_US"/>
+        </w:rPr>
+        <w:t>11:31–36</w:t>
+      </w:r>
       <w:r>
         <w:rPr>
           <w:lang w:val="en_US" w:bidi="en_US"/>
         </w:rPr>
         <w:t>). This list (</w:t>
       </w:r>
-      <w:hyperlink r:id="rId255">
-        <w:r>
-          <w:rPr>
-            <w:lang w:val="en_US" w:bidi="en_US"/>
-          </w:rPr>
-          <w:rPr>
-            <w:color w:val="0000EE"/>
-            <w:u w:val="single"/>
-          </w:rPr>
-          <w:t>Nehemiah 11:25–30</w:t>
-        </w:r>
-      </w:hyperlink>
+      <w:r>
+        <w:rPr>
+          <w:lang w:val="en_US" w:bidi="en_US"/>
+        </w:rPr>
+        <w:t>Nehemiah 11:25–30</w:t>
+      </w:r>
       <w:r>
         <w:rPr>
           <w:lang w:val="en_US" w:bidi="en_US"/>
@@ -13231,18 +11707,12 @@
         </w:rPr>
         <w:t xml:space="preserve"> See </w:t>
       </w:r>
-      <w:hyperlink r:id="rId256">
-        <w:r>
-          <w:rPr>
-            <w:lang w:val="en_US" w:bidi="en_US"/>
-          </w:rPr>
-          <w:rPr>
-            <w:color w:val="0000EE"/>
-            <w:u w:val="single"/>
-          </w:rPr>
-          <w:t>Ezra 1:1–5</w:t>
-        </w:r>
-      </w:hyperlink>
+      <w:r>
+        <w:rPr>
+          <w:lang w:val="en_US" w:bidi="en_US"/>
+        </w:rPr>
+        <w:t>Ezra 1:1–5</w:t>
+      </w:r>
       <w:r>
         <w:rPr>
           <w:lang w:val="en_US" w:bidi="en_US"/>
@@ -13297,54 +11767,36 @@
         </w:rPr>
         <w:t>These lists of priests and Levites include those who originally returned from exile with Zerubbabel (</w:t>
       </w:r>
-      <w:hyperlink r:id="rId257">
-        <w:r>
-          <w:rPr>
-            <w:lang w:val="en_US" w:bidi="en_US"/>
-          </w:rPr>
-          <w:rPr>
-            <w:color w:val="0000EE"/>
-            <w:u w:val="single"/>
-          </w:rPr>
-          <w:t>Nehemiah 12:1–9</w:t>
-        </w:r>
-      </w:hyperlink>
+      <w:r>
+        <w:rPr>
+          <w:lang w:val="en_US" w:bidi="en_US"/>
+        </w:rPr>
+        <w:t>Nehemiah 12:1–9</w:t>
+      </w:r>
       <w:r>
         <w:rPr>
           <w:lang w:val="en_US" w:bidi="en_US"/>
         </w:rPr>
         <w:t>), a chronological list of high priests (</w:t>
       </w:r>
-      <w:hyperlink r:id="rId258">
-        <w:r>
-          <w:rPr>
-            <w:lang w:val="en_US" w:bidi="en_US"/>
-          </w:rPr>
-          <w:rPr>
-            <w:color w:val="0000EE"/>
-            <w:u w:val="single"/>
-          </w:rPr>
-          <w:t>12:10–11</w:t>
-        </w:r>
-      </w:hyperlink>
+      <w:r>
+        <w:rPr>
+          <w:lang w:val="en_US" w:bidi="en_US"/>
+        </w:rPr>
+        <w:t>12:10–11</w:t>
+      </w:r>
       <w:r>
         <w:rPr>
           <w:lang w:val="en_US" w:bidi="en_US"/>
         </w:rPr>
         <w:t>), and the priests and Levites who served during Joiakim's time, the high priest during Nehemiah and Ezra's era (</w:t>
       </w:r>
-      <w:hyperlink r:id="rId259">
-        <w:r>
-          <w:rPr>
-            <w:lang w:val="en_US" w:bidi="en_US"/>
-          </w:rPr>
-          <w:rPr>
-            <w:color w:val="0000EE"/>
-            <w:u w:val="single"/>
-          </w:rPr>
-          <w:t>12:12–26</w:t>
-        </w:r>
-      </w:hyperlink>
+      <w:r>
+        <w:rPr>
+          <w:lang w:val="en_US" w:bidi="en_US"/>
+        </w:rPr>
+        <w:t>12:12–26</w:t>
+      </w:r>
       <w:r>
         <w:rPr>
           <w:lang w:val="en_US" w:bidi="en_US"/>
@@ -13410,18 +11862,12 @@
         </w:rPr>
         <w:t xml:space="preserve">: Compare </w:t>
       </w:r>
-      <w:hyperlink r:id="rId260">
-        <w:r>
-          <w:rPr>
-            <w:lang w:val="en_US" w:bidi="en_US"/>
-          </w:rPr>
-          <w:rPr>
-            <w:color w:val="0000EE"/>
-            <w:u w:val="single"/>
-          </w:rPr>
-          <w:t>Ezra 2:36–39</w:t>
-        </w:r>
-      </w:hyperlink>
+      <w:r>
+        <w:rPr>
+          <w:lang w:val="en_US" w:bidi="en_US"/>
+        </w:rPr>
+        <w:t>Ezra 2:36–39</w:t>
+      </w:r>
       <w:r>
         <w:rPr>
           <w:lang w:val="en_US" w:bidi="en_US"/>
@@ -13446,126 +11892,84 @@
         </w:rPr>
         <w:t>Jeshua was the high priest in Jerusalem when the people returned from captivity shortly after 538 BC (</w:t>
       </w:r>
-      <w:hyperlink r:id="rId118">
-        <w:r>
-          <w:rPr>
-            <w:lang w:val="en_US" w:bidi="en_US"/>
-          </w:rPr>
-          <w:rPr>
-            <w:color w:val="0000EE"/>
-            <w:u w:val="single"/>
-          </w:rPr>
-          <w:t>Ezra 2:2</w:t>
-        </w:r>
-      </w:hyperlink>
+      <w:r>
+        <w:rPr>
+          <w:lang w:val="en_US" w:bidi="en_US"/>
+        </w:rPr>
+        <w:t>Ezra 2:2</w:t>
+      </w:r>
       <w:r>
         <w:rPr>
           <w:lang w:val="en_US" w:bidi="en_US"/>
         </w:rPr>
         <w:t xml:space="preserve">; </w:t>
       </w:r>
-      <w:hyperlink r:id="rId261">
-        <w:r>
-          <w:rPr>
-            <w:lang w:val="en_US" w:bidi="en_US"/>
-          </w:rPr>
-          <w:rPr>
-            <w:color w:val="0000EE"/>
-            <w:u w:val="single"/>
-          </w:rPr>
-          <w:t>3:2</w:t>
-        </w:r>
-      </w:hyperlink>
+      <w:r>
+        <w:rPr>
+          <w:lang w:val="en_US" w:bidi="en_US"/>
+        </w:rPr>
+        <w:t>3:2</w:t>
+      </w:r>
       <w:r>
         <w:rPr>
           <w:lang w:val="en_US" w:bidi="en_US"/>
         </w:rPr>
         <w:t xml:space="preserve">, </w:t>
       </w:r>
-      <w:hyperlink r:id="rId262">
-        <w:r>
-          <w:rPr>
-            <w:lang w:val="en_US" w:bidi="en_US"/>
-          </w:rPr>
-          <w:rPr>
-            <w:color w:val="0000EE"/>
-            <w:u w:val="single"/>
-          </w:rPr>
-          <w:t>8</w:t>
-        </w:r>
-      </w:hyperlink>
+      <w:r>
+        <w:rPr>
+          <w:lang w:val="en_US" w:bidi="en_US"/>
+        </w:rPr>
+        <w:t>8</w:t>
+      </w:r>
       <w:r>
         <w:rPr>
           <w:lang w:val="en_US" w:bidi="en_US"/>
         </w:rPr>
         <w:t xml:space="preserve">; </w:t>
       </w:r>
-      <w:hyperlink r:id="rId263">
-        <w:r>
-          <w:rPr>
-            <w:lang w:val="en_US" w:bidi="en_US"/>
-          </w:rPr>
-          <w:rPr>
-            <w:color w:val="0000EE"/>
-            <w:u w:val="single"/>
-          </w:rPr>
-          <w:t>4:3</w:t>
-        </w:r>
-      </w:hyperlink>
+      <w:r>
+        <w:rPr>
+          <w:lang w:val="en_US" w:bidi="en_US"/>
+        </w:rPr>
+        <w:t>4:3</w:t>
+      </w:r>
       <w:r>
         <w:rPr>
           <w:lang w:val="en_US" w:bidi="en_US"/>
         </w:rPr>
         <w:t>). He continued serving in 520 BC when Haggai and Zechariah encouraged the people to complete the temple (</w:t>
       </w:r>
-      <w:hyperlink r:id="rId264">
-        <w:r>
-          <w:rPr>
-            <w:lang w:val="en_US" w:bidi="en_US"/>
-          </w:rPr>
-          <w:rPr>
-            <w:color w:val="0000EE"/>
-            <w:u w:val="single"/>
-          </w:rPr>
-          <w:t>Ezra 5:1</w:t>
-        </w:r>
-      </w:hyperlink>
+      <w:r>
+        <w:rPr>
+          <w:lang w:val="en_US" w:bidi="en_US"/>
+        </w:rPr>
+        <w:t>Ezra 5:1</w:t>
+      </w:r>
       <w:r>
         <w:rPr>
           <w:lang w:val="en_US" w:bidi="en_US"/>
         </w:rPr>
         <w:t xml:space="preserve">; </w:t>
       </w:r>
-      <w:hyperlink r:id="rId98">
-        <w:r>
-          <w:rPr>
-            <w:lang w:val="en_US" w:bidi="en_US"/>
-          </w:rPr>
-          <w:rPr>
-            <w:color w:val="0000EE"/>
-            <w:u w:val="single"/>
-          </w:rPr>
-          <w:t>Haggai 1:1</w:t>
-        </w:r>
-      </w:hyperlink>
+      <w:r>
+        <w:rPr>
+          <w:lang w:val="en_US" w:bidi="en_US"/>
+        </w:rPr>
+        <w:t>Haggai 1:1</w:t>
+      </w:r>
       <w:r>
         <w:rPr>
           <w:lang w:val="en_US" w:bidi="en_US"/>
         </w:rPr>
         <w:t xml:space="preserve">; </w:t>
       </w:r>
-      <w:hyperlink r:id="rId265">
-        <w:r>
-          <w:rPr>
-            <w:lang w:val="en_US" w:bidi="en_US"/>
-          </w:rPr>
-          <w:rPr>
-            <w:color w:val="0000EE"/>
-            <w:u w:val="single"/>
-          </w:rPr>
-          <w:t>Zechariah 3:1</w:t>
-        </w:r>
-      </w:hyperlink>
+      <w:r>
+        <w:rPr>
+          <w:lang w:val="en_US" w:bidi="en_US"/>
+        </w:rPr>
+        <w:t>Zechariah 3:1</w:t>
+      </w:r>
       <w:r>
         <w:rPr>
           <w:lang w:val="en_US" w:bidi="en_US"/>
@@ -13633,36 +12037,24 @@
         </w:rPr>
         <w:t xml:space="preserve"> To perform antiphonal singing (a call-and-response style) as described in </w:t>
       </w:r>
-      <w:hyperlink r:id="rId266">
-        <w:r>
-          <w:rPr>
-            <w:lang w:val="en_US" w:bidi="en_US"/>
-          </w:rPr>
-          <w:rPr>
-            <w:color w:val="0000EE"/>
-            <w:u w:val="single"/>
-          </w:rPr>
-          <w:t xml:space="preserve">Nehemiah 12:24 </w:t>
-        </w:r>
-      </w:hyperlink>
+      <w:r>
+        <w:rPr>
+          <w:lang w:val="en_US" w:bidi="en_US"/>
+        </w:rPr>
+        <w:t xml:space="preserve">Nehemiah 12:24 </w:t>
+      </w:r>
       <w:r>
         <w:rPr>
           <w:lang w:val="en_US" w:bidi="en_US"/>
         </w:rPr>
         <w:t xml:space="preserve">and </w:t>
       </w:r>
-      <w:hyperlink r:id="rId267">
-        <w:r>
-          <w:rPr>
-            <w:lang w:val="en_US" w:bidi="en_US"/>
-          </w:rPr>
-          <w:rPr>
-            <w:color w:val="0000EE"/>
-            <w:u w:val="single"/>
-          </w:rPr>
-          <w:t>Ezra 3:1–11</w:t>
-        </w:r>
-      </w:hyperlink>
+      <w:r>
+        <w:rPr>
+          <w:lang w:val="en_US" w:bidi="en_US"/>
+        </w:rPr>
+        <w:t>Ezra 3:1–11</w:t>
+      </w:r>
       <w:r>
         <w:rPr>
           <w:lang w:val="en_US" w:bidi="en_US"/>
@@ -13739,54 +12131,36 @@
         </w:rPr>
         <w:t>Eliashib and Joiada served during Nehemiah's time (</w:t>
       </w:r>
-      <w:hyperlink r:id="rId60">
-        <w:r>
-          <w:rPr>
-            <w:lang w:val="en_US" w:bidi="en_US"/>
-          </w:rPr>
-          <w:rPr>
-            <w:color w:val="0000EE"/>
-            <w:u w:val="single"/>
-          </w:rPr>
-          <w:t>Nehemiah 3:1</w:t>
-        </w:r>
-      </w:hyperlink>
+      <w:r>
+        <w:rPr>
+          <w:lang w:val="en_US" w:bidi="en_US"/>
+        </w:rPr>
+        <w:t>Nehemiah 3:1</w:t>
+      </w:r>
       <w:r>
         <w:rPr>
           <w:lang w:val="en_US" w:bidi="en_US"/>
         </w:rPr>
         <w:t xml:space="preserve">; </w:t>
       </w:r>
-      <w:hyperlink r:id="rId268">
-        <w:r>
-          <w:rPr>
-            <w:lang w:val="en_US" w:bidi="en_US"/>
-          </w:rPr>
-          <w:rPr>
-            <w:color w:val="0000EE"/>
-            <w:u w:val="single"/>
-          </w:rPr>
-          <w:t>13:4</w:t>
-        </w:r>
-      </w:hyperlink>
+      <w:r>
+        <w:rPr>
+          <w:lang w:val="en_US" w:bidi="en_US"/>
+        </w:rPr>
+        <w:t>13:4</w:t>
+      </w:r>
       <w:r>
         <w:rPr>
           <w:lang w:val="en_US" w:bidi="en_US"/>
         </w:rPr>
         <w:t xml:space="preserve">, </w:t>
       </w:r>
-      <w:hyperlink r:id="rId269">
-        <w:r>
-          <w:rPr>
-            <w:lang w:val="en_US" w:bidi="en_US"/>
-          </w:rPr>
-          <w:rPr>
-            <w:color w:val="0000EE"/>
-            <w:u w:val="single"/>
-          </w:rPr>
-          <w:t>28</w:t>
-        </w:r>
-      </w:hyperlink>
+      <w:r>
+        <w:rPr>
+          <w:lang w:val="en_US" w:bidi="en_US"/>
+        </w:rPr>
+        <w:t>28</w:t>
+      </w:r>
       <w:r>
         <w:rPr>
           <w:lang w:val="en_US" w:bidi="en_US"/>
@@ -13879,54 +12253,36 @@
         </w:rPr>
         <w:t>This list was likely compiled when Joiakim was the high priest (</w:t>
       </w:r>
-      <w:hyperlink r:id="rId270">
-        <w:r>
-          <w:rPr>
-            <w:lang w:val="en_US" w:bidi="en_US"/>
-          </w:rPr>
-          <w:rPr>
-            <w:color w:val="0000EE"/>
-            <w:u w:val="single"/>
-          </w:rPr>
-          <w:t>Nehemiah 12:12</w:t>
-        </w:r>
-      </w:hyperlink>
+      <w:r>
+        <w:rPr>
+          <w:lang w:val="en_US" w:bidi="en_US"/>
+        </w:rPr>
+        <w:t>Nehemiah 12:12</w:t>
+      </w:r>
       <w:r>
         <w:rPr>
           <w:lang w:val="en_US" w:bidi="en_US"/>
         </w:rPr>
         <w:t xml:space="preserve">) to confirm the legitimacy of the priests and Levites in office. Except for the omission of Hattush (see </w:t>
       </w:r>
-      <w:hyperlink r:id="rId271">
-        <w:r>
-          <w:rPr>
-            <w:lang w:val="en_US" w:bidi="en_US"/>
-          </w:rPr>
-          <w:rPr>
-            <w:color w:val="0000EE"/>
-            <w:u w:val="single"/>
-          </w:rPr>
-          <w:t>Nehemiah 12:2</w:t>
-        </w:r>
-      </w:hyperlink>
+      <w:r>
+        <w:rPr>
+          <w:lang w:val="en_US" w:bidi="en_US"/>
+        </w:rPr>
+        <w:t>Nehemiah 12:2</w:t>
+      </w:r>
       <w:r>
         <w:rPr>
           <w:lang w:val="en_US" w:bidi="en_US"/>
         </w:rPr>
         <w:t xml:space="preserve">), this list includes the same names as </w:t>
       </w:r>
-      <w:hyperlink r:id="rId209">
-        <w:r>
-          <w:rPr>
-            <w:lang w:val="en_US" w:bidi="en_US"/>
-          </w:rPr>
-          <w:rPr>
-            <w:color w:val="0000EE"/>
-            <w:u w:val="single"/>
-          </w:rPr>
-          <w:t>Nehemiah 12:1–7</w:t>
-        </w:r>
-      </w:hyperlink>
+      <w:r>
+        <w:rPr>
+          <w:lang w:val="en_US" w:bidi="en_US"/>
+        </w:rPr>
+        <w:t>Nehemiah 12:1–7</w:t>
+      </w:r>
       <w:r>
         <w:rPr>
           <w:lang w:val="en_US" w:bidi="en_US"/>
@@ -13985,36 +12341,24 @@
         </w:rPr>
         <w:t xml:space="preserve">Since few Levites had returned to live in Jerusalem (see </w:t>
       </w:r>
-      <w:hyperlink r:id="rId272">
-        <w:r>
-          <w:rPr>
-            <w:lang w:val="en_US" w:bidi="en_US"/>
-          </w:rPr>
-          <w:rPr>
-            <w:color w:val="0000EE"/>
-            <w:u w:val="single"/>
-          </w:rPr>
-          <w:t>Ezra 2:40–42</w:t>
-        </w:r>
-      </w:hyperlink>
+      <w:r>
+        <w:rPr>
+          <w:lang w:val="en_US" w:bidi="en_US"/>
+        </w:rPr>
+        <w:t>Ezra 2:40–42</w:t>
+      </w:r>
       <w:r>
         <w:rPr>
           <w:lang w:val="en_US" w:bidi="en_US"/>
         </w:rPr>
         <w:t xml:space="preserve">; </w:t>
       </w:r>
-      <w:hyperlink r:id="rId273">
-        <w:r>
-          <w:rPr>
-            <w:lang w:val="en_US" w:bidi="en_US"/>
-          </w:rPr>
-          <w:rPr>
-            <w:color w:val="0000EE"/>
-            <w:u w:val="single"/>
-          </w:rPr>
-          <w:t>8:15–19</w:t>
-        </w:r>
-      </w:hyperlink>
+      <w:r>
+        <w:rPr>
+          <w:lang w:val="en_US" w:bidi="en_US"/>
+        </w:rPr>
+        <w:t>8:15–19</w:t>
+      </w:r>
       <w:r>
         <w:rPr>
           <w:lang w:val="en_US" w:bidi="en_US"/>
@@ -14039,18 +12383,12 @@
         </w:rPr>
         <w:t>Netophathites came from near Bethlehem (</w:t>
       </w:r>
-      <w:hyperlink r:id="rId274">
-        <w:r>
-          <w:rPr>
-            <w:lang w:val="en_US" w:bidi="en_US"/>
-          </w:rPr>
-          <w:rPr>
-            <w:color w:val="0000EE"/>
-            <w:u w:val="single"/>
-          </w:rPr>
-          <w:t>1 Chronicles 2:54</w:t>
-        </w:r>
-      </w:hyperlink>
+      <w:r>
+        <w:rPr>
+          <w:lang w:val="en_US" w:bidi="en_US"/>
+        </w:rPr>
+        <w:t>1 Chronicles 2:54</w:t>
+      </w:r>
       <w:r>
         <w:rPr>
           <w:lang w:val="en_US" w:bidi="en_US"/>
@@ -14141,18 +12479,12 @@
         </w:rPr>
         <w:t>The dedication of the new wall likely occurred soon after it was finished (</w:t>
       </w:r>
-      <w:hyperlink r:id="rId275">
-        <w:r>
-          <w:rPr>
-            <w:lang w:val="en_US" w:bidi="en_US"/>
-          </w:rPr>
-          <w:rPr>
-            <w:color w:val="0000EE"/>
-            <w:u w:val="single"/>
-          </w:rPr>
-          <w:t>Nehemiah 6:15–19</w:t>
-        </w:r>
-      </w:hyperlink>
+      <w:r>
+        <w:rPr>
+          <w:lang w:val="en_US" w:bidi="en_US"/>
+        </w:rPr>
+        <w:t>Nehemiah 6:15–19</w:t>
+      </w:r>
       <w:r>
         <w:rPr>
           <w:lang w:val="en_US" w:bidi="en_US"/>
@@ -14207,36 +12539,24 @@
         </w:rPr>
         <w:t xml:space="preserve">The dedication ceremony required the priests and Levites to be purified and ready to enter the temple area (see </w:t>
       </w:r>
-      <w:hyperlink r:id="rId276">
-        <w:r>
-          <w:rPr>
-            <w:lang w:val="en_US" w:bidi="en_US"/>
-          </w:rPr>
-          <w:rPr>
-            <w:color w:val="0000EE"/>
-            <w:u w:val="single"/>
-          </w:rPr>
-          <w:t>Exodus 19:10</w:t>
-        </w:r>
-      </w:hyperlink>
+      <w:r>
+        <w:rPr>
+          <w:lang w:val="en_US" w:bidi="en_US"/>
+        </w:rPr>
+        <w:t>Exodus 19:10</w:t>
+      </w:r>
       <w:r>
         <w:rPr>
           <w:lang w:val="en_US" w:bidi="en_US"/>
         </w:rPr>
         <w:t xml:space="preserve">; </w:t>
       </w:r>
-      <w:hyperlink r:id="rId277">
-        <w:r>
-          <w:rPr>
-            <w:lang w:val="en_US" w:bidi="en_US"/>
-          </w:rPr>
-          <w:rPr>
-            <w:color w:val="0000EE"/>
-            <w:u w:val="single"/>
-          </w:rPr>
-          <w:t>Numbers 8:5–7</w:t>
-        </w:r>
-      </w:hyperlink>
+      <w:r>
+        <w:rPr>
+          <w:lang w:val="en_US" w:bidi="en_US"/>
+        </w:rPr>
+        <w:t>Numbers 8:5–7</w:t>
+      </w:r>
       <w:r>
         <w:rPr>
           <w:lang w:val="en_US" w:bidi="en_US"/>
@@ -14291,54 +12611,36 @@
         </w:rPr>
         <w:t>The impressive march moved south along the top of the wall to the Dung Gate at the city's southern end (</w:t>
       </w:r>
-      <w:hyperlink r:id="rId278">
-        <w:r>
-          <w:rPr>
-            <w:lang w:val="en_US" w:bidi="en_US"/>
-          </w:rPr>
-          <w:rPr>
-            <w:color w:val="0000EE"/>
-            <w:u w:val="single"/>
-          </w:rPr>
-          <w:t>Nehemiah 3:13–14</w:t>
-        </w:r>
-      </w:hyperlink>
+      <w:r>
+        <w:rPr>
+          <w:lang w:val="en_US" w:bidi="en_US"/>
+        </w:rPr>
+        <w:t>Nehemiah 3:13–14</w:t>
+      </w:r>
       <w:r>
         <w:rPr>
           <w:lang w:val="en_US" w:bidi="en_US"/>
         </w:rPr>
         <w:t>). Then the procession went north on the wall along the east side of the city, past the ruins of the house of David, and up to the Water Gate (</w:t>
       </w:r>
-      <w:hyperlink r:id="rId132">
-        <w:r>
-          <w:rPr>
-            <w:lang w:val="en_US" w:bidi="en_US"/>
-          </w:rPr>
-          <w:rPr>
-            <w:color w:val="0000EE"/>
-            <w:u w:val="single"/>
-          </w:rPr>
-          <w:t>Nehemiah 3:26</w:t>
-        </w:r>
-      </w:hyperlink>
+      <w:r>
+        <w:rPr>
+          <w:lang w:val="en_US" w:bidi="en_US"/>
+        </w:rPr>
+        <w:t>Nehemiah 3:26</w:t>
+      </w:r>
       <w:r>
         <w:rPr>
           <w:lang w:val="en_US" w:bidi="en_US"/>
         </w:rPr>
         <w:t xml:space="preserve">; </w:t>
       </w:r>
-      <w:hyperlink r:id="rId279">
-        <w:r>
-          <w:rPr>
-            <w:lang w:val="en_US" w:bidi="en_US"/>
-          </w:rPr>
-          <w:rPr>
-            <w:color w:val="0000EE"/>
-            <w:u w:val="single"/>
-          </w:rPr>
-          <w:t>8:1</w:t>
-        </w:r>
-      </w:hyperlink>
+      <w:r>
+        <w:rPr>
+          <w:lang w:val="en_US" w:bidi="en_US"/>
+        </w:rPr>
+        <w:t>8:1</w:t>
+      </w:r>
       <w:r>
         <w:rPr>
           <w:lang w:val="en_US" w:bidi="en_US"/>
@@ -14393,90 +12695,60 @@
         </w:rPr>
         <w:t>Long, slender, metal trumpets were played for joyful celebrations (</w:t>
       </w:r>
-      <w:hyperlink r:id="rId280">
-        <w:r>
-          <w:rPr>
-            <w:lang w:val="en_US" w:bidi="en_US"/>
-          </w:rPr>
-          <w:rPr>
-            <w:color w:val="0000EE"/>
-            <w:u w:val="single"/>
-          </w:rPr>
-          <w:t>1 Chronicles 13:8</w:t>
-        </w:r>
-      </w:hyperlink>
+      <w:r>
+        <w:rPr>
+          <w:lang w:val="en_US" w:bidi="en_US"/>
+        </w:rPr>
+        <w:t>1 Chronicles 13:8</w:t>
+      </w:r>
       <w:r>
         <w:rPr>
           <w:lang w:val="en_US" w:bidi="en_US"/>
         </w:rPr>
         <w:t xml:space="preserve">; </w:t>
       </w:r>
-      <w:hyperlink r:id="rId281">
-        <w:r>
-          <w:rPr>
-            <w:lang w:val="en_US" w:bidi="en_US"/>
-          </w:rPr>
-          <w:rPr>
-            <w:color w:val="0000EE"/>
-            <w:u w:val="single"/>
-          </w:rPr>
-          <w:t>15:23</w:t>
-        </w:r>
-      </w:hyperlink>
+      <w:r>
+        <w:rPr>
+          <w:lang w:val="en_US" w:bidi="en_US"/>
+        </w:rPr>
+        <w:t>15:23</w:t>
+      </w:r>
       <w:r>
         <w:rPr>
           <w:lang w:val="en_US" w:bidi="en_US"/>
         </w:rPr>
         <w:t xml:space="preserve">; </w:t>
       </w:r>
-      <w:hyperlink r:id="rId282">
-        <w:r>
-          <w:rPr>
-            <w:lang w:val="en_US" w:bidi="en_US"/>
-          </w:rPr>
-          <w:rPr>
-            <w:color w:val="0000EE"/>
-            <w:u w:val="single"/>
-          </w:rPr>
-          <w:t>16:6</w:t>
-        </w:r>
-      </w:hyperlink>
+      <w:r>
+        <w:rPr>
+          <w:lang w:val="en_US" w:bidi="en_US"/>
+        </w:rPr>
+        <w:t>16:6</w:t>
+      </w:r>
       <w:r>
         <w:rPr>
           <w:lang w:val="en_US" w:bidi="en_US"/>
         </w:rPr>
         <w:t xml:space="preserve">, </w:t>
       </w:r>
-      <w:hyperlink r:id="rId283">
-        <w:r>
-          <w:rPr>
-            <w:lang w:val="en_US" w:bidi="en_US"/>
-          </w:rPr>
-          <w:rPr>
-            <w:color w:val="0000EE"/>
-            <w:u w:val="single"/>
-          </w:rPr>
-          <w:t>42</w:t>
-        </w:r>
-      </w:hyperlink>
+      <w:r>
+        <w:rPr>
+          <w:lang w:val="en_US" w:bidi="en_US"/>
+        </w:rPr>
+        <w:t>42</w:t>
+      </w:r>
       <w:r>
         <w:rPr>
           <w:lang w:val="en_US" w:bidi="en_US"/>
         </w:rPr>
         <w:t xml:space="preserve">; </w:t>
       </w:r>
-      <w:hyperlink r:id="rId284">
-        <w:r>
-          <w:rPr>
-            <w:lang w:val="en_US" w:bidi="en_US"/>
-          </w:rPr>
-          <w:rPr>
-            <w:color w:val="0000EE"/>
-            <w:u w:val="single"/>
-          </w:rPr>
-          <w:t>Ezra 3:10</w:t>
-        </w:r>
-      </w:hyperlink>
+      <w:r>
+        <w:rPr>
+          <w:lang w:val="en_US" w:bidi="en_US"/>
+        </w:rPr>
+        <w:t>Ezra 3:10</w:t>
+      </w:r>
       <w:r>
         <w:rPr>
           <w:lang w:val="en_US" w:bidi="en_US"/>
@@ -14553,18 +12825,12 @@
         </w:rPr>
         <w:t>The Broad Wall (</w:t>
       </w:r>
-      <w:hyperlink r:id="rId285">
-        <w:r>
-          <w:rPr>
-            <w:lang w:val="en_US" w:bidi="en_US"/>
-          </w:rPr>
-          <w:rPr>
-            <w:color w:val="0000EE"/>
-            <w:u w:val="single"/>
-          </w:rPr>
-          <w:t>Nehemiah 3:8</w:t>
-        </w:r>
-      </w:hyperlink>
+      <w:r>
+        <w:rPr>
+          <w:lang w:val="en_US" w:bidi="en_US"/>
+        </w:rPr>
+        <w:t>Nehemiah 3:8</w:t>
+      </w:r>
       <w:r>
         <w:rPr>
           <w:lang w:val="en_US" w:bidi="en_US"/>
@@ -14589,18 +12855,12 @@
         </w:rPr>
         <w:t>The Old City Gate (</w:t>
       </w:r>
-      <w:hyperlink r:id="rId286">
-        <w:r>
-          <w:rPr>
-            <w:lang w:val="en_US" w:bidi="en_US"/>
-          </w:rPr>
-          <w:rPr>
-            <w:color w:val="0000EE"/>
-            <w:u w:val="single"/>
-          </w:rPr>
-          <w:t>Nehemiah 3:6</w:t>
-        </w:r>
-      </w:hyperlink>
+      <w:r>
+        <w:rPr>
+          <w:lang w:val="en_US" w:bidi="en_US"/>
+        </w:rPr>
+        <w:t>Nehemiah 3:6</w:t>
+      </w:r>
       <w:r>
         <w:rPr>
           <w:lang w:val="en_US" w:bidi="en_US"/>
@@ -14625,18 +12885,12 @@
         </w:rPr>
         <w:t>The Fish Gate (</w:t>
       </w:r>
-      <w:hyperlink r:id="rId287">
-        <w:r>
-          <w:rPr>
-            <w:lang w:val="en_US" w:bidi="en_US"/>
-          </w:rPr>
-          <w:rPr>
-            <w:color w:val="0000EE"/>
-            <w:u w:val="single"/>
-          </w:rPr>
-          <w:t>Nehemiah 3:3</w:t>
-        </w:r>
-      </w:hyperlink>
+      <w:r>
+        <w:rPr>
+          <w:lang w:val="en_US" w:bidi="en_US"/>
+        </w:rPr>
+        <w:t>Nehemiah 3:3</w:t>
+      </w:r>
       <w:r>
         <w:rPr>
           <w:lang w:val="en_US" w:bidi="en_US"/>
@@ -14670,18 +12924,12 @@
         </w:rPr>
         <w:t xml:space="preserve"> (</w:t>
       </w:r>
-      <w:hyperlink r:id="rId60">
-        <w:r>
-          <w:rPr>
-            <w:lang w:val="en_US" w:bidi="en_US"/>
-          </w:rPr>
-          <w:rPr>
-            <w:color w:val="0000EE"/>
-            <w:u w:val="single"/>
-          </w:rPr>
-          <w:t>Nehemiah 3:1</w:t>
-        </w:r>
-      </w:hyperlink>
+      <w:r>
+        <w:rPr>
+          <w:lang w:val="en_US" w:bidi="en_US"/>
+        </w:rPr>
+        <w:t>Nehemiah 3:1</w:t>
+      </w:r>
       <w:r>
         <w:rPr>
           <w:lang w:val="en_US" w:bidi="en_US"/>
@@ -14719,18 +12967,12 @@
         </w:rPr>
         <w:t>(</w:t>
       </w:r>
-      <w:hyperlink r:id="rId288">
-        <w:r>
-          <w:rPr>
-            <w:lang w:val="en_US" w:bidi="en_US"/>
-          </w:rPr>
-          <w:rPr>
-            <w:color w:val="0000EE"/>
-            <w:u w:val="single"/>
-          </w:rPr>
-          <w:t>Nehemiah 3:31</w:t>
-        </w:r>
-      </w:hyperlink>
+      <w:r>
+        <w:rPr>
+          <w:lang w:val="en_US" w:bidi="en_US"/>
+        </w:rPr>
+        <w:t>Nehemiah 3:31</w:t>
+      </w:r>
       <w:r>
         <w:rPr>
           <w:lang w:val="en_US" w:bidi="en_US"/>
@@ -14785,18 +13027,12 @@
         </w:rPr>
         <w:t xml:space="preserve">This community celebration included everyone. God was the true source of their great joy because his power helped them rebuild the walls. </w:t>
       </w:r>
-      <w:hyperlink r:id="rId289">
-        <w:r>
-          <w:rPr>
-            <w:lang w:val="en_US" w:bidi="en_US"/>
-          </w:rPr>
-          <w:rPr>
-            <w:color w:val="0000EE"/>
-            <w:u w:val="single"/>
-          </w:rPr>
-          <w:t>Psalm 147</w:t>
-        </w:r>
-      </w:hyperlink>
+      <w:r>
+        <w:rPr>
+          <w:lang w:val="en_US" w:bidi="en_US"/>
+        </w:rPr>
+        <w:t>Psalm 147</w:t>
+      </w:r>
       <w:r>
         <w:rPr>
           <w:lang w:val="en_US" w:bidi="en_US"/>
@@ -14851,144 +13087,96 @@
         </w:rPr>
         <w:t>On the day of the wall's dedication (</w:t>
       </w:r>
-      <w:hyperlink r:id="rId290">
-        <w:r>
-          <w:rPr>
-            <w:lang w:val="en_US" w:bidi="en_US"/>
-          </w:rPr>
-          <w:rPr>
-            <w:color w:val="0000EE"/>
-            <w:u w:val="single"/>
-          </w:rPr>
-          <w:t>Nehemiah 12:44</w:t>
-        </w:r>
-      </w:hyperlink>
+      <w:r>
+        <w:rPr>
+          <w:lang w:val="en_US" w:bidi="en_US"/>
+        </w:rPr>
+        <w:t>Nehemiah 12:44</w:t>
+      </w:r>
       <w:r>
         <w:rPr>
           <w:lang w:val="en_US" w:bidi="en_US"/>
         </w:rPr>
         <w:t xml:space="preserve">; </w:t>
       </w:r>
-      <w:hyperlink r:id="rId291">
-        <w:r>
-          <w:rPr>
-            <w:lang w:val="en_US" w:bidi="en_US"/>
-          </w:rPr>
-          <w:rPr>
-            <w:color w:val="0000EE"/>
-            <w:u w:val="single"/>
-          </w:rPr>
-          <w:t>13:1</w:t>
-        </w:r>
-      </w:hyperlink>
+      <w:r>
+        <w:rPr>
+          <w:lang w:val="en_US" w:bidi="en_US"/>
+        </w:rPr>
+        <w:t>13:1</w:t>
+      </w:r>
       <w:r>
         <w:rPr>
           <w:lang w:val="en_US" w:bidi="en_US"/>
         </w:rPr>
         <w:t>), men were appointed to manage the tithes and gifts for the priests and Levites' needs. Their duties included collecting people's gifts for the priests and Levites (</w:t>
       </w:r>
-      <w:hyperlink r:id="rId292">
-        <w:r>
-          <w:rPr>
-            <w:lang w:val="en_US" w:bidi="en_US"/>
-          </w:rPr>
-          <w:rPr>
-            <w:color w:val="0000EE"/>
-            <w:u w:val="single"/>
-          </w:rPr>
-          <w:t>Nehemiah 10:32–39</w:t>
-        </w:r>
-      </w:hyperlink>
+      <w:r>
+        <w:rPr>
+          <w:lang w:val="en_US" w:bidi="en_US"/>
+        </w:rPr>
+        <w:t>Nehemiah 10:32–39</w:t>
+      </w:r>
       <w:r>
         <w:rPr>
           <w:lang w:val="en_US" w:bidi="en_US"/>
         </w:rPr>
         <w:t xml:space="preserve">; see also </w:t>
       </w:r>
-      <w:hyperlink r:id="rId230">
-        <w:r>
-          <w:rPr>
-            <w:lang w:val="en_US" w:bidi="en_US"/>
-          </w:rPr>
-          <w:rPr>
-            <w:color w:val="0000EE"/>
-            <w:u w:val="single"/>
-          </w:rPr>
-          <w:t>Exodus 30:11–16</w:t>
-        </w:r>
-      </w:hyperlink>
+      <w:r>
+        <w:rPr>
+          <w:lang w:val="en_US" w:bidi="en_US"/>
+        </w:rPr>
+        <w:t>Exodus 30:11–16</w:t>
+      </w:r>
       <w:r>
         <w:rPr>
           <w:lang w:val="en_US" w:bidi="en_US"/>
         </w:rPr>
         <w:t xml:space="preserve">; </w:t>
       </w:r>
-      <w:hyperlink r:id="rId293">
-        <w:r>
-          <w:rPr>
-            <w:lang w:val="en_US" w:bidi="en_US"/>
-          </w:rPr>
-          <w:rPr>
-            <w:color w:val="0000EE"/>
-            <w:u w:val="single"/>
-          </w:rPr>
-          <w:t>38:25–26</w:t>
-        </w:r>
-      </w:hyperlink>
+      <w:r>
+        <w:rPr>
+          <w:lang w:val="en_US" w:bidi="en_US"/>
+        </w:rPr>
+        <w:t>38:25–26</w:t>
+      </w:r>
       <w:r>
         <w:rPr>
           <w:lang w:val="en_US" w:bidi="en_US"/>
         </w:rPr>
         <w:t xml:space="preserve">), performing services for God (probably sacrifices; see </w:t>
       </w:r>
-      <w:hyperlink r:id="rId294">
-        <w:r>
-          <w:rPr>
-            <w:lang w:val="en_US" w:bidi="en_US"/>
-          </w:rPr>
-          <w:rPr>
-            <w:color w:val="0000EE"/>
-            <w:u w:val="single"/>
-          </w:rPr>
-          <w:t>Leviticus 1–5</w:t>
-        </w:r>
-      </w:hyperlink>
+      <w:r>
+        <w:rPr>
+          <w:lang w:val="en_US" w:bidi="en_US"/>
+        </w:rPr>
+        <w:t>Leviticus 1–5</w:t>
+      </w:r>
       <w:r>
         <w:rPr>
           <w:lang w:val="en_US" w:bidi="en_US"/>
         </w:rPr>
         <w:t xml:space="preserve">), and overseeing the purification of unclean people. They also purified pans, knives, and clothing used in temple worship as described in </w:t>
       </w:r>
-      <w:hyperlink r:id="rId295">
-        <w:r>
-          <w:rPr>
-            <w:lang w:val="en_US" w:bidi="en_US"/>
-          </w:rPr>
-          <w:rPr>
-            <w:color w:val="0000EE"/>
-            <w:u w:val="single"/>
-          </w:rPr>
-          <w:t>Leviticus 11–15</w:t>
-        </w:r>
-      </w:hyperlink>
+      <w:r>
+        <w:rPr>
+          <w:lang w:val="en_US" w:bidi="en_US"/>
+        </w:rPr>
+        <w:t>Leviticus 11–15</w:t>
+      </w:r>
       <w:r>
         <w:rPr>
           <w:lang w:val="en_US" w:bidi="en_US"/>
         </w:rPr>
         <w:t xml:space="preserve"> (see also </w:t>
       </w:r>
-      <w:hyperlink r:id="rId296">
-        <w:r>
-          <w:rPr>
-            <w:lang w:val="en_US" w:bidi="en_US"/>
-          </w:rPr>
-          <w:rPr>
-            <w:color w:val="0000EE"/>
-            <w:u w:val="single"/>
-          </w:rPr>
-          <w:t>1 Chronicles 23:28</w:t>
-        </w:r>
-      </w:hyperlink>
+      <w:r>
+        <w:rPr>
+          <w:lang w:val="en_US" w:bidi="en_US"/>
+        </w:rPr>
+        <w:t>1 Chronicles 23:28</w:t>
+      </w:r>
       <w:r>
         <w:rPr>
           <w:lang w:val="en_US" w:bidi="en_US"/>
@@ -15043,36 +13231,24 @@
         </w:rPr>
         <w:t>David gave instructions for organizing the music at the temple (</w:t>
       </w:r>
-      <w:hyperlink r:id="rId297">
-        <w:r>
-          <w:rPr>
-            <w:lang w:val="en_US" w:bidi="en_US"/>
-          </w:rPr>
-          <w:rPr>
-            <w:color w:val="0000EE"/>
-            <w:u w:val="single"/>
-          </w:rPr>
-          <w:t>1 Chronicles 23–26</w:t>
-        </w:r>
-      </w:hyperlink>
+      <w:r>
+        <w:rPr>
+          <w:lang w:val="en_US" w:bidi="en_US"/>
+        </w:rPr>
+        <w:t>1 Chronicles 23–26</w:t>
+      </w:r>
       <w:r>
         <w:rPr>
           <w:lang w:val="en_US" w:bidi="en_US"/>
         </w:rPr>
         <w:t>). He put Asaph, along with Heman and Jeduthun, in charge of the music (</w:t>
       </w:r>
-      <w:hyperlink r:id="rId298">
-        <w:r>
-          <w:rPr>
-            <w:lang w:val="en_US" w:bidi="en_US"/>
-          </w:rPr>
-          <w:rPr>
-            <w:color w:val="0000EE"/>
-            <w:u w:val="single"/>
-          </w:rPr>
-          <w:t>1 Chronicles 25:2–5</w:t>
-        </w:r>
-      </w:hyperlink>
+      <w:r>
+        <w:rPr>
+          <w:lang w:val="en_US" w:bidi="en_US"/>
+        </w:rPr>
+        <w:t>1 Chronicles 25:2–5</w:t>
+      </w:r>
       <w:r>
         <w:rPr>
           <w:lang w:val="en_US" w:bidi="en_US"/>
@@ -15127,36 +13303,24 @@
         </w:rPr>
         <w:t>From the time the first people returned to Jerusalem with Zerubbabel in 538 BC (</w:t>
       </w:r>
-      <w:hyperlink r:id="rId299">
-        <w:r>
-          <w:rPr>
-            <w:lang w:val="en_US" w:bidi="en_US"/>
-          </w:rPr>
-          <w:rPr>
-            <w:color w:val="0000EE"/>
-            <w:u w:val="single"/>
-          </w:rPr>
-          <w:t>Ezra 3:1</w:t>
-        </w:r>
-      </w:hyperlink>
+      <w:r>
+        <w:rPr>
+          <w:lang w:val="en_US" w:bidi="en_US"/>
+        </w:rPr>
+        <w:t>Ezra 3:1</w:t>
+      </w:r>
       <w:r>
         <w:rPr>
           <w:lang w:val="en_US" w:bidi="en_US"/>
         </w:rPr>
         <w:t xml:space="preserve">) until Nehemiah's time around 445 BC, Israelites provided food for temple workers. Most Levites lived in cities across the country. They collected a tithe and brought a tenth of it to the temple in Jerusalem to support its ministry (see </w:t>
       </w:r>
-      <w:hyperlink r:id="rId300">
-        <w:r>
-          <w:rPr>
-            <w:lang w:val="en_US" w:bidi="en_US"/>
-          </w:rPr>
-          <w:rPr>
-            <w:color w:val="0000EE"/>
-            <w:u w:val="single"/>
-          </w:rPr>
-          <w:t>Nehemiah 10:38–39</w:t>
-        </w:r>
-      </w:hyperlink>
+      <w:r>
+        <w:rPr>
+          <w:lang w:val="en_US" w:bidi="en_US"/>
+        </w:rPr>
+        <w:t>Nehemiah 10:38–39</w:t>
+      </w:r>
       <w:r>
         <w:rPr>
           <w:lang w:val="en_US" w:bidi="en_US"/>
@@ -15211,54 +13375,36 @@
         </w:rPr>
         <w:t>On the same day the temple workers were appointed (</w:t>
       </w:r>
-      <w:hyperlink r:id="rId290">
-        <w:r>
-          <w:rPr>
-            <w:lang w:val="en_US" w:bidi="en_US"/>
-          </w:rPr>
-          <w:rPr>
-            <w:color w:val="0000EE"/>
-            <w:u w:val="single"/>
-          </w:rPr>
-          <w:t>Nehemiah 12:44</w:t>
-        </w:r>
-      </w:hyperlink>
+      <w:r>
+        <w:rPr>
+          <w:lang w:val="en_US" w:bidi="en_US"/>
+        </w:rPr>
+        <w:t>Nehemiah 12:44</w:t>
+      </w:r>
       <w:r>
         <w:rPr>
           <w:lang w:val="en_US" w:bidi="en_US"/>
         </w:rPr>
         <w:t xml:space="preserve">), the text from </w:t>
       </w:r>
-      <w:hyperlink r:id="rId301">
-        <w:r>
-          <w:rPr>
-            <w:lang w:val="en_US" w:bidi="en_US"/>
-          </w:rPr>
-          <w:rPr>
-            <w:color w:val="0000EE"/>
-            <w:u w:val="single"/>
-          </w:rPr>
-          <w:t>Deuteronomy 23:3–6</w:t>
-        </w:r>
-      </w:hyperlink>
+      <w:r>
+        <w:rPr>
+          <w:lang w:val="en_US" w:bidi="en_US"/>
+        </w:rPr>
+        <w:t>Deuteronomy 23:3–6</w:t>
+      </w:r>
       <w:r>
         <w:rPr>
           <w:lang w:val="en_US" w:bidi="en_US"/>
         </w:rPr>
         <w:t xml:space="preserve"> was read. It stated that no Ammonite or Moabite should ever enter the assembly of God. Nehemiah later discovered (</w:t>
       </w:r>
-      <w:hyperlink r:id="rId302">
-        <w:r>
-          <w:rPr>
-            <w:lang w:val="en_US" w:bidi="en_US"/>
-          </w:rPr>
-          <w:rPr>
-            <w:color w:val="0000EE"/>
-            <w:u w:val="single"/>
-          </w:rPr>
-          <w:t>Nehemiah 13:4–14</w:t>
-        </w:r>
-      </w:hyperlink>
+      <w:r>
+        <w:rPr>
+          <w:lang w:val="en_US" w:bidi="en_US"/>
+        </w:rPr>
+        <w:t>Nehemiah 13:4–14</w:t>
+      </w:r>
       <w:r>
         <w:rPr>
           <w:lang w:val="en_US" w:bidi="en_US"/>
@@ -15313,144 +13459,96 @@
         </w:rPr>
         <w:t>Eliashib’s family married into the families of Sanballat (</w:t>
       </w:r>
-      <w:hyperlink r:id="rId269">
-        <w:r>
-          <w:rPr>
-            <w:lang w:val="en_US" w:bidi="en_US"/>
-          </w:rPr>
-          <w:rPr>
-            <w:color w:val="0000EE"/>
-            <w:u w:val="single"/>
-          </w:rPr>
-          <w:t>Nehemiah 13:28</w:t>
-        </w:r>
-      </w:hyperlink>
+      <w:r>
+        <w:rPr>
+          <w:lang w:val="en_US" w:bidi="en_US"/>
+        </w:rPr>
+        <w:t>Nehemiah 13:28</w:t>
+      </w:r>
       <w:r>
         <w:rPr>
           <w:lang w:val="en_US" w:bidi="en_US"/>
         </w:rPr>
         <w:t>) and Tobiah. These men were enemies of the Jewish community (</w:t>
       </w:r>
-      <w:hyperlink r:id="rId303">
-        <w:r>
-          <w:rPr>
-            <w:lang w:val="en_US" w:bidi="en_US"/>
-          </w:rPr>
-          <w:rPr>
-            <w:color w:val="0000EE"/>
-            <w:u w:val="single"/>
-          </w:rPr>
-          <w:t>Nehemiah 2:10</w:t>
-        </w:r>
-      </w:hyperlink>
+      <w:r>
+        <w:rPr>
+          <w:lang w:val="en_US" w:bidi="en_US"/>
+        </w:rPr>
+        <w:t>Nehemiah 2:10</w:t>
+      </w:r>
       <w:r>
         <w:rPr>
           <w:lang w:val="en_US" w:bidi="en_US"/>
         </w:rPr>
         <w:t xml:space="preserve">, </w:t>
       </w:r>
-      <w:hyperlink r:id="rId52">
-        <w:r>
-          <w:rPr>
-            <w:lang w:val="en_US" w:bidi="en_US"/>
-          </w:rPr>
-          <w:rPr>
-            <w:color w:val="0000EE"/>
-            <w:u w:val="single"/>
-          </w:rPr>
-          <w:t>19</w:t>
-        </w:r>
-      </w:hyperlink>
+      <w:r>
+        <w:rPr>
+          <w:lang w:val="en_US" w:bidi="en_US"/>
+        </w:rPr>
+        <w:t>19</w:t>
+      </w:r>
       <w:r>
         <w:rPr>
           <w:lang w:val="en_US" w:bidi="en_US"/>
         </w:rPr>
         <w:t xml:space="preserve">; </w:t>
       </w:r>
-      <w:hyperlink r:id="rId304">
-        <w:r>
-          <w:rPr>
-            <w:lang w:val="en_US" w:bidi="en_US"/>
-          </w:rPr>
-          <w:rPr>
-            <w:color w:val="0000EE"/>
-            <w:u w:val="single"/>
-          </w:rPr>
-          <w:t>4:1</w:t>
-        </w:r>
-      </w:hyperlink>
+      <w:r>
+        <w:rPr>
+          <w:lang w:val="en_US" w:bidi="en_US"/>
+        </w:rPr>
+        <w:t>4:1</w:t>
+      </w:r>
       <w:r>
         <w:rPr>
           <w:lang w:val="en_US" w:bidi="en_US"/>
         </w:rPr>
         <w:t xml:space="preserve">). Tobiah's use of the storeroom reduced space for storing tithes and gifts for temple workers (compare </w:t>
       </w:r>
-      <w:hyperlink r:id="rId305">
-        <w:r>
-          <w:rPr>
-            <w:lang w:val="en_US" w:bidi="en_US"/>
-          </w:rPr>
-          <w:rPr>
-            <w:color w:val="0000EE"/>
-            <w:u w:val="single"/>
-          </w:rPr>
-          <w:t>Nehemiah 10:39</w:t>
-        </w:r>
-      </w:hyperlink>
+      <w:r>
+        <w:rPr>
+          <w:lang w:val="en_US" w:bidi="en_US"/>
+        </w:rPr>
+        <w:t>Nehemiah 10:39</w:t>
+      </w:r>
       <w:r>
         <w:rPr>
           <w:lang w:val="en_US" w:bidi="en_US"/>
         </w:rPr>
         <w:t xml:space="preserve">; </w:t>
       </w:r>
-      <w:hyperlink r:id="rId306">
-        <w:r>
-          <w:rPr>
-            <w:lang w:val="en_US" w:bidi="en_US"/>
-          </w:rPr>
-          <w:rPr>
-            <w:color w:val="0000EE"/>
-            <w:u w:val="single"/>
-          </w:rPr>
-          <w:t>13:10–12</w:t>
-        </w:r>
-      </w:hyperlink>
+      <w:r>
+        <w:rPr>
+          <w:lang w:val="en_US" w:bidi="en_US"/>
+        </w:rPr>
+        <w:t>13:10–12</w:t>
+      </w:r>
       <w:r>
         <w:rPr>
           <w:lang w:val="en_US" w:bidi="en_US"/>
         </w:rPr>
         <w:t xml:space="preserve">; </w:t>
       </w:r>
-      <w:hyperlink r:id="rId307">
-        <w:r>
-          <w:rPr>
-            <w:lang w:val="en_US" w:bidi="en_US"/>
-          </w:rPr>
-          <w:rPr>
-            <w:color w:val="0000EE"/>
-            <w:u w:val="single"/>
-          </w:rPr>
-          <w:t>2 Chronicles 31:11</w:t>
-        </w:r>
-      </w:hyperlink>
+      <w:r>
+        <w:rPr>
+          <w:lang w:val="en_US" w:bidi="en_US"/>
+        </w:rPr>
+        <w:t>2 Chronicles 31:11</w:t>
+      </w:r>
       <w:r>
         <w:rPr>
           <w:lang w:val="en_US" w:bidi="en_US"/>
         </w:rPr>
         <w:t>) and limited space for supplies needed for regular worship at the temple (</w:t>
       </w:r>
-      <w:hyperlink r:id="rId308">
-        <w:r>
-          <w:rPr>
-            <w:lang w:val="en_US" w:bidi="en_US"/>
-          </w:rPr>
-          <w:rPr>
-            <w:color w:val="0000EE"/>
-            <w:u w:val="single"/>
-          </w:rPr>
-          <w:t>Leviticus 2</w:t>
-        </w:r>
-      </w:hyperlink>
+      <w:r>
+        <w:rPr>
+          <w:lang w:val="en_US" w:bidi="en_US"/>
+        </w:rPr>
+        <w:t>Leviticus 2</w:t>
+      </w:r>
       <w:r>
         <w:rPr>
           <w:lang w:val="en_US" w:bidi="en_US"/>
@@ -15505,90 +13603,60 @@
         </w:rPr>
         <w:t xml:space="preserve">Eliashib the priest (see </w:t>
       </w:r>
-      <w:hyperlink r:id="rId45">
-        <w:r>
-          <w:rPr>
-            <w:lang w:val="en_US" w:bidi="en_US"/>
-          </w:rPr>
-          <w:rPr>
-            <w:color w:val="0000EE"/>
-            <w:u w:val="single"/>
-          </w:rPr>
-          <w:t>Nehemiah 12:10</w:t>
-        </w:r>
-      </w:hyperlink>
+      <w:r>
+        <w:rPr>
+          <w:lang w:val="en_US" w:bidi="en_US"/>
+        </w:rPr>
+        <w:t>Nehemiah 12:10</w:t>
+      </w:r>
       <w:r>
         <w:rPr>
           <w:lang w:val="en_US" w:bidi="en_US"/>
         </w:rPr>
         <w:t xml:space="preserve">, </w:t>
       </w:r>
-      <w:hyperlink r:id="rId309">
-        <w:r>
-          <w:rPr>
-            <w:lang w:val="en_US" w:bidi="en_US"/>
-          </w:rPr>
-          <w:rPr>
-            <w:color w:val="0000EE"/>
-            <w:u w:val="single"/>
-          </w:rPr>
-          <w:t>22</w:t>
-        </w:r>
-      </w:hyperlink>
+      <w:r>
+        <w:rPr>
+          <w:lang w:val="en_US" w:bidi="en_US"/>
+        </w:rPr>
+        <w:t>22</w:t>
+      </w:r>
       <w:r>
         <w:rPr>
           <w:lang w:val="en_US" w:bidi="en_US"/>
         </w:rPr>
         <w:t xml:space="preserve">; </w:t>
       </w:r>
-      <w:hyperlink r:id="rId269">
-        <w:r>
-          <w:rPr>
-            <w:lang w:val="en_US" w:bidi="en_US"/>
-          </w:rPr>
-          <w:rPr>
-            <w:color w:val="0000EE"/>
-            <w:u w:val="single"/>
-          </w:rPr>
-          <w:t>13:28</w:t>
-        </w:r>
-      </w:hyperlink>
+      <w:r>
+        <w:rPr>
+          <w:lang w:val="en_US" w:bidi="en_US"/>
+        </w:rPr>
+        <w:t>13:28</w:t>
+      </w:r>
       <w:r>
         <w:rPr>
           <w:lang w:val="en_US" w:bidi="en_US"/>
         </w:rPr>
         <w:t>) had stopped excluding the Ammonites and Moabites (</w:t>
       </w:r>
-      <w:hyperlink r:id="rId291">
-        <w:r>
-          <w:rPr>
-            <w:lang w:val="en_US" w:bidi="en_US"/>
-          </w:rPr>
-          <w:rPr>
-            <w:color w:val="0000EE"/>
-            <w:u w:val="single"/>
-          </w:rPr>
-          <w:t>13:1</w:t>
-        </w:r>
-      </w:hyperlink>
+      <w:r>
+        <w:rPr>
+          <w:lang w:val="en_US" w:bidi="en_US"/>
+        </w:rPr>
+        <w:t>13:1</w:t>
+      </w:r>
       <w:r>
         <w:rPr>
           <w:lang w:val="en_US" w:bidi="en_US"/>
         </w:rPr>
         <w:t>). The people also stopped giving their tithes to the Levites (</w:t>
       </w:r>
-      <w:hyperlink r:id="rId306">
-        <w:r>
-          <w:rPr>
-            <w:lang w:val="en_US" w:bidi="en_US"/>
-          </w:rPr>
-          <w:rPr>
-            <w:color w:val="0000EE"/>
-            <w:u w:val="single"/>
-          </w:rPr>
-          <w:t>Nehemiah 13:10–12</w:t>
-        </w:r>
-      </w:hyperlink>
+      <w:r>
+        <w:rPr>
+          <w:lang w:val="en_US" w:bidi="en_US"/>
+        </w:rPr>
+        <w:t>Nehemiah 13:10–12</w:t>
+      </w:r>
       <w:r>
         <w:rPr>
           <w:lang w:val="en_US" w:bidi="en_US"/>
@@ -15643,18 +13711,12 @@
         </w:rPr>
         <w:t>Nehemiah went back to Persia after serving in Jerusalem for twelve years, from 445 to 433 BC. The text does not specify how long he stayed in Persia, but it was likely no more than a year or two. When he returned to Jerusalem, he discovered Tobiah living in the temple storeroom (</w:t>
       </w:r>
-      <w:hyperlink r:id="rId310">
-        <w:r>
-          <w:rPr>
-            <w:lang w:val="en_US" w:bidi="en_US"/>
-          </w:rPr>
-          <w:rPr>
-            <w:color w:val="0000EE"/>
-            <w:u w:val="single"/>
-          </w:rPr>
-          <w:t>Nehemiah 13:1–5</w:t>
-        </w:r>
-      </w:hyperlink>
+      <w:r>
+        <w:rPr>
+          <w:lang w:val="en_US" w:bidi="en_US"/>
+        </w:rPr>
+        <w:t>Nehemiah 13:1–5</w:t>
+      </w:r>
       <w:r>
         <w:rPr>
           <w:lang w:val="en_US" w:bidi="en_US"/>
@@ -15756,18 +13818,12 @@
         </w:rPr>
         <w:t>The clothes that the priests and Levites wore (</w:t>
       </w:r>
-      <w:hyperlink r:id="rId311">
-        <w:r>
-          <w:rPr>
-            <w:lang w:val="en_US" w:bidi="en_US"/>
-          </w:rPr>
-          <w:rPr>
-            <w:color w:val="0000EE"/>
-            <w:u w:val="single"/>
-          </w:rPr>
-          <w:t>Exodus 29</w:t>
-        </w:r>
-      </w:hyperlink>
+      <w:r>
+        <w:rPr>
+          <w:lang w:val="en_US" w:bidi="en_US"/>
+        </w:rPr>
+        <w:t>Exodus 29</w:t>
+      </w:r>
       <w:r>
         <w:rPr>
           <w:lang w:val="en_US" w:bidi="en_US"/>
@@ -15792,18 +13848,12 @@
         </w:rPr>
         <w:t>The priests themselves (</w:t>
       </w:r>
-      <w:hyperlink r:id="rId312">
-        <w:r>
-          <w:rPr>
-            <w:lang w:val="en_US" w:bidi="en_US"/>
-          </w:rPr>
-          <w:rPr>
-            <w:color w:val="0000EE"/>
-            <w:u w:val="single"/>
-          </w:rPr>
-          <w:t>Leviticus 8–9</w:t>
-        </w:r>
-      </w:hyperlink>
+      <w:r>
+        <w:rPr>
+          <w:lang w:val="en_US" w:bidi="en_US"/>
+        </w:rPr>
+        <w:t>Leviticus 8–9</w:t>
+      </w:r>
       <w:r>
         <w:rPr>
           <w:lang w:val="en_US" w:bidi="en_US"/>
@@ -15828,18 +13878,12 @@
         </w:rPr>
         <w:t>The temple building and altars (</w:t>
       </w:r>
-      <w:hyperlink r:id="rId313">
-        <w:r>
-          <w:rPr>
-            <w:lang w:val="en_US" w:bidi="en_US"/>
-          </w:rPr>
-          <w:rPr>
-            <w:color w:val="0000EE"/>
-            <w:u w:val="single"/>
-          </w:rPr>
-          <w:t>Leviticus 16:15–33</w:t>
-        </w:r>
-      </w:hyperlink>
+      <w:r>
+        <w:rPr>
+          <w:lang w:val="en_US" w:bidi="en_US"/>
+        </w:rPr>
+        <w:t>Leviticus 16:15–33</w:t>
+      </w:r>
       <w:r>
         <w:rPr>
           <w:lang w:val="en_US" w:bidi="en_US"/>
@@ -15864,18 +13908,12 @@
         </w:rPr>
         <w:t>All the holy items (</w:t>
       </w:r>
-      <w:hyperlink r:id="rId296">
-        <w:r>
-          <w:rPr>
-            <w:lang w:val="en_US" w:bidi="en_US"/>
-          </w:rPr>
-          <w:rPr>
-            <w:color w:val="0000EE"/>
-            <w:u w:val="single"/>
-          </w:rPr>
-          <w:t>1 Chronicles 23:28</w:t>
-        </w:r>
-      </w:hyperlink>
+      <w:r>
+        <w:rPr>
+          <w:lang w:val="en_US" w:bidi="en_US"/>
+        </w:rPr>
+        <w:t>1 Chronicles 23:28</w:t>
+      </w:r>
       <w:r>
         <w:rPr>
           <w:lang w:val="en_US" w:bidi="en_US"/>
@@ -15896,36 +13934,24 @@
         </w:rPr>
         <w:t xml:space="preserve">They were all purified (compare </w:t>
       </w:r>
-      <w:hyperlink r:id="rId314">
-        <w:r>
-          <w:rPr>
-            <w:lang w:val="en_US" w:bidi="en_US"/>
-          </w:rPr>
-          <w:rPr>
-            <w:color w:val="0000EE"/>
-            <w:u w:val="single"/>
-          </w:rPr>
-          <w:t>2 Chronicles 29:5</w:t>
-        </w:r>
-      </w:hyperlink>
+      <w:r>
+        <w:rPr>
+          <w:lang w:val="en_US" w:bidi="en_US"/>
+        </w:rPr>
+        <w:t>2 Chronicles 29:5</w:t>
+      </w:r>
       <w:r>
         <w:rPr>
           <w:lang w:val="en_US" w:bidi="en_US"/>
         </w:rPr>
         <w:t xml:space="preserve">, </w:t>
       </w:r>
-      <w:hyperlink r:id="rId315">
-        <w:r>
-          <w:rPr>
-            <w:lang w:val="en_US" w:bidi="en_US"/>
-          </w:rPr>
-          <w:rPr>
-            <w:color w:val="0000EE"/>
-            <w:u w:val="single"/>
-          </w:rPr>
-          <w:t>15–19</w:t>
-        </w:r>
-      </w:hyperlink>
+      <w:r>
+        <w:rPr>
+          <w:lang w:val="en_US" w:bidi="en_US"/>
+        </w:rPr>
+        <w:t>15–19</w:t>
+      </w:r>
       <w:r>
         <w:rPr>
           <w:lang w:val="en_US" w:bidi="en_US"/>
@@ -15980,72 +14006,48 @@
         </w:rPr>
         <w:t>Because Tobiah used the storeroom, there was no space to store tithes for feeding the Levites and temple singers (</w:t>
       </w:r>
-      <w:hyperlink r:id="rId240">
-        <w:r>
-          <w:rPr>
-            <w:lang w:val="en_US" w:bidi="en_US"/>
-          </w:rPr>
-          <w:rPr>
-            <w:color w:val="0000EE"/>
-            <w:u w:val="single"/>
-          </w:rPr>
-          <w:t>Numbers 18:21–24</w:t>
-        </w:r>
-      </w:hyperlink>
+      <w:r>
+        <w:rPr>
+          <w:lang w:val="en_US" w:bidi="en_US"/>
+        </w:rPr>
+        <w:t>Numbers 18:21–24</w:t>
+      </w:r>
       <w:r>
         <w:rPr>
           <w:lang w:val="en_US" w:bidi="en_US"/>
         </w:rPr>
         <w:t xml:space="preserve">; see </w:t>
       </w:r>
-      <w:hyperlink r:id="rId290">
-        <w:r>
-          <w:rPr>
-            <w:lang w:val="en_US" w:bidi="en_US"/>
-          </w:rPr>
-          <w:rPr>
-            <w:color w:val="0000EE"/>
-            <w:u w:val="single"/>
-          </w:rPr>
-          <w:t>Nehemiah 12:44</w:t>
-        </w:r>
-      </w:hyperlink>
+      <w:r>
+        <w:rPr>
+          <w:lang w:val="en_US" w:bidi="en_US"/>
+        </w:rPr>
+        <w:t>Nehemiah 12:44</w:t>
+      </w:r>
       <w:r>
         <w:rPr>
           <w:lang w:val="en_US" w:bidi="en_US"/>
         </w:rPr>
         <w:t xml:space="preserve">, </w:t>
       </w:r>
-      <w:hyperlink r:id="rId316">
-        <w:r>
-          <w:rPr>
-            <w:lang w:val="en_US" w:bidi="en_US"/>
-          </w:rPr>
-          <w:rPr>
-            <w:color w:val="0000EE"/>
-            <w:u w:val="single"/>
-          </w:rPr>
-          <w:t>47</w:t>
-        </w:r>
-      </w:hyperlink>
+      <w:r>
+        <w:rPr>
+          <w:lang w:val="en_US" w:bidi="en_US"/>
+        </w:rPr>
+        <w:t>47</w:t>
+      </w:r>
       <w:r>
         <w:rPr>
           <w:lang w:val="en_US" w:bidi="en_US"/>
         </w:rPr>
         <w:t>). They had to farm outside Jerusalem (</w:t>
       </w:r>
-      <w:hyperlink r:id="rId317">
-        <w:r>
-          <w:rPr>
-            <w:lang w:val="en_US" w:bidi="en_US"/>
-          </w:rPr>
-          <w:rPr>
-            <w:color w:val="0000EE"/>
-            <w:u w:val="single"/>
-          </w:rPr>
-          <w:t>Nehemiah 12:28–29</w:t>
-        </w:r>
-      </w:hyperlink>
+      <w:r>
+        <w:rPr>
+          <w:lang w:val="en_US" w:bidi="en_US"/>
+        </w:rPr>
+        <w:t>Nehemiah 12:28–29</w:t>
+      </w:r>
       <w:r>
         <w:rPr>
           <w:lang w:val="en_US" w:bidi="en_US"/>
@@ -16113,18 +14115,12 @@
         </w:rPr>
         <w:t xml:space="preserve"> Compare </w:t>
       </w:r>
-      <w:hyperlink r:id="rId318">
-        <w:r>
-          <w:rPr>
-            <w:lang w:val="en_US" w:bidi="en_US"/>
-          </w:rPr>
-          <w:rPr>
-            <w:color w:val="0000EE"/>
-            <w:u w:val="single"/>
-          </w:rPr>
-          <w:t>Acts 6:1–6</w:t>
-        </w:r>
-      </w:hyperlink>
+      <w:r>
+        <w:rPr>
+          <w:lang w:val="en_US" w:bidi="en_US"/>
+        </w:rPr>
+        <w:t>Acts 6:1–6</w:t>
+      </w:r>
       <w:r>
         <w:rPr>
           <w:lang w:val="en_US" w:bidi="en_US"/>
@@ -16179,54 +14175,36 @@
         </w:rPr>
         <w:t xml:space="preserve">Nehemiah asked God to remember his good deeds and not abandon him when he needed help. He likely faced opposition from those he corrected. See similar mentions in </w:t>
       </w:r>
-      <w:hyperlink r:id="rId72">
-        <w:r>
-          <w:rPr>
-            <w:lang w:val="en_US" w:bidi="en_US"/>
-          </w:rPr>
-          <w:rPr>
-            <w:color w:val="0000EE"/>
-            <w:u w:val="single"/>
-          </w:rPr>
-          <w:t>Nehemiah 13:22</w:t>
-        </w:r>
-      </w:hyperlink>
+      <w:r>
+        <w:rPr>
+          <w:lang w:val="en_US" w:bidi="en_US"/>
+        </w:rPr>
+        <w:t>Nehemiah 13:22</w:t>
+      </w:r>
       <w:r>
         <w:rPr>
           <w:lang w:val="en_US" w:bidi="en_US"/>
         </w:rPr>
         <w:t xml:space="preserve">, </w:t>
       </w:r>
-      <w:hyperlink r:id="rId73">
-        <w:r>
-          <w:rPr>
-            <w:lang w:val="en_US" w:bidi="en_US"/>
-          </w:rPr>
-          <w:rPr>
-            <w:color w:val="0000EE"/>
-            <w:u w:val="single"/>
-          </w:rPr>
-          <w:t>29</w:t>
-        </w:r>
-      </w:hyperlink>
+      <w:r>
+        <w:rPr>
+          <w:lang w:val="en_US" w:bidi="en_US"/>
+        </w:rPr>
+        <w:t>29</w:t>
+      </w:r>
       <w:r>
         <w:rPr>
           <w:lang w:val="en_US" w:bidi="en_US"/>
         </w:rPr>
         <w:t xml:space="preserve">, </w:t>
       </w:r>
-      <w:hyperlink r:id="rId74">
-        <w:r>
-          <w:rPr>
-            <w:lang w:val="en_US" w:bidi="en_US"/>
-          </w:rPr>
-          <w:rPr>
-            <w:color w:val="0000EE"/>
-            <w:u w:val="single"/>
-          </w:rPr>
-          <w:t>31</w:t>
-        </w:r>
-      </w:hyperlink>
+      <w:r>
+        <w:rPr>
+          <w:lang w:val="en_US" w:bidi="en_US"/>
+        </w:rPr>
+        <w:t>31</w:t>
+      </w:r>
       <w:r>
         <w:rPr>
           <w:lang w:val="en_US" w:bidi="en_US"/>
@@ -16281,72 +14259,48 @@
         </w:rPr>
         <w:t>People were to stop working on the Sabbath to keep it holy (</w:t>
       </w:r>
-      <w:hyperlink r:id="rId220">
-        <w:r>
-          <w:rPr>
-            <w:lang w:val="en_US" w:bidi="en_US"/>
-          </w:rPr>
-          <w:rPr>
-            <w:color w:val="0000EE"/>
-            <w:u w:val="single"/>
-          </w:rPr>
-          <w:t>Exodus 20:8–11</w:t>
-        </w:r>
-      </w:hyperlink>
+      <w:r>
+        <w:rPr>
+          <w:lang w:val="en_US" w:bidi="en_US"/>
+        </w:rPr>
+        <w:t>Exodus 20:8–11</w:t>
+      </w:r>
       <w:r>
         <w:rPr>
           <w:lang w:val="en_US" w:bidi="en_US"/>
         </w:rPr>
         <w:t xml:space="preserve">; </w:t>
       </w:r>
-      <w:hyperlink r:id="rId319">
-        <w:r>
-          <w:rPr>
-            <w:lang w:val="en_US" w:bidi="en_US"/>
-          </w:rPr>
-          <w:rPr>
-            <w:color w:val="0000EE"/>
-            <w:u w:val="single"/>
-          </w:rPr>
-          <w:t>31:14–17</w:t>
-        </w:r>
-      </w:hyperlink>
+      <w:r>
+        <w:rPr>
+          <w:lang w:val="en_US" w:bidi="en_US"/>
+        </w:rPr>
+        <w:t>31:14–17</w:t>
+      </w:r>
       <w:r>
         <w:rPr>
           <w:lang w:val="en_US" w:bidi="en_US"/>
         </w:rPr>
         <w:t xml:space="preserve">; </w:t>
       </w:r>
-      <w:hyperlink r:id="rId320">
-        <w:r>
-          <w:rPr>
-            <w:lang w:val="en_US" w:bidi="en_US"/>
-          </w:rPr>
-          <w:rPr>
-            <w:color w:val="0000EE"/>
-            <w:u w:val="single"/>
-          </w:rPr>
-          <w:t>35:2–3</w:t>
-        </w:r>
-      </w:hyperlink>
+      <w:r>
+        <w:rPr>
+          <w:lang w:val="en_US" w:bidi="en_US"/>
+        </w:rPr>
+        <w:t>35:2–3</w:t>
+      </w:r>
       <w:r>
         <w:rPr>
           <w:lang w:val="en_US" w:bidi="en_US"/>
         </w:rPr>
         <w:t xml:space="preserve">; </w:t>
       </w:r>
-      <w:hyperlink r:id="rId321">
-        <w:r>
-          <w:rPr>
-            <w:lang w:val="en_US" w:bidi="en_US"/>
-          </w:rPr>
-          <w:rPr>
-            <w:color w:val="0000EE"/>
-            <w:u w:val="single"/>
-          </w:rPr>
-          <w:t>Jeremiah 17:19–27</w:t>
-        </w:r>
-      </w:hyperlink>
+      <w:r>
+        <w:rPr>
+          <w:lang w:val="en_US" w:bidi="en_US"/>
+        </w:rPr>
+        <w:t>Jeremiah 17:19–27</w:t>
+      </w:r>
       <w:r>
         <w:rPr>
           <w:lang w:val="en_US" w:bidi="en_US"/>
@@ -16401,36 +14355,24 @@
         </w:rPr>
         <w:t>Nehemiah made two more changes to bring back correct Sabbath observance (</w:t>
       </w:r>
-      <w:hyperlink r:id="rId218">
-        <w:r>
-          <w:rPr>
-            <w:lang w:val="en_US" w:bidi="en_US"/>
-          </w:rPr>
-          <w:rPr>
-            <w:color w:val="0000EE"/>
-            <w:u w:val="single"/>
-          </w:rPr>
-          <w:t>Nehemiah 13:15–22</w:t>
-        </w:r>
-      </w:hyperlink>
+      <w:r>
+        <w:rPr>
+          <w:lang w:val="en_US" w:bidi="en_US"/>
+        </w:rPr>
+        <w:t>Nehemiah 13:15–22</w:t>
+      </w:r>
       <w:r>
         <w:rPr>
           <w:lang w:val="en_US" w:bidi="en_US"/>
         </w:rPr>
         <w:t>) and correct marriage practices (</w:t>
       </w:r>
-      <w:hyperlink r:id="rId322">
-        <w:r>
-          <w:rPr>
-            <w:lang w:val="en_US" w:bidi="en_US"/>
-          </w:rPr>
-          <w:rPr>
-            <w:color w:val="0000EE"/>
-            <w:u w:val="single"/>
-          </w:rPr>
-          <w:t>13:23–31</w:t>
-        </w:r>
-      </w:hyperlink>
+      <w:r>
+        <w:rPr>
+          <w:lang w:val="en_US" w:bidi="en_US"/>
+        </w:rPr>
+        <w:t>13:23–31</w:t>
+      </w:r>
       <w:r>
         <w:rPr>
           <w:lang w:val="en_US" w:bidi="en_US"/>
@@ -16588,54 +14530,36 @@
         </w:rPr>
         <w:t>The earlier marriage reforms (</w:t>
       </w:r>
-      <w:hyperlink r:id="rId215">
-        <w:r>
-          <w:rPr>
-            <w:lang w:val="en_US" w:bidi="en_US"/>
-          </w:rPr>
-          <w:rPr>
-            <w:color w:val="0000EE"/>
-            <w:u w:val="single"/>
-          </w:rPr>
-          <w:t>Nehemiah 9:2</w:t>
-        </w:r>
-      </w:hyperlink>
+      <w:r>
+        <w:rPr>
+          <w:lang w:val="en_US" w:bidi="en_US"/>
+        </w:rPr>
+        <w:t>Nehemiah 9:2</w:t>
+      </w:r>
       <w:r>
         <w:rPr>
           <w:lang w:val="en_US" w:bidi="en_US"/>
         </w:rPr>
         <w:t xml:space="preserve">; </w:t>
       </w:r>
-      <w:hyperlink r:id="rId323">
-        <w:r>
-          <w:rPr>
-            <w:lang w:val="en_US" w:bidi="en_US"/>
-          </w:rPr>
-          <w:rPr>
-            <w:color w:val="0000EE"/>
-            <w:u w:val="single"/>
-          </w:rPr>
-          <w:t>10:28</w:t>
-        </w:r>
-      </w:hyperlink>
+      <w:r>
+        <w:rPr>
+          <w:lang w:val="en_US" w:bidi="en_US"/>
+        </w:rPr>
+        <w:t>10:28</w:t>
+      </w:r>
       <w:r>
         <w:rPr>
           <w:lang w:val="en_US" w:bidi="en_US"/>
         </w:rPr>
         <w:t xml:space="preserve">; </w:t>
       </w:r>
-      <w:hyperlink r:id="rId167">
-        <w:r>
-          <w:rPr>
-            <w:lang w:val="en_US" w:bidi="en_US"/>
-          </w:rPr>
-          <w:rPr>
-            <w:color w:val="0000EE"/>
-            <w:u w:val="single"/>
-          </w:rPr>
-          <w:t>Ezra 9:1–10:44</w:t>
-        </w:r>
-      </w:hyperlink>
+      <w:r>
+        <w:rPr>
+          <w:lang w:val="en_US" w:bidi="en_US"/>
+        </w:rPr>
+        <w:t>Ezra 9:1–10:44</w:t>
+      </w:r>
       <w:r>
         <w:rPr>
           <w:lang w:val="en_US" w:bidi="en_US"/>
@@ -16767,18 +14691,12 @@
         </w:rPr>
         <w:t>King Solomon led the nation into sin through his foreign wives (</w:t>
       </w:r>
-      <w:hyperlink r:id="rId324">
-        <w:r>
-          <w:rPr>
-            <w:lang w:val="en_US" w:bidi="en_US"/>
-          </w:rPr>
-          <w:rPr>
-            <w:color w:val="0000EE"/>
-            <w:u w:val="single"/>
-          </w:rPr>
-          <w:t>1 Kings 11</w:t>
-        </w:r>
-      </w:hyperlink>
+      <w:r>
+        <w:rPr>
+          <w:lang w:val="en_US" w:bidi="en_US"/>
+        </w:rPr>
+        <w:t>1 Kings 11</w:t>
+      </w:r>
       <w:r>
         <w:rPr>
           <w:lang w:val="en_US" w:bidi="en_US"/>
@@ -16833,18 +14751,12 @@
         </w:rPr>
         <w:t xml:space="preserve">Even the family of the high priest, who were meant to be Israel’s spiritual leaders, participated in the sin of intermarriage with unbelieving foreigners (compare </w:t>
       </w:r>
-      <w:hyperlink r:id="rId325">
-        <w:r>
-          <w:rPr>
-            <w:lang w:val="en_US" w:bidi="en_US"/>
-          </w:rPr>
-          <w:rPr>
-            <w:color w:val="0000EE"/>
-            <w:u w:val="single"/>
-          </w:rPr>
-          <w:t>Leviticus 21:14</w:t>
-        </w:r>
-      </w:hyperlink>
+      <w:r>
+        <w:rPr>
+          <w:lang w:val="en_US" w:bidi="en_US"/>
+        </w:rPr>
+        <w:t>Leviticus 21:14</w:t>
+      </w:r>
       <w:r>
         <w:rPr>
           <w:lang w:val="en_US" w:bidi="en_US"/>
